--- a/frontend/OneGemmy_Frontend_SRS.docx
+++ b/frontend/OneGemmy_Frontend_SRS.docx
@@ -87,7 +87,7 @@
           <w:color w:val="666666"/>
           <w:sz w:val="24"/>
         </w:rPr>
-        <w:t>Version: 1.0</w:t>
+        <w:t>Version: 1.1</w:t>
       </w:r>
     </w:p>
     <w:p>
@@ -340,6 +340,7 @@
               <w:rPr>
                 <w:sz w:val="20"/>
               </w:rPr>
+              <w:t>1.1</w:t>
             </w:r>
           </w:p>
         </w:tc>
@@ -353,6 +354,7 @@
               <w:rPr>
                 <w:sz w:val="20"/>
               </w:rPr>
+              <w:t>July 2026</w:t>
             </w:r>
           </w:p>
         </w:tc>
@@ -366,6 +368,7 @@
               <w:rPr>
                 <w:sz w:val="20"/>
               </w:rPr>
+              <w:t>Gemmy Connect Ltd</w:t>
             </w:r>
           </w:p>
         </w:tc>
@@ -379,6 +382,7 @@
               <w:rPr>
                 <w:sz w:val="20"/>
               </w:rPr>
+              <w:t>Added Sales module</w:t>
             </w:r>
           </w:p>
         </w:tc>
@@ -429,7 +433,7 @@
     </w:p>
     <w:p>
       <w:r>
-        <w:t>The frontend provides dashboards, data visualization, form inputs, and interactive components for managing business operations including finances, inventory, employees, projects, CRM, and reporting.</w:t>
+        <w:t>The frontend provides dashboards, data visualization, form inputs, and interactive components for managing business operations including sales, finances, inventory, employees, projects, CRM, and reporting.</w:t>
       </w:r>
     </w:p>
     <w:p>
@@ -870,6 +874,64 @@
                 <w:sz w:val="20"/>
               </w:rPr>
               <w:t>Manages business operations, views reports</w:t>
+            </w:r>
+          </w:p>
+        </w:tc>
+      </w:tr>
+      <w:tr>
+        <w:tc>
+          <w:tcPr>
+            <w:tcW w:type="dxa" w:w="2160"/>
+          </w:tcPr>
+          <w:p>
+            <w:r>
+              <w:rPr>
+                <w:sz w:val="20"/>
+              </w:rPr>
+              <w:t>Sales Manager</w:t>
+            </w:r>
+          </w:p>
+        </w:tc>
+        <w:tc>
+          <w:tcPr>
+            <w:tcW w:type="dxa" w:w="7200"/>
+          </w:tcPr>
+          <w:p>
+            <w:r>
+              <w:rPr>
+                <w:sz w:val="20"/>
+              </w:rPr>
+              <w:t>Manages sales team, pipeline, targets, and commissions</w:t>
+            </w:r>
+          </w:p>
+        </w:tc>
+      </w:tr>
+      <w:tr>
+        <w:tc>
+          <w:tcPr>
+            <w:tcW w:type="dxa" w:w="2160"/>
+            <w:shd w:fill="E8F4FD"/>
+          </w:tcPr>
+          <w:p>
+            <w:r>
+              <w:rPr>
+                <w:sz w:val="20"/>
+              </w:rPr>
+              <w:t>Sales Rep</w:t>
+            </w:r>
+          </w:p>
+        </w:tc>
+        <w:tc>
+          <w:tcPr>
+            <w:tcW w:type="dxa" w:w="7200"/>
+            <w:shd w:fill="E8F4FD"/>
+          </w:tcPr>
+          <w:p>
+            <w:r>
+              <w:rPr>
+                <w:sz w:val="20"/>
+              </w:rPr>
+              <w:t>Manages own leads, quotes, orders, and commissions</w:t>
             </w:r>
           </w:p>
         </w:tc>
@@ -1373,7 +1435,7 @@
               <w:rPr>
                 <w:sz w:val="20"/>
               </w:rPr>
-              <w:t>Overview dashboard with KPI widgets (revenue, expenses, profit, tasks)</w:t>
+              <w:t>Overview dashboard with KPI widgets (revenue, expenses, profit, sales, tasks)</w:t>
             </w:r>
           </w:p>
         </w:tc>
@@ -1461,7 +1523,7 @@
               <w:rPr>
                 <w:sz w:val="20"/>
               </w:rPr>
-              <w:t>Quick-action buttons (create invoice, add employee, etc.)</w:t>
+              <w:t>Quick-action buttons (create invoice, add lead, new quote, etc.)</w:t>
             </w:r>
           </w:p>
         </w:tc>
@@ -1519,7 +1581,35 @@
               <w:rPr>
                 <w:sz w:val="20"/>
               </w:rPr>
-              <w:t>Role-specific dashboard views</w:t>
+              <w:t>Role-specific dashboard views (sales dashboard for sales team)</w:t>
+            </w:r>
+          </w:p>
+        </w:tc>
+      </w:tr>
+      <w:tr>
+        <w:tc>
+          <w:tcPr>
+            <w:tcW w:type="dxa" w:w="2160"/>
+          </w:tcPr>
+          <w:p>
+            <w:r>
+              <w:rPr>
+                <w:sz w:val="20"/>
+              </w:rPr>
+              <w:t>FR-DASH-007</w:t>
+            </w:r>
+          </w:p>
+        </w:tc>
+        <w:tc>
+          <w:tcPr>
+            <w:tcW w:type="dxa" w:w="7200"/>
+          </w:tcPr>
+          <w:p>
+            <w:r>
+              <w:rPr>
+                <w:sz w:val="20"/>
+              </w:rPr>
+              <w:t>Sales-specific KPIs (conversion rate, pipeline value, targets vs actuals)</w:t>
             </w:r>
           </w:p>
         </w:tc>
@@ -1533,7 +1623,23 @@
         <w:rPr>
           <w:color w:val="002B5C"/>
         </w:rPr>
-        <w:t>3.3 Financial Management</w:t>
+        <w:t>3.3 Sales Management</w:t>
+      </w:r>
+    </w:p>
+    <w:p>
+      <w:r>
+        <w:t>The Sales module provides comprehensive tools for managing the entire sales lifecycle from lead acquisition to order fulfillment and commission tracking.</w:t>
+      </w:r>
+    </w:p>
+    <w:p>
+      <w:pPr>
+        <w:pStyle w:val="Heading3"/>
+      </w:pPr>
+      <w:r>
+        <w:rPr>
+          <w:color w:val="002B5C"/>
+        </w:rPr>
+        <w:t>3.3.1 Sales Pipeline</w:t>
       </w:r>
     </w:p>
     <w:tbl>
@@ -1597,7 +1703,7 @@
               <w:rPr>
                 <w:sz w:val="20"/>
               </w:rPr>
-              <w:t>FR-FIN-001</w:t>
+              <w:t>FR-SALES-001</w:t>
             </w:r>
           </w:p>
         </w:tc>
@@ -1610,7 +1716,7 @@
               <w:rPr>
                 <w:sz w:val="20"/>
               </w:rPr>
-              <w:t>Invoice creation, editing, and PDF export</w:t>
+              <w:t>Visual sales pipeline with drag-and-drop stages</w:t>
             </w:r>
           </w:p>
         </w:tc>
@@ -1626,7 +1732,7 @@
               <w:rPr>
                 <w:sz w:val="20"/>
               </w:rPr>
-              <w:t>FR-FIN-002</w:t>
+              <w:t>FR-SALES-002</w:t>
             </w:r>
           </w:p>
         </w:tc>
@@ -1640,7 +1746,7 @@
               <w:rPr>
                 <w:sz w:val="20"/>
               </w:rPr>
-              <w:t>Expense tracking with category tagging</w:t>
+              <w:t>Customizable pipeline stages (Lead → Qualified → Proposal → Negotiation → Closed Won/Lost)</w:t>
             </w:r>
           </w:p>
         </w:tc>
@@ -1655,7 +1761,7 @@
               <w:rPr>
                 <w:sz w:val="20"/>
               </w:rPr>
-              <w:t>FR-FIN-003</w:t>
+              <w:t>FR-SALES-003</w:t>
             </w:r>
           </w:p>
         </w:tc>
@@ -1668,7 +1774,7 @@
               <w:rPr>
                 <w:sz w:val="20"/>
               </w:rPr>
-              <w:t>Revenue tracking and reconciliation</w:t>
+              <w:t>Pipeline view with deal cards showing value, contact, and stage</w:t>
             </w:r>
           </w:p>
         </w:tc>
@@ -1684,7 +1790,7 @@
               <w:rPr>
                 <w:sz w:val="20"/>
               </w:rPr>
-              <w:t>FR-FIN-004</w:t>
+              <w:t>FR-SALES-004</w:t>
             </w:r>
           </w:p>
         </w:tc>
@@ -1698,7 +1804,7 @@
               <w:rPr>
                 <w:sz w:val="20"/>
               </w:rPr>
-              <w:t>Payment status tracking (paid, pending, overdue)</w:t>
+              <w:t>Pipeline funnel visualization with conversion rates</w:t>
             </w:r>
           </w:p>
         </w:tc>
@@ -1713,7 +1819,7 @@
               <w:rPr>
                 <w:sz w:val="20"/>
               </w:rPr>
-              <w:t>FR-FIN-005</w:t>
+              <w:t>FR-SALES-005</w:t>
             </w:r>
           </w:p>
         </w:tc>
@@ -1726,7 +1832,7 @@
               <w:rPr>
                 <w:sz w:val="20"/>
               </w:rPr>
-              <w:t>Financial reports (P&amp;L, balance sheet, cash flow)</w:t>
+              <w:t>Filter pipeline by sales rep, date range, value range, and product</w:t>
             </w:r>
           </w:p>
         </w:tc>
@@ -1742,7 +1848,7 @@
               <w:rPr>
                 <w:sz w:val="20"/>
               </w:rPr>
-              <w:t>FR-FIN-006</w:t>
+              <w:t>FR-SALES-006</w:t>
             </w:r>
           </w:p>
         </w:tc>
@@ -1756,7 +1862,7 @@
               <w:rPr>
                 <w:sz w:val="20"/>
               </w:rPr>
-              <w:t>Tax calculation and summaries</w:t>
+              <w:t>Sort deals by value, date, probability, and close date</w:t>
             </w:r>
           </w:p>
         </w:tc>
@@ -1771,7 +1877,7 @@
               <w:rPr>
                 <w:sz w:val="20"/>
               </w:rPr>
-              <w:t>FR-FIN-007</w:t>
+              <w:t>FR-SALES-007</w:t>
             </w:r>
           </w:p>
         </w:tc>
@@ -1784,7 +1890,37 @@
               <w:rPr>
                 <w:sz w:val="20"/>
               </w:rPr>
-              <w:t>Budget management and alerts</w:t>
+              <w:t>Bulk move deals between stages</w:t>
+            </w:r>
+          </w:p>
+        </w:tc>
+      </w:tr>
+      <w:tr>
+        <w:tc>
+          <w:tcPr>
+            <w:tcW w:type="dxa" w:w="2160"/>
+            <w:shd w:fill="E8F4FD"/>
+          </w:tcPr>
+          <w:p>
+            <w:r>
+              <w:rPr>
+                <w:sz w:val="20"/>
+              </w:rPr>
+              <w:t>FR-SALES-008</w:t>
+            </w:r>
+          </w:p>
+        </w:tc>
+        <w:tc>
+          <w:tcPr>
+            <w:tcW w:type="dxa" w:w="7200"/>
+            <w:shd w:fill="E8F4FD"/>
+          </w:tcPr>
+          <w:p>
+            <w:r>
+              <w:rPr>
+                <w:sz w:val="20"/>
+              </w:rPr>
+              <w:t>Pipeline forecast with weighted and unweighted values</w:t>
             </w:r>
           </w:p>
         </w:tc>
@@ -1792,13 +1928,13 @@
     </w:tbl>
     <w:p>
       <w:pPr>
-        <w:pStyle w:val="Heading2"/>
+        <w:pStyle w:val="Heading3"/>
       </w:pPr>
       <w:r>
         <w:rPr>
           <w:color w:val="002B5C"/>
         </w:rPr>
-        <w:t>3.4 Inventory Management</w:t>
+        <w:t>3.3.2 Leads Management</w:t>
       </w:r>
     </w:p>
     <w:tbl>
@@ -1862,7 +1998,7 @@
               <w:rPr>
                 <w:sz w:val="20"/>
               </w:rPr>
-              <w:t>FR-INV-001</w:t>
+              <w:t>FR-SALES-009</w:t>
             </w:r>
           </w:p>
         </w:tc>
@@ -1875,7 +2011,7 @@
               <w:rPr>
                 <w:sz w:val="20"/>
               </w:rPr>
-              <w:t>Product catalog with categories and search</w:t>
+              <w:t>Lead creation with contact details, source, and product interest</w:t>
             </w:r>
           </w:p>
         </w:tc>
@@ -1891,7 +2027,7 @@
               <w:rPr>
                 <w:sz w:val="20"/>
               </w:rPr>
-              <w:t>FR-INV-002</w:t>
+              <w:t>FR-SALES-010</w:t>
             </w:r>
           </w:p>
         </w:tc>
@@ -1905,7 +2041,7 @@
               <w:rPr>
                 <w:sz w:val="20"/>
               </w:rPr>
-              <w:t>Stock level tracking with low-stock alerts</w:t>
+              <w:t>Lead source tracking (website, referral, cold call, social media, advertisement, walk-in)</w:t>
             </w:r>
           </w:p>
         </w:tc>
@@ -1920,7 +2056,7 @@
               <w:rPr>
                 <w:sz w:val="20"/>
               </w:rPr>
-              <w:t>FR-INV-003</w:t>
+              <w:t>FR-SALES-011</w:t>
             </w:r>
           </w:p>
         </w:tc>
@@ -1933,7 +2069,7 @@
               <w:rPr>
                 <w:sz w:val="20"/>
               </w:rPr>
-              <w:t>Purchase order creation and tracking</w:t>
+              <w:t>Lead status management (new, contacted, qualified, unqualified, converted, lost)</w:t>
             </w:r>
           </w:p>
         </w:tc>
@@ -1949,7 +2085,7 @@
               <w:rPr>
                 <w:sz w:val="20"/>
               </w:rPr>
-              <w:t>FR-INV-004</w:t>
+              <w:t>FR-SALES-012</w:t>
             </w:r>
           </w:p>
         </w:tc>
@@ -1963,7 +2099,7 @@
               <w:rPr>
                 <w:sz w:val="20"/>
               </w:rPr>
-              <w:t>Barcode/QR code generation and scanning</w:t>
+              <w:t>Lead scoring (manual and auto-scoring based on engagement)</w:t>
             </w:r>
           </w:p>
         </w:tc>
@@ -1978,7 +2114,7 @@
               <w:rPr>
                 <w:sz w:val="20"/>
               </w:rPr>
-              <w:t>FR-INV-005</w:t>
+              <w:t>FR-SALES-013</w:t>
             </w:r>
           </w:p>
         </w:tc>
@@ -1991,7 +2127,7 @@
               <w:rPr>
                 <w:sz w:val="20"/>
               </w:rPr>
-              <w:t>Warehouse/location management</w:t>
+              <w:t>Lead assignment to sales reps (manual and round-robin)</w:t>
             </w:r>
           </w:p>
         </w:tc>
@@ -2007,7 +2143,7 @@
               <w:rPr>
                 <w:sz w:val="20"/>
               </w:rPr>
-              <w:t>FR-INV-006</w:t>
+              <w:t>FR-SALES-014</w:t>
             </w:r>
           </w:p>
         </w:tc>
@@ -2021,7 +2157,151 @@
               <w:rPr>
                 <w:sz w:val="20"/>
               </w:rPr>
-              <w:t>Inventory valuation reports</w:t>
+              <w:t>Lead import from CSV/Excel</w:t>
+            </w:r>
+          </w:p>
+        </w:tc>
+      </w:tr>
+      <w:tr>
+        <w:tc>
+          <w:tcPr>
+            <w:tcW w:type="dxa" w:w="2160"/>
+          </w:tcPr>
+          <w:p>
+            <w:r>
+              <w:rPr>
+                <w:sz w:val="20"/>
+              </w:rPr>
+              <w:t>FR-SALES-015</w:t>
+            </w:r>
+          </w:p>
+        </w:tc>
+        <w:tc>
+          <w:tcPr>
+            <w:tcW w:type="dxa" w:w="7200"/>
+          </w:tcPr>
+          <w:p>
+            <w:r>
+              <w:rPr>
+                <w:sz w:val="20"/>
+              </w:rPr>
+              <w:t>Lead duplicate detection and merge</w:t>
+            </w:r>
+          </w:p>
+        </w:tc>
+      </w:tr>
+      <w:tr>
+        <w:tc>
+          <w:tcPr>
+            <w:tcW w:type="dxa" w:w="2160"/>
+            <w:shd w:fill="E8F4FD"/>
+          </w:tcPr>
+          <w:p>
+            <w:r>
+              <w:rPr>
+                <w:sz w:val="20"/>
+              </w:rPr>
+              <w:t>FR-SALES-016</w:t>
+            </w:r>
+          </w:p>
+        </w:tc>
+        <w:tc>
+          <w:tcPr>
+            <w:tcW w:type="dxa" w:w="7200"/>
+            <w:shd w:fill="E8F4FD"/>
+          </w:tcPr>
+          <w:p>
+            <w:r>
+              <w:rPr>
+                <w:sz w:val="20"/>
+              </w:rPr>
+              <w:t>Lead activity timeline (calls, emails, meetings, notes)</w:t>
+            </w:r>
+          </w:p>
+        </w:tc>
+      </w:tr>
+      <w:tr>
+        <w:tc>
+          <w:tcPr>
+            <w:tcW w:type="dxa" w:w="2160"/>
+          </w:tcPr>
+          <w:p>
+            <w:r>
+              <w:rPr>
+                <w:sz w:val="20"/>
+              </w:rPr>
+              <w:t>FR-SALES-017</w:t>
+            </w:r>
+          </w:p>
+        </w:tc>
+        <w:tc>
+          <w:tcPr>
+            <w:tcW w:type="dxa" w:w="7200"/>
+          </w:tcPr>
+          <w:p>
+            <w:r>
+              <w:rPr>
+                <w:sz w:val="20"/>
+              </w:rPr>
+              <w:t>Convert lead to deal/contact/customer with one click</w:t>
+            </w:r>
+          </w:p>
+        </w:tc>
+      </w:tr>
+      <w:tr>
+        <w:tc>
+          <w:tcPr>
+            <w:tcW w:type="dxa" w:w="2160"/>
+            <w:shd w:fill="E8F4FD"/>
+          </w:tcPr>
+          <w:p>
+            <w:r>
+              <w:rPr>
+                <w:sz w:val="20"/>
+              </w:rPr>
+              <w:t>FR-SALES-018</w:t>
+            </w:r>
+          </w:p>
+        </w:tc>
+        <w:tc>
+          <w:tcPr>
+            <w:tcW w:type="dxa" w:w="7200"/>
+            <w:shd w:fill="E8F4FD"/>
+          </w:tcPr>
+          <w:p>
+            <w:r>
+              <w:rPr>
+                <w:sz w:val="20"/>
+              </w:rPr>
+              <w:t>Lead search and advanced filtering</w:t>
+            </w:r>
+          </w:p>
+        </w:tc>
+      </w:tr>
+      <w:tr>
+        <w:tc>
+          <w:tcPr>
+            <w:tcW w:type="dxa" w:w="2160"/>
+          </w:tcPr>
+          <w:p>
+            <w:r>
+              <w:rPr>
+                <w:sz w:val="20"/>
+              </w:rPr>
+              <w:t>FR-SALES-019</w:t>
+            </w:r>
+          </w:p>
+        </w:tc>
+        <w:tc>
+          <w:tcPr>
+            <w:tcW w:type="dxa" w:w="7200"/>
+          </w:tcPr>
+          <w:p>
+            <w:r>
+              <w:rPr>
+                <w:sz w:val="20"/>
+              </w:rPr>
+              <w:t>Bulk lead actions (assign, status change, delete)</w:t>
             </w:r>
           </w:p>
         </w:tc>
@@ -2029,13 +2309,13 @@
     </w:tbl>
     <w:p>
       <w:pPr>
-        <w:pStyle w:val="Heading2"/>
+        <w:pStyle w:val="Heading3"/>
       </w:pPr>
       <w:r>
         <w:rPr>
           <w:color w:val="002B5C"/>
         </w:rPr>
-        <w:t>3.5 Human Resources (HR)</w:t>
+        <w:t>3.3.3 Quotes / Proposals</w:t>
       </w:r>
     </w:p>
     <w:tbl>
@@ -2099,7 +2379,7 @@
               <w:rPr>
                 <w:sz w:val="20"/>
               </w:rPr>
-              <w:t>FR-HR-001</w:t>
+              <w:t>FR-SALES-020</w:t>
             </w:r>
           </w:p>
         </w:tc>
@@ -2112,7 +2392,7 @@
               <w:rPr>
                 <w:sz w:val="20"/>
               </w:rPr>
-              <w:t>Employee directory with profiles</w:t>
+              <w:t>Quote creation with line items, quantities, and pricing</w:t>
             </w:r>
           </w:p>
         </w:tc>
@@ -2128,7 +2408,7 @@
               <w:rPr>
                 <w:sz w:val="20"/>
               </w:rPr>
-              <w:t>FR-HR-002</w:t>
+              <w:t>FR-SALES-021</w:t>
             </w:r>
           </w:p>
         </w:tc>
@@ -2142,7 +2422,7 @@
               <w:rPr>
                 <w:sz w:val="20"/>
               </w:rPr>
-              <w:t>Attendance tracking and timesheets</w:t>
+              <w:t>Quote templates with company branding (logo, colors, terms)</w:t>
             </w:r>
           </w:p>
         </w:tc>
@@ -2157,7 +2437,7 @@
               <w:rPr>
                 <w:sz w:val="20"/>
               </w:rPr>
-              <w:t>FR-HR-003</w:t>
+              <w:t>FR-SALES-022</w:t>
             </w:r>
           </w:p>
         </w:tc>
@@ -2170,7 +2450,7 @@
               <w:rPr>
                 <w:sz w:val="20"/>
               </w:rPr>
-              <w:t>Leave management (request, approve, reject)</w:t>
+              <w:t>Quote PDF generation and download</w:t>
             </w:r>
           </w:p>
         </w:tc>
@@ -2186,7 +2466,7 @@
               <w:rPr>
                 <w:sz w:val="20"/>
               </w:rPr>
-              <w:t>FR-HR-004</w:t>
+              <w:t>FR-SALES-023</w:t>
             </w:r>
           </w:p>
         </w:tc>
@@ -2200,7 +2480,7 @@
               <w:rPr>
                 <w:sz w:val="20"/>
               </w:rPr>
-              <w:t>Payroll summary view</w:t>
+              <w:t>Quote email sending directly from the app</w:t>
             </w:r>
           </w:p>
         </w:tc>
@@ -2215,7 +2495,7 @@
               <w:rPr>
                 <w:sz w:val="20"/>
               </w:rPr>
-              <w:t>FR-HR-005</w:t>
+              <w:t>FR-SALES-024</w:t>
             </w:r>
           </w:p>
         </w:tc>
@@ -2228,7 +2508,7 @@
               <w:rPr>
                 <w:sz w:val="20"/>
               </w:rPr>
-              <w:t>Performance reviews</w:t>
+              <w:t>Quote versioning (track revisions)</w:t>
             </w:r>
           </w:p>
         </w:tc>
@@ -2244,7 +2524,7 @@
               <w:rPr>
                 <w:sz w:val="20"/>
               </w:rPr>
-              <w:t>FR-HR-006</w:t>
+              <w:t>FR-SALES-025</w:t>
             </w:r>
           </w:p>
         </w:tc>
@@ -2258,7 +2538,7 @@
               <w:rPr>
                 <w:sz w:val="20"/>
               </w:rPr>
-              <w:t>Department and designation management</w:t>
+              <w:t>Quote status tracking (draft, sent, viewed, accepted, rejected, expired)</w:t>
             </w:r>
           </w:p>
         </w:tc>
@@ -2273,7 +2553,7 @@
               <w:rPr>
                 <w:sz w:val="20"/>
               </w:rPr>
-              <w:t>FR-HR-007</w:t>
+              <w:t>FR-SALES-026</w:t>
             </w:r>
           </w:p>
         </w:tc>
@@ -2286,7 +2566,153 @@
               <w:rPr>
                 <w:sz w:val="20"/>
               </w:rPr>
-              <w:t>Document management (contracts, IDs)</w:t>
+              <w:t>Quote validity period with auto-expiry</w:t>
+            </w:r>
+          </w:p>
+        </w:tc>
+      </w:tr>
+      <w:tr>
+        <w:tc>
+          <w:tcPr>
+            <w:tcW w:type="dxa" w:w="2160"/>
+            <w:shd w:fill="E8F4FD"/>
+          </w:tcPr>
+          <w:p>
+            <w:r>
+              <w:rPr>
+                <w:sz w:val="20"/>
+              </w:rPr>
+              <w:t>FR-SALES-027</w:t>
+            </w:r>
+          </w:p>
+        </w:tc>
+        <w:tc>
+          <w:tcPr>
+            <w:tcW w:type="dxa" w:w="7200"/>
+            <w:shd w:fill="E8F4FD"/>
+          </w:tcPr>
+          <w:p>
+            <w:r>
+              <w:rPr>
+                <w:sz w:val="20"/>
+              </w:rPr>
+              <w:t>Discount and tax calculations on quotes</w:t>
+            </w:r>
+          </w:p>
+        </w:tc>
+      </w:tr>
+      <w:tr>
+        <w:tc>
+          <w:tcPr>
+            <w:tcW w:type="dxa" w:w="2160"/>
+          </w:tcPr>
+          <w:p>
+            <w:r>
+              <w:rPr>
+                <w:sz w:val="20"/>
+              </w:rPr>
+              <w:t>FR-SALES-028</w:t>
+            </w:r>
+          </w:p>
+        </w:tc>
+        <w:tc>
+          <w:tcPr>
+            <w:tcW w:type="dxa" w:w="7200"/>
+          </w:tcPr>
+          <w:p>
+            <w:r>
+              <w:rPr>
+                <w:sz w:val="20"/>
+              </w:rPr>
+              <w:t>Quote approval workflow (manager approval for large quotes)</w:t>
+            </w:r>
+          </w:p>
+        </w:tc>
+      </w:tr>
+      <w:tr>
+        <w:tc>
+          <w:tcPr>
+            <w:tcW w:type="dxa" w:w="2160"/>
+            <w:shd w:fill="E8F4FD"/>
+          </w:tcPr>
+          <w:p>
+            <w:r>
+              <w:rPr>
+                <w:sz w:val="20"/>
+              </w:rPr>
+              <w:t>FR-SALES-029</w:t>
+            </w:r>
+          </w:p>
+        </w:tc>
+        <w:tc>
+          <w:tcPr>
+            <w:tcW w:type="dxa" w:w="7200"/>
+            <w:shd w:fill="E8F4FD"/>
+          </w:tcPr>
+          <w:p>
+            <w:r>
+              <w:rPr>
+                <w:sz w:val="20"/>
+              </w:rPr>
+              <w:t>Convert quote to sales order on acceptance</w:t>
+            </w:r>
+          </w:p>
+        </w:tc>
+      </w:tr>
+      <w:tr>
+        <w:tc>
+          <w:tcPr>
+            <w:tcW w:type="dxa" w:w="2160"/>
+          </w:tcPr>
+          <w:p>
+            <w:r>
+              <w:rPr>
+                <w:sz w:val="20"/>
+              </w:rPr>
+              <w:t>FR-SALES-030</w:t>
+            </w:r>
+          </w:p>
+        </w:tc>
+        <w:tc>
+          <w:tcPr>
+            <w:tcW w:type="dxa" w:w="7200"/>
+          </w:tcPr>
+          <w:p>
+            <w:r>
+              <w:rPr>
+                <w:sz w:val="20"/>
+              </w:rPr>
+              <w:t>Quote comparison view (multiple versions)</w:t>
+            </w:r>
+          </w:p>
+        </w:tc>
+      </w:tr>
+      <w:tr>
+        <w:tc>
+          <w:tcPr>
+            <w:tcW w:type="dxa" w:w="2160"/>
+            <w:shd w:fill="E8F4FD"/>
+          </w:tcPr>
+          <w:p>
+            <w:r>
+              <w:rPr>
+                <w:sz w:val="20"/>
+              </w:rPr>
+              <w:t>FR-SALES-031</w:t>
+            </w:r>
+          </w:p>
+        </w:tc>
+        <w:tc>
+          <w:tcPr>
+            <w:tcW w:type="dxa" w:w="7200"/>
+            <w:shd w:fill="E8F4FD"/>
+          </w:tcPr>
+          <w:p>
+            <w:r>
+              <w:rPr>
+                <w:sz w:val="20"/>
+              </w:rPr>
+              <w:t>Quote analytics (acceptance rate, average quote value, time to close)</w:t>
             </w:r>
           </w:p>
         </w:tc>
@@ -2294,13 +2720,13 @@
     </w:tbl>
     <w:p>
       <w:pPr>
-        <w:pStyle w:val="Heading2"/>
+        <w:pStyle w:val="Heading3"/>
       </w:pPr>
       <w:r>
         <w:rPr>
           <w:color w:val="002B5C"/>
         </w:rPr>
-        <w:t>3.6 Project Management</w:t>
+        <w:t>3.3.4 Sales Orders</w:t>
       </w:r>
     </w:p>
     <w:tbl>
@@ -2364,7 +2790,7 @@
               <w:rPr>
                 <w:sz w:val="20"/>
               </w:rPr>
-              <w:t>FR-PM-001</w:t>
+              <w:t>FR-SALES-032</w:t>
             </w:r>
           </w:p>
         </w:tc>
@@ -2377,7 +2803,7 @@
               <w:rPr>
                 <w:sz w:val="20"/>
               </w:rPr>
-              <w:t>Project creation with milestones and deadlines</w:t>
+              <w:t>Sales order creation from quotes or directly</w:t>
             </w:r>
           </w:p>
         </w:tc>
@@ -2393,7 +2819,7 @@
               <w:rPr>
                 <w:sz w:val="20"/>
               </w:rPr>
-              <w:t>FR-PM-002</w:t>
+              <w:t>FR-SALES-033</w:t>
             </w:r>
           </w:p>
         </w:tc>
@@ -2407,7 +2833,7 @@
               <w:rPr>
                 <w:sz w:val="20"/>
               </w:rPr>
-              <w:t>Kanban board view for tasks</w:t>
+              <w:t>Order line items with product selection, quantity, unit price, and discounts</w:t>
             </w:r>
           </w:p>
         </w:tc>
@@ -2422,7 +2848,7 @@
               <w:rPr>
                 <w:sz w:val="20"/>
               </w:rPr>
-              <w:t>FR-PM-003</w:t>
+              <w:t>FR-SALES-034</w:t>
             </w:r>
           </w:p>
         </w:tc>
@@ -2435,7 +2861,7 @@
               <w:rPr>
                 <w:sz w:val="20"/>
               </w:rPr>
-              <w:t>Gantt chart view</w:t>
+              <w:t>Order status tracking (pending, confirmed, processing, shipped, delivered, cancelled)</w:t>
             </w:r>
           </w:p>
         </w:tc>
@@ -2451,7 +2877,7 @@
               <w:rPr>
                 <w:sz w:val="20"/>
               </w:rPr>
-              <w:t>FR-PM-004</w:t>
+              <w:t>FR-SALES-035</w:t>
             </w:r>
           </w:p>
         </w:tc>
@@ -2465,7 +2891,7 @@
               <w:rPr>
                 <w:sz w:val="20"/>
               </w:rPr>
-              <w:t>Task assignment with priority and status</w:t>
+              <w:t>Order confirmation email to customer</w:t>
             </w:r>
           </w:p>
         </w:tc>
@@ -2480,7 +2906,7 @@
               <w:rPr>
                 <w:sz w:val="20"/>
               </w:rPr>
-              <w:t>FR-PM-005</w:t>
+              <w:t>FR-SALES-036</w:t>
             </w:r>
           </w:p>
         </w:tc>
@@ -2493,7 +2919,7 @@
               <w:rPr>
                 <w:sz w:val="20"/>
               </w:rPr>
-              <w:t>Time tracking per task</w:t>
+              <w:t>Order PDF generation with terms and conditions</w:t>
             </w:r>
           </w:p>
         </w:tc>
@@ -2509,7 +2935,7 @@
               <w:rPr>
                 <w:sz w:val="20"/>
               </w:rPr>
-              <w:t>FR-PM-006</w:t>
+              <w:t>FR-SALES-037</w:t>
             </w:r>
           </w:p>
         </w:tc>
@@ -2523,7 +2949,7 @@
               <w:rPr>
                 <w:sz w:val="20"/>
               </w:rPr>
-              <w:t>Team collaboration (comments, file attachments)</w:t>
+              <w:t>Partial order fulfillment tracking</w:t>
             </w:r>
           </w:p>
         </w:tc>
@@ -2538,7 +2964,7 @@
               <w:rPr>
                 <w:sz w:val="20"/>
               </w:rPr>
-              <w:t>FR-PM-007</w:t>
+              <w:t>FR-SALES-038</w:t>
             </w:r>
           </w:p>
         </w:tc>
@@ -2551,7 +2977,95 @@
               <w:rPr>
                 <w:sz w:val="20"/>
               </w:rPr>
-              <w:t>Project progress tracking with visual indicators</w:t>
+              <w:t>Order history and timeline view</w:t>
+            </w:r>
+          </w:p>
+        </w:tc>
+      </w:tr>
+      <w:tr>
+        <w:tc>
+          <w:tcPr>
+            <w:tcW w:type="dxa" w:w="2160"/>
+            <w:shd w:fill="E8F4FD"/>
+          </w:tcPr>
+          <w:p>
+            <w:r>
+              <w:rPr>
+                <w:sz w:val="20"/>
+              </w:rPr>
+              <w:t>FR-SALES-039</w:t>
+            </w:r>
+          </w:p>
+        </w:tc>
+        <w:tc>
+          <w:tcPr>
+            <w:tcW w:type="dxa" w:w="7200"/>
+            <w:shd w:fill="E8F4FD"/>
+          </w:tcPr>
+          <w:p>
+            <w:r>
+              <w:rPr>
+                <w:sz w:val="20"/>
+              </w:rPr>
+              <w:t>Return and refund processing</w:t>
+            </w:r>
+          </w:p>
+        </w:tc>
+      </w:tr>
+      <w:tr>
+        <w:tc>
+          <w:tcPr>
+            <w:tcW w:type="dxa" w:w="2160"/>
+          </w:tcPr>
+          <w:p>
+            <w:r>
+              <w:rPr>
+                <w:sz w:val="20"/>
+              </w:rPr>
+              <w:t>FR-SALES-040</w:t>
+            </w:r>
+          </w:p>
+        </w:tc>
+        <w:tc>
+          <w:tcPr>
+            <w:tcW w:type="dxa" w:w="7200"/>
+          </w:tcPr>
+          <w:p>
+            <w:r>
+              <w:rPr>
+                <w:sz w:val="20"/>
+              </w:rPr>
+              <w:t>Order search and filtering</w:t>
+            </w:r>
+          </w:p>
+        </w:tc>
+      </w:tr>
+      <w:tr>
+        <w:tc>
+          <w:tcPr>
+            <w:tcW w:type="dxa" w:w="2160"/>
+            <w:shd w:fill="E8F4FD"/>
+          </w:tcPr>
+          <w:p>
+            <w:r>
+              <w:rPr>
+                <w:sz w:val="20"/>
+              </w:rPr>
+              <w:t>FR-SALES-041</w:t>
+            </w:r>
+          </w:p>
+        </w:tc>
+        <w:tc>
+          <w:tcPr>
+            <w:tcW w:type="dxa" w:w="7200"/>
+            <w:shd w:fill="E8F4FD"/>
+          </w:tcPr>
+          <w:p>
+            <w:r>
+              <w:rPr>
+                <w:sz w:val="20"/>
+              </w:rPr>
+              <w:t>Link order to invoice for billing</w:t>
             </w:r>
           </w:p>
         </w:tc>
@@ -2559,13 +3073,13 @@
     </w:tbl>
     <w:p>
       <w:pPr>
-        <w:pStyle w:val="Heading2"/>
+        <w:pStyle w:val="Heading3"/>
       </w:pPr>
       <w:r>
         <w:rPr>
           <w:color w:val="002B5C"/>
         </w:rPr>
-        <w:t>3.7 Customer Relationship Management (CRM)</w:t>
+        <w:t>3.3.5 Products &amp; Pricing</w:t>
       </w:r>
     </w:p>
     <w:tbl>
@@ -2629,7 +3143,7 @@
               <w:rPr>
                 <w:sz w:val="20"/>
               </w:rPr>
-              <w:t>FR-CRM-001</w:t>
+              <w:t>FR-SALES-042</w:t>
             </w:r>
           </w:p>
         </w:tc>
@@ -2642,7 +3156,7 @@
               <w:rPr>
                 <w:sz w:val="20"/>
               </w:rPr>
-              <w:t>Lead management pipeline</w:t>
+              <w:t>Product catalog with images, descriptions, and categories</w:t>
             </w:r>
           </w:p>
         </w:tc>
@@ -2658,7 +3172,7 @@
               <w:rPr>
                 <w:sz w:val="20"/>
               </w:rPr>
-              <w:t>FR-CRM-002</w:t>
+              <w:t>FR-SALES-043</w:t>
             </w:r>
           </w:p>
         </w:tc>
@@ -2672,7 +3186,7 @@
               <w:rPr>
                 <w:sz w:val="20"/>
               </w:rPr>
-              <w:t>Contact/customer profiles with interaction history</w:t>
+              <w:t>Product pricing tiers (retail, wholesale, VIP)</w:t>
             </w:r>
           </w:p>
         </w:tc>
@@ -2687,7 +3201,7 @@
               <w:rPr>
                 <w:sz w:val="20"/>
               </w:rPr>
-              <w:t>FR-CRM-003</w:t>
+              <w:t>FR-SALES-044</w:t>
             </w:r>
           </w:p>
         </w:tc>
@@ -2700,7 +3214,7 @@
               <w:rPr>
                 <w:sz w:val="20"/>
               </w:rPr>
-              <w:t>Deal/opportunity tracking</w:t>
+              <w:t>Price lists for different customer segments</w:t>
             </w:r>
           </w:p>
         </w:tc>
@@ -2716,7 +3230,7 @@
               <w:rPr>
                 <w:sz w:val="20"/>
               </w:rPr>
-              <w:t>FR-CRM-004</w:t>
+              <w:t>FR-SALES-045</w:t>
             </w:r>
           </w:p>
         </w:tc>
@@ -2730,7 +3244,7 @@
               <w:rPr>
                 <w:sz w:val="20"/>
               </w:rPr>
-              <w:t>Email integration for communication logging</w:t>
+              <w:t>Product availability and stock check during order creation</w:t>
             </w:r>
           </w:p>
         </w:tc>
@@ -2745,7 +3259,7 @@
               <w:rPr>
                 <w:sz w:val="20"/>
               </w:rPr>
-              <w:t>FR-CRM-005</w:t>
+              <w:t>FR-SALES-046</w:t>
             </w:r>
           </w:p>
         </w:tc>
@@ -2758,7 +3272,7 @@
               <w:rPr>
                 <w:sz w:val="20"/>
               </w:rPr>
-              <w:t>Follow-up reminders and task scheduling</w:t>
+              <w:t>Product search and filtering in sales views</w:t>
             </w:r>
           </w:p>
         </w:tc>
@@ -2774,7 +3288,7 @@
               <w:rPr>
                 <w:sz w:val="20"/>
               </w:rPr>
-              <w:t>FR-CRM-006</w:t>
+              <w:t>FR-SALES-047</w:t>
             </w:r>
           </w:p>
         </w:tc>
@@ -2788,7 +3302,35 @@
               <w:rPr>
                 <w:sz w:val="20"/>
               </w:rPr>
-              <w:t>Sales funnel visualization</w:t>
+              <w:t>Bundle/combo product pricing</w:t>
+            </w:r>
+          </w:p>
+        </w:tc>
+      </w:tr>
+      <w:tr>
+        <w:tc>
+          <w:tcPr>
+            <w:tcW w:type="dxa" w:w="2160"/>
+          </w:tcPr>
+          <w:p>
+            <w:r>
+              <w:rPr>
+                <w:sz w:val="20"/>
+              </w:rPr>
+              <w:t>FR-SALES-048</w:t>
+            </w:r>
+          </w:p>
+        </w:tc>
+        <w:tc>
+          <w:tcPr>
+            <w:tcW w:type="dxa" w:w="7200"/>
+          </w:tcPr>
+          <w:p>
+            <w:r>
+              <w:rPr>
+                <w:sz w:val="20"/>
+              </w:rPr>
+              <w:t>Seasonal and promotional pricing</w:t>
             </w:r>
           </w:p>
         </w:tc>
@@ -2796,13 +3338,13 @@
     </w:tbl>
     <w:p>
       <w:pPr>
-        <w:pStyle w:val="Heading2"/>
+        <w:pStyle w:val="Heading3"/>
       </w:pPr>
       <w:r>
         <w:rPr>
           <w:color w:val="002B5C"/>
         </w:rPr>
-        <w:t>3.8 Reporting &amp; Analytics</w:t>
+        <w:t>3.3.6 Sales Targets &amp; Quotas</w:t>
       </w:r>
     </w:p>
     <w:tbl>
@@ -2866,7 +3408,7 @@
               <w:rPr>
                 <w:sz w:val="20"/>
               </w:rPr>
-              <w:t>FR-RPT-001</w:t>
+              <w:t>FR-SALES-049</w:t>
             </w:r>
           </w:p>
         </w:tc>
@@ -2879,7 +3421,7 @@
               <w:rPr>
                 <w:sz w:val="20"/>
               </w:rPr>
-              <w:t>Customizable report builder</w:t>
+              <w:t>Set monthly/quarterly/annual sales targets per rep and team</w:t>
             </w:r>
           </w:p>
         </w:tc>
@@ -2895,7 +3437,7 @@
               <w:rPr>
                 <w:sz w:val="20"/>
               </w:rPr>
-              <w:t>FR-RPT-002</w:t>
+              <w:t>FR-SALES-050</w:t>
             </w:r>
           </w:p>
         </w:tc>
@@ -2909,7 +3451,7 @@
               <w:rPr>
                 <w:sz w:val="20"/>
               </w:rPr>
-              <w:t>Export reports (PDF, CSV, Excel)</w:t>
+              <w:t>Target vs actual performance tracking with progress bars</w:t>
             </w:r>
           </w:p>
         </w:tc>
@@ -2924,7 +3466,7 @@
               <w:rPr>
                 <w:sz w:val="20"/>
               </w:rPr>
-              <w:t>FR-RPT-003</w:t>
+              <w:t>FR-SALES-051</w:t>
             </w:r>
           </w:p>
         </w:tc>
@@ -2937,7 +3479,7 @@
               <w:rPr>
                 <w:sz w:val="20"/>
               </w:rPr>
-              <w:t>Scheduled report generation and email delivery</w:t>
+              <w:t>Target breakdown by product, region, and customer segment</w:t>
             </w:r>
           </w:p>
         </w:tc>
@@ -2953,7 +3495,7 @@
               <w:rPr>
                 <w:sz w:val="20"/>
               </w:rPr>
-              <w:t>FR-RPT-004</w:t>
+              <w:t>FR-SALES-052</w:t>
             </w:r>
           </w:p>
         </w:tc>
@@ -2967,7 +3509,7 @@
               <w:rPr>
                 <w:sz w:val="20"/>
               </w:rPr>
-              <w:t>Comparative analysis (period-over-period)</w:t>
+              <w:t>Visual target attainment dashboards (gauges, charts)</w:t>
             </w:r>
           </w:p>
         </w:tc>
@@ -2982,7 +3524,7 @@
               <w:rPr>
                 <w:sz w:val="20"/>
               </w:rPr>
-              <w:t>FR-RPT-005</w:t>
+              <w:t>FR-SALES-053</w:t>
             </w:r>
           </w:p>
         </w:tc>
@@ -2995,7 +3537,65 @@
               <w:rPr>
                 <w:sz w:val="20"/>
               </w:rPr>
-              <w:t>Data visualization (charts, graphs, heatmaps)</w:t>
+              <w:t>Target alerts when approaching or missing deadlines</w:t>
+            </w:r>
+          </w:p>
+        </w:tc>
+      </w:tr>
+      <w:tr>
+        <w:tc>
+          <w:tcPr>
+            <w:tcW w:type="dxa" w:w="2160"/>
+            <w:shd w:fill="E8F4FD"/>
+          </w:tcPr>
+          <w:p>
+            <w:r>
+              <w:rPr>
+                <w:sz w:val="20"/>
+              </w:rPr>
+              <w:t>FR-SALES-054</w:t>
+            </w:r>
+          </w:p>
+        </w:tc>
+        <w:tc>
+          <w:tcPr>
+            <w:tcW w:type="dxa" w:w="7200"/>
+            <w:shd w:fill="E8F4FD"/>
+          </w:tcPr>
+          <w:p>
+            <w:r>
+              <w:rPr>
+                <w:sz w:val="20"/>
+              </w:rPr>
+              <w:t>Historical target comparison (year-over-year, quarter-over-quarter)</w:t>
+            </w:r>
+          </w:p>
+        </w:tc>
+      </w:tr>
+      <w:tr>
+        <w:tc>
+          <w:tcPr>
+            <w:tcW w:type="dxa" w:w="2160"/>
+          </w:tcPr>
+          <w:p>
+            <w:r>
+              <w:rPr>
+                <w:sz w:val="20"/>
+              </w:rPr>
+              <w:t>FR-SALES-055</w:t>
+            </w:r>
+          </w:p>
+        </w:tc>
+        <w:tc>
+          <w:tcPr>
+            <w:tcW w:type="dxa" w:w="7200"/>
+          </w:tcPr>
+          <w:p>
+            <w:r>
+              <w:rPr>
+                <w:sz w:val="20"/>
+              </w:rPr>
+              <w:t>Team leaderboard and ranking</w:t>
             </w:r>
           </w:p>
         </w:tc>
@@ -3003,13 +3603,13 @@
     </w:tbl>
     <w:p>
       <w:pPr>
-        <w:pStyle w:val="Heading2"/>
+        <w:pStyle w:val="Heading3"/>
       </w:pPr>
       <w:r>
         <w:rPr>
           <w:color w:val="002B5C"/>
         </w:rPr>
-        <w:t>3.9 Settings &amp; Configuration</w:t>
+        <w:t>3.3.7 Commission Management</w:t>
       </w:r>
     </w:p>
     <w:tbl>
@@ -3073,7 +3673,7 @@
               <w:rPr>
                 <w:sz w:val="20"/>
               </w:rPr>
-              <w:t>FR-SET-001</w:t>
+              <w:t>FR-SALES-056</w:t>
             </w:r>
           </w:p>
         </w:tc>
@@ -3086,7 +3686,7 @@
               <w:rPr>
                 <w:sz w:val="20"/>
               </w:rPr>
-              <w:t>Company profile and branding (logo, colors)</w:t>
+              <w:t>Commission structure setup (flat rate, tiered, graduated)</w:t>
             </w:r>
           </w:p>
         </w:tc>
@@ -3102,7 +3702,7 @@
               <w:rPr>
                 <w:sz w:val="20"/>
               </w:rPr>
-              <w:t>FR-SET-002</w:t>
+              <w:t>FR-SALES-057</w:t>
             </w:r>
           </w:p>
         </w:tc>
@@ -3116,7 +3716,7 @@
               <w:rPr>
                 <w:sz w:val="20"/>
               </w:rPr>
-              <w:t>Role and permission management</w:t>
+              <w:t>Per-rep commission rates and rules</w:t>
             </w:r>
           </w:p>
         </w:tc>
@@ -3131,7 +3731,7 @@
               <w:rPr>
                 <w:sz w:val="20"/>
               </w:rPr>
-              <w:t>FR-SET-003</w:t>
+              <w:t>FR-SALES-058</w:t>
             </w:r>
           </w:p>
         </w:tc>
@@ -3144,7 +3744,7 @@
               <w:rPr>
                 <w:sz w:val="20"/>
               </w:rPr>
-              <w:t>Notification preferences (email, push, in-app)</w:t>
+              <w:t>Automatic commission calculation on closed deals</w:t>
             </w:r>
           </w:p>
         </w:tc>
@@ -3160,7 +3760,7 @@
               <w:rPr>
                 <w:sz w:val="20"/>
               </w:rPr>
-              <w:t>FR-SET-004</w:t>
+              <w:t>FR-SALES-059</w:t>
             </w:r>
           </w:p>
         </w:tc>
@@ -3174,7 +3774,7 @@
               <w:rPr>
                 <w:sz w:val="20"/>
               </w:rPr>
-              <w:t>Integrations management (payment gateways, email providers)</w:t>
+              <w:t>Commission tracking dashboard (earned, pending, paid)</w:t>
             </w:r>
           </w:p>
         </w:tc>
@@ -3189,7 +3789,7 @@
               <w:rPr>
                 <w:sz w:val="20"/>
               </w:rPr>
-              <w:t>FR-SET-005</w:t>
+              <w:t>FR-SALES-060</w:t>
             </w:r>
           </w:p>
         </w:tc>
@@ -3202,7 +3802,7 @@
               <w:rPr>
                 <w:sz w:val="20"/>
               </w:rPr>
-              <w:t>Currency and locale settings</w:t>
+              <w:t>Commission approval and payout workflow</w:t>
             </w:r>
           </w:p>
         </w:tc>
@@ -3218,7 +3818,7 @@
               <w:rPr>
                 <w:sz w:val="20"/>
               </w:rPr>
-              <w:t>FR-SET-006</w:t>
+              <w:t>FR-SALES-061</w:t>
             </w:r>
           </w:p>
         </w:tc>
@@ -3232,7 +3832,123 @@
               <w:rPr>
                 <w:sz w:val="20"/>
               </w:rPr>
-              <w:t>Audit log viewer</w:t>
+              <w:t>Commission statements generation (PDF)</w:t>
+            </w:r>
+          </w:p>
+        </w:tc>
+      </w:tr>
+      <w:tr>
+        <w:tc>
+          <w:tcPr>
+            <w:tcW w:type="dxa" w:w="2160"/>
+          </w:tcPr>
+          <w:p>
+            <w:r>
+              <w:rPr>
+                <w:sz w:val="20"/>
+              </w:rPr>
+              <w:t>FR-SALES-062</w:t>
+            </w:r>
+          </w:p>
+        </w:tc>
+        <w:tc>
+          <w:tcPr>
+            <w:tcW w:type="dxa" w:w="7200"/>
+          </w:tcPr>
+          <w:p>
+            <w:r>
+              <w:rPr>
+                <w:sz w:val="20"/>
+              </w:rPr>
+              <w:t>Commission analytics (top earners, average commission, trends)</w:t>
+            </w:r>
+          </w:p>
+        </w:tc>
+      </w:tr>
+      <w:tr>
+        <w:tc>
+          <w:tcPr>
+            <w:tcW w:type="dxa" w:w="2160"/>
+            <w:shd w:fill="E8F4FD"/>
+          </w:tcPr>
+          <w:p>
+            <w:r>
+              <w:rPr>
+                <w:sz w:val="20"/>
+              </w:rPr>
+              <w:t>FR-SALES-063</w:t>
+            </w:r>
+          </w:p>
+        </w:tc>
+        <w:tc>
+          <w:tcPr>
+            <w:tcW w:type="dxa" w:w="7200"/>
+            <w:shd w:fill="E8F4FD"/>
+          </w:tcPr>
+          <w:p>
+            <w:r>
+              <w:rPr>
+                <w:sz w:val="20"/>
+              </w:rPr>
+              <w:t>Multi-tier commission (team leads earn on team sales)</w:t>
+            </w:r>
+          </w:p>
+        </w:tc>
+      </w:tr>
+      <w:tr>
+        <w:tc>
+          <w:tcPr>
+            <w:tcW w:type="dxa" w:w="2160"/>
+          </w:tcPr>
+          <w:p>
+            <w:r>
+              <w:rPr>
+                <w:sz w:val="20"/>
+              </w:rPr>
+              <w:t>FR-SALES-064</w:t>
+            </w:r>
+          </w:p>
+        </w:tc>
+        <w:tc>
+          <w:tcPr>
+            <w:tcW w:type="dxa" w:w="7200"/>
+          </w:tcPr>
+          <w:p>
+            <w:r>
+              <w:rPr>
+                <w:sz w:val="20"/>
+              </w:rPr>
+              <w:t>Commission adjustments and overrides</w:t>
+            </w:r>
+          </w:p>
+        </w:tc>
+      </w:tr>
+      <w:tr>
+        <w:tc>
+          <w:tcPr>
+            <w:tcW w:type="dxa" w:w="2160"/>
+            <w:shd w:fill="E8F4FD"/>
+          </w:tcPr>
+          <w:p>
+            <w:r>
+              <w:rPr>
+                <w:sz w:val="20"/>
+              </w:rPr>
+              <w:t>FR-SALES-065</w:t>
+            </w:r>
+          </w:p>
+        </w:tc>
+        <w:tc>
+          <w:tcPr>
+            <w:tcW w:type="dxa" w:w="7200"/>
+            <w:shd w:fill="E8F4FD"/>
+          </w:tcPr>
+          <w:p>
+            <w:r>
+              <w:rPr>
+                <w:sz w:val="20"/>
+              </w:rPr>
+              <w:t>Commission export for payroll integration</w:t>
             </w:r>
           </w:p>
         </w:tc>
@@ -3240,13 +3956,13 @@
     </w:tbl>
     <w:p>
       <w:pPr>
-        <w:pStyle w:val="Heading2"/>
+        <w:pStyle w:val="Heading3"/>
       </w:pPr>
       <w:r>
         <w:rPr>
           <w:color w:val="002B5C"/>
         </w:rPr>
-        <w:t>3.10 UI Components</w:t>
+        <w:t>3.3.8 Sales Reports &amp; Analytics</w:t>
       </w:r>
     </w:p>
     <w:tbl>
@@ -3310,7 +4026,7 @@
               <w:rPr>
                 <w:sz w:val="20"/>
               </w:rPr>
-              <w:t>FR-UI-001</w:t>
+              <w:t>FR-SALES-066</w:t>
             </w:r>
           </w:p>
         </w:tc>
@@ -3323,7 +4039,7 @@
               <w:rPr>
                 <w:sz w:val="20"/>
               </w:rPr>
-              <w:t>Sidebar navigation with collapsible menu</w:t>
+              <w:t>Sales performance dashboard (revenue, deals closed, win rate)</w:t>
             </w:r>
           </w:p>
         </w:tc>
@@ -3339,7 +4055,7 @@
               <w:rPr>
                 <w:sz w:val="20"/>
               </w:rPr>
-              <w:t>FR-UI-002</w:t>
+              <w:t>FR-SALES-067</w:t>
             </w:r>
           </w:p>
         </w:tc>
@@ -3353,7 +4069,7 @@
               <w:rPr>
                 <w:sz w:val="20"/>
               </w:rPr>
-              <w:t>Top navigation bar with search, notifications, and user menu</w:t>
+              <w:t>Sales by period (daily, weekly, monthly, quarterly, yearly)</w:t>
             </w:r>
           </w:p>
         </w:tc>
@@ -3368,7 +4084,7 @@
               <w:rPr>
                 <w:sz w:val="20"/>
               </w:rPr>
-              <w:t>FR-UI-003</w:t>
+              <w:t>FR-SALES-068</w:t>
             </w:r>
           </w:p>
         </w:tc>
@@ -3381,7 +4097,7 @@
               <w:rPr>
                 <w:sz w:val="20"/>
               </w:rPr>
-              <w:t>Data tables with sorting, filtering, pagination</w:t>
+              <w:t>Sales by rep, team, region, product, and customer</w:t>
             </w:r>
           </w:p>
         </w:tc>
@@ -3397,7 +4113,7 @@
               <w:rPr>
                 <w:sz w:val="20"/>
               </w:rPr>
-              <w:t>FR-UI-004</w:t>
+              <w:t>FR-SALES-069</w:t>
             </w:r>
           </w:p>
         </w:tc>
@@ -3411,7 +4127,7 @@
               <w:rPr>
                 <w:sz w:val="20"/>
               </w:rPr>
-              <w:t>Modal dialogs and drawer panels</w:t>
+              <w:t>Sales trend analysis with charts</w:t>
             </w:r>
           </w:p>
         </w:tc>
@@ -3426,7 +4142,7 @@
               <w:rPr>
                 <w:sz w:val="20"/>
               </w:rPr>
-              <w:t>FR-UI-005</w:t>
+              <w:t>FR-SALES-070</w:t>
             </w:r>
           </w:p>
         </w:tc>
@@ -3439,7 +4155,7 @@
               <w:rPr>
                 <w:sz w:val="20"/>
               </w:rPr>
-              <w:t>Toast notifications (success, error, warning, info)</w:t>
+              <w:t>Win/loss analysis with reasons</w:t>
             </w:r>
           </w:p>
         </w:tc>
@@ -3455,7 +4171,7 @@
               <w:rPr>
                 <w:sz w:val="20"/>
               </w:rPr>
-              <w:t>FR-UI-006</w:t>
+              <w:t>FR-SALES-071</w:t>
             </w:r>
           </w:p>
         </w:tc>
@@ -3469,7 +4185,7 @@
               <w:rPr>
                 <w:sz w:val="20"/>
               </w:rPr>
-              <w:t>Form components with validation feedback</w:t>
+              <w:t>Average deal size and sales cycle length</w:t>
             </w:r>
           </w:p>
         </w:tc>
@@ -3484,7 +4200,7 @@
               <w:rPr>
                 <w:sz w:val="20"/>
               </w:rPr>
-              <w:t>FR-UI-007</w:t>
+              <w:t>FR-SALES-072</w:t>
             </w:r>
           </w:p>
         </w:tc>
@@ -3497,7 +4213,7 @@
               <w:rPr>
                 <w:sz w:val="20"/>
               </w:rPr>
-              <w:t>Empty states and error states</w:t>
+              <w:t>Customer acquisition cost (CAC) and lifetime value (LTV)</w:t>
             </w:r>
           </w:p>
         </w:tc>
@@ -3513,7 +4229,7 @@
               <w:rPr>
                 <w:sz w:val="20"/>
               </w:rPr>
-              <w:t>FR-UI-008</w:t>
+              <w:t>FR-SALES-073</w:t>
             </w:r>
           </w:p>
         </w:tc>
@@ -3527,7 +4243,7 @@
               <w:rPr>
                 <w:sz w:val="20"/>
               </w:rPr>
-              <w:t>Skeleton loading components</w:t>
+              <w:t>Revenue forecasting with AI predictions</w:t>
             </w:r>
           </w:p>
         </w:tc>
@@ -3542,7 +4258,7 @@
               <w:rPr>
                 <w:sz w:val="20"/>
               </w:rPr>
-              <w:t>FR-UI-009</w:t>
+              <w:t>FR-SALES-074</w:t>
             </w:r>
           </w:p>
         </w:tc>
@@ -3555,7 +4271,7 @@
               <w:rPr>
                 <w:sz w:val="20"/>
               </w:rPr>
-              <w:t>Breadcrumb navigation</w:t>
+              <w:t>Sales activity reports (calls, meetings, proposals sent)</w:t>
             </w:r>
           </w:p>
         </w:tc>
@@ -3571,7 +4287,7 @@
               <w:rPr>
                 <w:sz w:val="20"/>
               </w:rPr>
-              <w:t>FR-UI-010</w:t>
+              <w:t>FR-SALES-075</w:t>
             </w:r>
           </w:p>
         </w:tc>
@@ -3585,7 +4301,4793 @@
               <w:rPr>
                 <w:sz w:val="20"/>
               </w:rPr>
+              <w:t>Export sales reports (PDF, CSV, Excel)</w:t>
+            </w:r>
+          </w:p>
+        </w:tc>
+      </w:tr>
+    </w:tbl>
+    <w:p>
+      <w:pPr>
+        <w:pStyle w:val="Heading3"/>
+      </w:pPr>
+      <w:r>
+        <w:rPr>
+          <w:color w:val="002B5C"/>
+        </w:rPr>
+        <w:t>3.3.9 Sales Activities &amp; Communication</w:t>
+      </w:r>
+    </w:p>
+    <w:tbl>
+      <w:tblPr>
+        <w:tblStyle w:val="TableGrid"/>
+        <w:tblW w:type="auto" w:w="0"/>
+        <w:jc w:val="center"/>
+        <w:tblLook w:firstColumn="1" w:firstRow="1" w:lastColumn="0" w:lastRow="0" w:noHBand="0" w:noVBand="1" w:val="04A0"/>
+      </w:tblPr>
+      <w:tblGrid>
+        <w:gridCol w:w="4703"/>
+        <w:gridCol w:w="4703"/>
+      </w:tblGrid>
+      <w:tr>
+        <w:tc>
+          <w:tcPr>
+            <w:tcW w:type="dxa" w:w="2160"/>
+            <w:shd w:fill="0070C0"/>
+          </w:tcPr>
+          <w:p>
+            <w:pPr>
+              <w:jc w:val="center"/>
+            </w:pPr>
+            <w:r>
+              <w:rPr>
+                <w:b/>
+                <w:color w:val="FFFFFF"/>
+                <w:sz w:val="20"/>
+              </w:rPr>
+              <w:t>ID</w:t>
+            </w:r>
+          </w:p>
+        </w:tc>
+        <w:tc>
+          <w:tcPr>
+            <w:tcW w:type="dxa" w:w="7200"/>
+            <w:shd w:fill="0070C0"/>
+          </w:tcPr>
+          <w:p>
+            <w:pPr>
+              <w:jc w:val="center"/>
+            </w:pPr>
+            <w:r>
+              <w:rPr>
+                <w:b/>
+                <w:color w:val="FFFFFF"/>
+                <w:sz w:val="20"/>
+              </w:rPr>
+              <w:t>Requirement</w:t>
+            </w:r>
+          </w:p>
+        </w:tc>
+      </w:tr>
+      <w:tr>
+        <w:tc>
+          <w:tcPr>
+            <w:tcW w:type="dxa" w:w="2160"/>
+          </w:tcPr>
+          <w:p>
+            <w:r>
+              <w:rPr>
+                <w:sz w:val="20"/>
+              </w:rPr>
+              <w:t>FR-SALES-076</w:t>
+            </w:r>
+          </w:p>
+        </w:tc>
+        <w:tc>
+          <w:tcPr>
+            <w:tcW w:type="dxa" w:w="7200"/>
+          </w:tcPr>
+          <w:p>
+            <w:r>
+              <w:rPr>
+                <w:sz w:val="20"/>
+              </w:rPr>
+              <w:t>Log sales activities (calls, emails, meetings, demos)</w:t>
+            </w:r>
+          </w:p>
+        </w:tc>
+      </w:tr>
+      <w:tr>
+        <w:tc>
+          <w:tcPr>
+            <w:tcW w:type="dxa" w:w="2160"/>
+            <w:shd w:fill="E8F4FD"/>
+          </w:tcPr>
+          <w:p>
+            <w:r>
+              <w:rPr>
+                <w:sz w:val="20"/>
+              </w:rPr>
+              <w:t>FR-SALES-077</w:t>
+            </w:r>
+          </w:p>
+        </w:tc>
+        <w:tc>
+          <w:tcPr>
+            <w:tcW w:type="dxa" w:w="7200"/>
+            <w:shd w:fill="E8F4FD"/>
+          </w:tcPr>
+          <w:p>
+            <w:r>
+              <w:rPr>
+                <w:sz w:val="20"/>
+              </w:rPr>
+              <w:t>Activity scheduling with calendar integration</w:t>
+            </w:r>
+          </w:p>
+        </w:tc>
+      </w:tr>
+      <w:tr>
+        <w:tc>
+          <w:tcPr>
+            <w:tcW w:type="dxa" w:w="2160"/>
+          </w:tcPr>
+          <w:p>
+            <w:r>
+              <w:rPr>
+                <w:sz w:val="20"/>
+              </w:rPr>
+              <w:t>FR-SALES-078</w:t>
+            </w:r>
+          </w:p>
+        </w:tc>
+        <w:tc>
+          <w:tcPr>
+            <w:tcW w:type="dxa" w:w="7200"/>
+          </w:tcPr>
+          <w:p>
+            <w:r>
+              <w:rPr>
+                <w:sz w:val="20"/>
+              </w:rPr>
+              <w:t>Follow-up reminders and task creation</w:t>
+            </w:r>
+          </w:p>
+        </w:tc>
+      </w:tr>
+      <w:tr>
+        <w:tc>
+          <w:tcPr>
+            <w:tcW w:type="dxa" w:w="2160"/>
+            <w:shd w:fill="E8F4FD"/>
+          </w:tcPr>
+          <w:p>
+            <w:r>
+              <w:rPr>
+                <w:sz w:val="20"/>
+              </w:rPr>
+              <w:t>FR-SALES-079</w:t>
+            </w:r>
+          </w:p>
+        </w:tc>
+        <w:tc>
+          <w:tcPr>
+            <w:tcW w:type="dxa" w:w="7200"/>
+            <w:shd w:fill="E8F4FD"/>
+          </w:tcPr>
+          <w:p>
+            <w:r>
+              <w:rPr>
+                <w:sz w:val="20"/>
+              </w:rPr>
+              <w:t>Email integration for communication tracking</w:t>
+            </w:r>
+          </w:p>
+        </w:tc>
+      </w:tr>
+      <w:tr>
+        <w:tc>
+          <w:tcPr>
+            <w:tcW w:type="dxa" w:w="2160"/>
+          </w:tcPr>
+          <w:p>
+            <w:r>
+              <w:rPr>
+                <w:sz w:val="20"/>
+              </w:rPr>
+              <w:t>FR-SALES-080</w:t>
+            </w:r>
+          </w:p>
+        </w:tc>
+        <w:tc>
+          <w:tcPr>
+            <w:tcW w:type="dxa" w:w="7200"/>
+          </w:tcPr>
+          <w:p>
+            <w:r>
+              <w:rPr>
+                <w:sz w:val="20"/>
+              </w:rPr>
+              <w:t>Notes and comments on deals and contacts</w:t>
+            </w:r>
+          </w:p>
+        </w:tc>
+      </w:tr>
+      <w:tr>
+        <w:tc>
+          <w:tcPr>
+            <w:tcW w:type="dxa" w:w="2160"/>
+            <w:shd w:fill="E8F4FD"/>
+          </w:tcPr>
+          <w:p>
+            <w:r>
+              <w:rPr>
+                <w:sz w:val="20"/>
+              </w:rPr>
+              <w:t>FR-SALES-081</w:t>
+            </w:r>
+          </w:p>
+        </w:tc>
+        <w:tc>
+          <w:tcPr>
+            <w:tcW w:type="dxa" w:w="7200"/>
+            <w:shd w:fill="E8F4FD"/>
+          </w:tcPr>
+          <w:p>
+            <w:r>
+              <w:rPr>
+                <w:sz w:val="20"/>
+              </w:rPr>
+              <w:t>Activity timeline view per deal/contact</w:t>
+            </w:r>
+          </w:p>
+        </w:tc>
+      </w:tr>
+      <w:tr>
+        <w:tc>
+          <w:tcPr>
+            <w:tcW w:type="dxa" w:w="2160"/>
+          </w:tcPr>
+          <w:p>
+            <w:r>
+              <w:rPr>
+                <w:sz w:val="20"/>
+              </w:rPr>
+              <w:t>FR-SALES-082</w:t>
+            </w:r>
+          </w:p>
+        </w:tc>
+        <w:tc>
+          <w:tcPr>
+            <w:tcW w:type="dxa" w:w="7200"/>
+          </w:tcPr>
+          <w:p>
+            <w:r>
+              <w:rPr>
+                <w:sz w:val="20"/>
+              </w:rPr>
+              <w:t>Sales call logging with duration and outcome</w:t>
+            </w:r>
+          </w:p>
+        </w:tc>
+      </w:tr>
+      <w:tr>
+        <w:tc>
+          <w:tcPr>
+            <w:tcW w:type="dxa" w:w="2160"/>
+            <w:shd w:fill="E8F4FD"/>
+          </w:tcPr>
+          <w:p>
+            <w:r>
+              <w:rPr>
+                <w:sz w:val="20"/>
+              </w:rPr>
+              <w:t>FR-SALES-083</w:t>
+            </w:r>
+          </w:p>
+        </w:tc>
+        <w:tc>
+          <w:tcPr>
+            <w:tcW w:type="dxa" w:w="7200"/>
+            <w:shd w:fill="E8F4FD"/>
+          </w:tcPr>
+          <w:p>
+            <w:r>
+              <w:rPr>
+                <w:sz w:val="20"/>
+              </w:rPr>
+              <w:t>Meeting scheduling with agenda and minutes</w:t>
+            </w:r>
+          </w:p>
+        </w:tc>
+      </w:tr>
+    </w:tbl>
+    <w:p>
+      <w:pPr>
+        <w:pStyle w:val="Heading3"/>
+      </w:pPr>
+      <w:r>
+        <w:rPr>
+          <w:color w:val="002B5C"/>
+        </w:rPr>
+        <w:t>3.3.10 Customer Segmentation</w:t>
+      </w:r>
+    </w:p>
+    <w:tbl>
+      <w:tblPr>
+        <w:tblStyle w:val="TableGrid"/>
+        <w:tblW w:type="auto" w:w="0"/>
+        <w:jc w:val="center"/>
+        <w:tblLook w:firstColumn="1" w:firstRow="1" w:lastColumn="0" w:lastRow="0" w:noHBand="0" w:noVBand="1" w:val="04A0"/>
+      </w:tblPr>
+      <w:tblGrid>
+        <w:gridCol w:w="4703"/>
+        <w:gridCol w:w="4703"/>
+      </w:tblGrid>
+      <w:tr>
+        <w:tc>
+          <w:tcPr>
+            <w:tcW w:type="dxa" w:w="2160"/>
+            <w:shd w:fill="0070C0"/>
+          </w:tcPr>
+          <w:p>
+            <w:pPr>
+              <w:jc w:val="center"/>
+            </w:pPr>
+            <w:r>
+              <w:rPr>
+                <w:b/>
+                <w:color w:val="FFFFFF"/>
+                <w:sz w:val="20"/>
+              </w:rPr>
+              <w:t>ID</w:t>
+            </w:r>
+          </w:p>
+        </w:tc>
+        <w:tc>
+          <w:tcPr>
+            <w:tcW w:type="dxa" w:w="7200"/>
+            <w:shd w:fill="0070C0"/>
+          </w:tcPr>
+          <w:p>
+            <w:pPr>
+              <w:jc w:val="center"/>
+            </w:pPr>
+            <w:r>
+              <w:rPr>
+                <w:b/>
+                <w:color w:val="FFFFFF"/>
+                <w:sz w:val="20"/>
+              </w:rPr>
+              <w:t>Requirement</w:t>
+            </w:r>
+          </w:p>
+        </w:tc>
+      </w:tr>
+      <w:tr>
+        <w:tc>
+          <w:tcPr>
+            <w:tcW w:type="dxa" w:w="2160"/>
+          </w:tcPr>
+          <w:p>
+            <w:r>
+              <w:rPr>
+                <w:sz w:val="20"/>
+              </w:rPr>
+              <w:t>FR-SALES-084</w:t>
+            </w:r>
+          </w:p>
+        </w:tc>
+        <w:tc>
+          <w:tcPr>
+            <w:tcW w:type="dxa" w:w="7200"/>
+          </w:tcPr>
+          <w:p>
+            <w:r>
+              <w:rPr>
+                <w:sz w:val="20"/>
+              </w:rPr>
+              <w:t>Customer segmentation (VIP, regular, new, inactive, at-risk)</w:t>
+            </w:r>
+          </w:p>
+        </w:tc>
+      </w:tr>
+      <w:tr>
+        <w:tc>
+          <w:tcPr>
+            <w:tcW w:type="dxa" w:w="2160"/>
+            <w:shd w:fill="E8F4FD"/>
+          </w:tcPr>
+          <w:p>
+            <w:r>
+              <w:rPr>
+                <w:sz w:val="20"/>
+              </w:rPr>
+              <w:t>FR-SALES-085</w:t>
+            </w:r>
+          </w:p>
+        </w:tc>
+        <w:tc>
+          <w:tcPr>
+            <w:tcW w:type="dxa" w:w="7200"/>
+            <w:shd w:fill="E8F4FD"/>
+          </w:tcPr>
+          <w:p>
+            <w:r>
+              <w:rPr>
+                <w:sz w:val="20"/>
+              </w:rPr>
+              <w:t>Customer value scoring (RFM analysis)</w:t>
+            </w:r>
+          </w:p>
+        </w:tc>
+      </w:tr>
+      <w:tr>
+        <w:tc>
+          <w:tcPr>
+            <w:tcW w:type="dxa" w:w="2160"/>
+          </w:tcPr>
+          <w:p>
+            <w:r>
+              <w:rPr>
+                <w:sz w:val="20"/>
+              </w:rPr>
+              <w:t>FR-SALES-086</w:t>
+            </w:r>
+          </w:p>
+        </w:tc>
+        <w:tc>
+          <w:tcPr>
+            <w:tcW w:type="dxa" w:w="7200"/>
+          </w:tcPr>
+          <w:p>
+            <w:r>
+              <w:rPr>
+                <w:sz w:val="20"/>
+              </w:rPr>
+              <w:t>Segment-based pricing and discounts</w:t>
+            </w:r>
+          </w:p>
+        </w:tc>
+      </w:tr>
+      <w:tr>
+        <w:tc>
+          <w:tcPr>
+            <w:tcW w:type="dxa" w:w="2160"/>
+            <w:shd w:fill="E8F4FD"/>
+          </w:tcPr>
+          <w:p>
+            <w:r>
+              <w:rPr>
+                <w:sz w:val="20"/>
+              </w:rPr>
+              <w:t>FR-SALES-087</w:t>
+            </w:r>
+          </w:p>
+        </w:tc>
+        <w:tc>
+          <w:tcPr>
+            <w:tcW w:type="dxa" w:w="7200"/>
+            <w:shd w:fill="E8F4FD"/>
+          </w:tcPr>
+          <w:p>
+            <w:r>
+              <w:rPr>
+                <w:sz w:val="20"/>
+              </w:rPr>
+              <w:t>Customer purchase history and patterns</w:t>
+            </w:r>
+          </w:p>
+        </w:tc>
+      </w:tr>
+      <w:tr>
+        <w:tc>
+          <w:tcPr>
+            <w:tcW w:type="dxa" w:w="2160"/>
+          </w:tcPr>
+          <w:p>
+            <w:r>
+              <w:rPr>
+                <w:sz w:val="20"/>
+              </w:rPr>
+              <w:t>FR-SALES-088</w:t>
+            </w:r>
+          </w:p>
+        </w:tc>
+        <w:tc>
+          <w:tcPr>
+            <w:tcW w:type="dxa" w:w="7200"/>
+          </w:tcPr>
+          <w:p>
+            <w:r>
+              <w:rPr>
+                <w:sz w:val="20"/>
+              </w:rPr>
+              <w:t>Customer retention analytics</w:t>
+            </w:r>
+          </w:p>
+        </w:tc>
+      </w:tr>
+      <w:tr>
+        <w:tc>
+          <w:tcPr>
+            <w:tcW w:type="dxa" w:w="2160"/>
+            <w:shd w:fill="E8F4FD"/>
+          </w:tcPr>
+          <w:p>
+            <w:r>
+              <w:rPr>
+                <w:sz w:val="20"/>
+              </w:rPr>
+              <w:t>FR-SALES-089</w:t>
+            </w:r>
+          </w:p>
+        </w:tc>
+        <w:tc>
+          <w:tcPr>
+            <w:tcW w:type="dxa" w:w="7200"/>
+            <w:shd w:fill="E8F4FD"/>
+          </w:tcPr>
+          <w:p>
+            <w:r>
+              <w:rPr>
+                <w:sz w:val="20"/>
+              </w:rPr>
+              <w:t>Targeted communication by segment</w:t>
+            </w:r>
+          </w:p>
+        </w:tc>
+      </w:tr>
+    </w:tbl>
+    <w:p>
+      <w:pPr>
+        <w:pStyle w:val="Heading2"/>
+      </w:pPr>
+      <w:r>
+        <w:rPr>
+          <w:color w:val="002B5C"/>
+        </w:rPr>
+        <w:t>3.4 Financial Management</w:t>
+      </w:r>
+    </w:p>
+    <w:tbl>
+      <w:tblPr>
+        <w:tblStyle w:val="TableGrid"/>
+        <w:tblW w:type="auto" w:w="0"/>
+        <w:jc w:val="center"/>
+        <w:tblLook w:firstColumn="1" w:firstRow="1" w:lastColumn="0" w:lastRow="0" w:noHBand="0" w:noVBand="1" w:val="04A0"/>
+      </w:tblPr>
+      <w:tblGrid>
+        <w:gridCol w:w="4703"/>
+        <w:gridCol w:w="4703"/>
+      </w:tblGrid>
+      <w:tr>
+        <w:tc>
+          <w:tcPr>
+            <w:tcW w:type="dxa" w:w="2160"/>
+            <w:shd w:fill="0070C0"/>
+          </w:tcPr>
+          <w:p>
+            <w:pPr>
+              <w:jc w:val="center"/>
+            </w:pPr>
+            <w:r>
+              <w:rPr>
+                <w:b/>
+                <w:color w:val="FFFFFF"/>
+                <w:sz w:val="20"/>
+              </w:rPr>
+              <w:t>ID</w:t>
+            </w:r>
+          </w:p>
+        </w:tc>
+        <w:tc>
+          <w:tcPr>
+            <w:tcW w:type="dxa" w:w="7200"/>
+            <w:shd w:fill="0070C0"/>
+          </w:tcPr>
+          <w:p>
+            <w:pPr>
+              <w:jc w:val="center"/>
+            </w:pPr>
+            <w:r>
+              <w:rPr>
+                <w:b/>
+                <w:color w:val="FFFFFF"/>
+                <w:sz w:val="20"/>
+              </w:rPr>
+              <w:t>Requirement</w:t>
+            </w:r>
+          </w:p>
+        </w:tc>
+      </w:tr>
+      <w:tr>
+        <w:tc>
+          <w:tcPr>
+            <w:tcW w:type="dxa" w:w="2160"/>
+          </w:tcPr>
+          <w:p>
+            <w:r>
+              <w:rPr>
+                <w:sz w:val="20"/>
+              </w:rPr>
+              <w:t>FR-FIN-001</w:t>
+            </w:r>
+          </w:p>
+        </w:tc>
+        <w:tc>
+          <w:tcPr>
+            <w:tcW w:type="dxa" w:w="7200"/>
+          </w:tcPr>
+          <w:p>
+            <w:r>
+              <w:rPr>
+                <w:sz w:val="20"/>
+              </w:rPr>
+              <w:t>Invoice creation, editing, and PDF export</w:t>
+            </w:r>
+          </w:p>
+        </w:tc>
+      </w:tr>
+      <w:tr>
+        <w:tc>
+          <w:tcPr>
+            <w:tcW w:type="dxa" w:w="2160"/>
+            <w:shd w:fill="E8F4FD"/>
+          </w:tcPr>
+          <w:p>
+            <w:r>
+              <w:rPr>
+                <w:sz w:val="20"/>
+              </w:rPr>
+              <w:t>FR-FIN-002</w:t>
+            </w:r>
+          </w:p>
+        </w:tc>
+        <w:tc>
+          <w:tcPr>
+            <w:tcW w:type="dxa" w:w="7200"/>
+            <w:shd w:fill="E8F4FD"/>
+          </w:tcPr>
+          <w:p>
+            <w:r>
+              <w:rPr>
+                <w:sz w:val="20"/>
+              </w:rPr>
+              <w:t>Expense tracking with category tagging</w:t>
+            </w:r>
+          </w:p>
+        </w:tc>
+      </w:tr>
+      <w:tr>
+        <w:tc>
+          <w:tcPr>
+            <w:tcW w:type="dxa" w:w="2160"/>
+          </w:tcPr>
+          <w:p>
+            <w:r>
+              <w:rPr>
+                <w:sz w:val="20"/>
+              </w:rPr>
+              <w:t>FR-FIN-003</w:t>
+            </w:r>
+          </w:p>
+        </w:tc>
+        <w:tc>
+          <w:tcPr>
+            <w:tcW w:type="dxa" w:w="7200"/>
+          </w:tcPr>
+          <w:p>
+            <w:r>
+              <w:rPr>
+                <w:sz w:val="20"/>
+              </w:rPr>
+              <w:t>Revenue tracking and reconciliation</w:t>
+            </w:r>
+          </w:p>
+        </w:tc>
+      </w:tr>
+      <w:tr>
+        <w:tc>
+          <w:tcPr>
+            <w:tcW w:type="dxa" w:w="2160"/>
+            <w:shd w:fill="E8F4FD"/>
+          </w:tcPr>
+          <w:p>
+            <w:r>
+              <w:rPr>
+                <w:sz w:val="20"/>
+              </w:rPr>
+              <w:t>FR-FIN-004</w:t>
+            </w:r>
+          </w:p>
+        </w:tc>
+        <w:tc>
+          <w:tcPr>
+            <w:tcW w:type="dxa" w:w="7200"/>
+            <w:shd w:fill="E8F4FD"/>
+          </w:tcPr>
+          <w:p>
+            <w:r>
+              <w:rPr>
+                <w:sz w:val="20"/>
+              </w:rPr>
+              <w:t>Payment status tracking (paid, pending, overdue)</w:t>
+            </w:r>
+          </w:p>
+        </w:tc>
+      </w:tr>
+      <w:tr>
+        <w:tc>
+          <w:tcPr>
+            <w:tcW w:type="dxa" w:w="2160"/>
+          </w:tcPr>
+          <w:p>
+            <w:r>
+              <w:rPr>
+                <w:sz w:val="20"/>
+              </w:rPr>
+              <w:t>FR-FIN-005</w:t>
+            </w:r>
+          </w:p>
+        </w:tc>
+        <w:tc>
+          <w:tcPr>
+            <w:tcW w:type="dxa" w:w="7200"/>
+          </w:tcPr>
+          <w:p>
+            <w:r>
+              <w:rPr>
+                <w:sz w:val="20"/>
+              </w:rPr>
+              <w:t>Financial reports (P&amp;L, balance sheet, cash flow)</w:t>
+            </w:r>
+          </w:p>
+        </w:tc>
+      </w:tr>
+      <w:tr>
+        <w:tc>
+          <w:tcPr>
+            <w:tcW w:type="dxa" w:w="2160"/>
+            <w:shd w:fill="E8F4FD"/>
+          </w:tcPr>
+          <w:p>
+            <w:r>
+              <w:rPr>
+                <w:sz w:val="20"/>
+              </w:rPr>
+              <w:t>FR-FIN-006</w:t>
+            </w:r>
+          </w:p>
+        </w:tc>
+        <w:tc>
+          <w:tcPr>
+            <w:tcW w:type="dxa" w:w="7200"/>
+            <w:shd w:fill="E8F4FD"/>
+          </w:tcPr>
+          <w:p>
+            <w:r>
+              <w:rPr>
+                <w:sz w:val="20"/>
+              </w:rPr>
+              <w:t>Tax calculation and summaries</w:t>
+            </w:r>
+          </w:p>
+        </w:tc>
+      </w:tr>
+      <w:tr>
+        <w:tc>
+          <w:tcPr>
+            <w:tcW w:type="dxa" w:w="2160"/>
+          </w:tcPr>
+          <w:p>
+            <w:r>
+              <w:rPr>
+                <w:sz w:val="20"/>
+              </w:rPr>
+              <w:t>FR-FIN-007</w:t>
+            </w:r>
+          </w:p>
+        </w:tc>
+        <w:tc>
+          <w:tcPr>
+            <w:tcW w:type="dxa" w:w="7200"/>
+          </w:tcPr>
+          <w:p>
+            <w:r>
+              <w:rPr>
+                <w:sz w:val="20"/>
+              </w:rPr>
+              <w:t>Budget management and alerts</w:t>
+            </w:r>
+          </w:p>
+        </w:tc>
+      </w:tr>
+    </w:tbl>
+    <w:p>
+      <w:pPr>
+        <w:pStyle w:val="Heading2"/>
+      </w:pPr>
+      <w:r>
+        <w:rPr>
+          <w:color w:val="002B5C"/>
+        </w:rPr>
+        <w:t>3.5 Inventory &amp; Stock Management</w:t>
+      </w:r>
+    </w:p>
+    <w:p>
+      <w:pPr>
+        <w:pStyle w:val="Heading3"/>
+      </w:pPr>
+      <w:r>
+        <w:rPr>
+          <w:color w:val="002B5C"/>
+        </w:rPr>
+        <w:t>3.5.1 Product Management</w:t>
+      </w:r>
+    </w:p>
+    <w:tbl>
+      <w:tblPr>
+        <w:tblStyle w:val="TableGrid"/>
+        <w:tblW w:type="auto" w:w="0"/>
+        <w:jc w:val="center"/>
+        <w:tblLook w:firstColumn="1" w:firstRow="1" w:lastColumn="0" w:lastRow="0" w:noHBand="0" w:noVBand="1" w:val="04A0"/>
+      </w:tblPr>
+      <w:tblGrid>
+        <w:gridCol w:w="4703"/>
+        <w:gridCol w:w="4703"/>
+      </w:tblGrid>
+      <w:tr>
+        <w:tc>
+          <w:tcPr>
+            <w:tcW w:type="dxa" w:w="2160"/>
+            <w:shd w:fill="0070C0"/>
+          </w:tcPr>
+          <w:p>
+            <w:pPr>
+              <w:jc w:val="center"/>
+            </w:pPr>
+            <w:r>
+              <w:rPr>
+                <w:b/>
+                <w:color w:val="FFFFFF"/>
+                <w:sz w:val="20"/>
+              </w:rPr>
+              <w:t>ID</w:t>
+            </w:r>
+          </w:p>
+        </w:tc>
+        <w:tc>
+          <w:tcPr>
+            <w:tcW w:type="dxa" w:w="7200"/>
+            <w:shd w:fill="0070C0"/>
+          </w:tcPr>
+          <w:p>
+            <w:pPr>
+              <w:jc w:val="center"/>
+            </w:pPr>
+            <w:r>
+              <w:rPr>
+                <w:b/>
+                <w:color w:val="FFFFFF"/>
+                <w:sz w:val="20"/>
+              </w:rPr>
+              <w:t>Requirement</w:t>
+            </w:r>
+          </w:p>
+        </w:tc>
+      </w:tr>
+      <w:tr>
+        <w:tc>
+          <w:tcPr>
+            <w:tcW w:type="dxa" w:w="2160"/>
+          </w:tcPr>
+          <w:p>
+            <w:r>
+              <w:rPr>
+                <w:sz w:val="20"/>
+              </w:rPr>
+              <w:t>FR-INV-001</w:t>
+            </w:r>
+          </w:p>
+        </w:tc>
+        <w:tc>
+          <w:tcPr>
+            <w:tcW w:type="dxa" w:w="7200"/>
+          </w:tcPr>
+          <w:p>
+            <w:r>
+              <w:rPr>
+                <w:sz w:val="20"/>
+              </w:rPr>
+              <w:t>Product catalog with images, descriptions, categories, and SKUs</w:t>
+            </w:r>
+          </w:p>
+        </w:tc>
+      </w:tr>
+      <w:tr>
+        <w:tc>
+          <w:tcPr>
+            <w:tcW w:type="dxa" w:w="2160"/>
+            <w:shd w:fill="E8F4FD"/>
+          </w:tcPr>
+          <w:p>
+            <w:r>
+              <w:rPr>
+                <w:sz w:val="20"/>
+              </w:rPr>
+              <w:t>FR-INV-002</w:t>
+            </w:r>
+          </w:p>
+        </w:tc>
+        <w:tc>
+          <w:tcPr>
+            <w:tcW w:type="dxa" w:w="7200"/>
+            <w:shd w:fill="E8F4FD"/>
+          </w:tcPr>
+          <w:p>
+            <w:r>
+              <w:rPr>
+                <w:sz w:val="20"/>
+              </w:rPr>
+              <w:t>Product variants (size, color, weight, etc.)</w:t>
+            </w:r>
+          </w:p>
+        </w:tc>
+      </w:tr>
+      <w:tr>
+        <w:tc>
+          <w:tcPr>
+            <w:tcW w:type="dxa" w:w="2160"/>
+          </w:tcPr>
+          <w:p>
+            <w:r>
+              <w:rPr>
+                <w:sz w:val="20"/>
+              </w:rPr>
+              <w:t>FR-INV-003</w:t>
+            </w:r>
+          </w:p>
+        </w:tc>
+        <w:tc>
+          <w:tcPr>
+            <w:tcW w:type="dxa" w:w="7200"/>
+          </w:tcPr>
+          <w:p>
+            <w:r>
+              <w:rPr>
+                <w:sz w:val="20"/>
+              </w:rPr>
+              <w:t>Product categories and subcategories with hierarchy</w:t>
+            </w:r>
+          </w:p>
+        </w:tc>
+      </w:tr>
+      <w:tr>
+        <w:tc>
+          <w:tcPr>
+            <w:tcW w:type="dxa" w:w="2160"/>
+            <w:shd w:fill="E8F4FD"/>
+          </w:tcPr>
+          <w:p>
+            <w:r>
+              <w:rPr>
+                <w:sz w:val="20"/>
+              </w:rPr>
+              <w:t>FR-INV-004</w:t>
+            </w:r>
+          </w:p>
+        </w:tc>
+        <w:tc>
+          <w:tcPr>
+            <w:tcW w:type="dxa" w:w="7200"/>
+            <w:shd w:fill="E8F4FD"/>
+          </w:tcPr>
+          <w:p>
+            <w:r>
+              <w:rPr>
+                <w:sz w:val="20"/>
+              </w:rPr>
+              <w:t>Product search with advanced filters (category, price, stock status)</w:t>
+            </w:r>
+          </w:p>
+        </w:tc>
+      </w:tr>
+      <w:tr>
+        <w:tc>
+          <w:tcPr>
+            <w:tcW w:type="dxa" w:w="2160"/>
+          </w:tcPr>
+          <w:p>
+            <w:r>
+              <w:rPr>
+                <w:sz w:val="20"/>
+              </w:rPr>
+              <w:t>FR-INV-005</w:t>
+            </w:r>
+          </w:p>
+        </w:tc>
+        <w:tc>
+          <w:tcPr>
+            <w:tcW w:type="dxa" w:w="7200"/>
+          </w:tcPr>
+          <w:p>
+            <w:r>
+              <w:rPr>
+                <w:sz w:val="20"/>
+              </w:rPr>
+              <w:t>Bulk product import/export (CSV/Excel)</w:t>
+            </w:r>
+          </w:p>
+        </w:tc>
+      </w:tr>
+      <w:tr>
+        <w:tc>
+          <w:tcPr>
+            <w:tcW w:type="dxa" w:w="2160"/>
+            <w:shd w:fill="E8F4FD"/>
+          </w:tcPr>
+          <w:p>
+            <w:r>
+              <w:rPr>
+                <w:sz w:val="20"/>
+              </w:rPr>
+              <w:t>FR-INV-006</w:t>
+            </w:r>
+          </w:p>
+        </w:tc>
+        <w:tc>
+          <w:tcPr>
+            <w:tcW w:type="dxa" w:w="7200"/>
+            <w:shd w:fill="E8F4FD"/>
+          </w:tcPr>
+          <w:p>
+            <w:r>
+              <w:rPr>
+                <w:sz w:val="20"/>
+              </w:rPr>
+              <w:t>Product images gallery with upload and reorder</w:t>
+            </w:r>
+          </w:p>
+        </w:tc>
+      </w:tr>
+      <w:tr>
+        <w:tc>
+          <w:tcPr>
+            <w:tcW w:type="dxa" w:w="2160"/>
+          </w:tcPr>
+          <w:p>
+            <w:r>
+              <w:rPr>
+                <w:sz w:val="20"/>
+              </w:rPr>
+              <w:t>FR-INV-007</w:t>
+            </w:r>
+          </w:p>
+        </w:tc>
+        <w:tc>
+          <w:tcPr>
+            <w:tcW w:type="dxa" w:w="7200"/>
+          </w:tcPr>
+          <w:p>
+            <w:r>
+              <w:rPr>
+                <w:sz w:val="20"/>
+              </w:rPr>
+              <w:t>Product status (active, inactive, discontinued)</w:t>
+            </w:r>
+          </w:p>
+        </w:tc>
+      </w:tr>
+      <w:tr>
+        <w:tc>
+          <w:tcPr>
+            <w:tcW w:type="dxa" w:w="2160"/>
+            <w:shd w:fill="E8F4FD"/>
+          </w:tcPr>
+          <w:p>
+            <w:r>
+              <w:rPr>
+                <w:sz w:val="20"/>
+              </w:rPr>
+              <w:t>FR-INV-008</w:t>
+            </w:r>
+          </w:p>
+        </w:tc>
+        <w:tc>
+          <w:tcPr>
+            <w:tcW w:type="dxa" w:w="7200"/>
+            <w:shd w:fill="E8F4FD"/>
+          </w:tcPr>
+          <w:p>
+            <w:r>
+              <w:rPr>
+                <w:sz w:val="20"/>
+              </w:rPr>
+              <w:t>Product cost tracking (landed cost, average cost, FIFO)</w:t>
+            </w:r>
+          </w:p>
+        </w:tc>
+      </w:tr>
+      <w:tr>
+        <w:tc>
+          <w:tcPr>
+            <w:tcW w:type="dxa" w:w="2160"/>
+          </w:tcPr>
+          <w:p>
+            <w:r>
+              <w:rPr>
+                <w:sz w:val="20"/>
+              </w:rPr>
+              <w:t>FR-INV-009</w:t>
+            </w:r>
+          </w:p>
+        </w:tc>
+        <w:tc>
+          <w:tcPr>
+            <w:tcW w:type="dxa" w:w="7200"/>
+          </w:tcPr>
+          <w:p>
+            <w:r>
+              <w:rPr>
+                <w:sz w:val="20"/>
+              </w:rPr>
+              <w:t>Barcode/QR code generation and scanning for products</w:t>
+            </w:r>
+          </w:p>
+        </w:tc>
+      </w:tr>
+      <w:tr>
+        <w:tc>
+          <w:tcPr>
+            <w:tcW w:type="dxa" w:w="2160"/>
+            <w:shd w:fill="E8F4FD"/>
+          </w:tcPr>
+          <w:p>
+            <w:r>
+              <w:rPr>
+                <w:sz w:val="20"/>
+              </w:rPr>
+              <w:t>FR-INV-010</w:t>
+            </w:r>
+          </w:p>
+        </w:tc>
+        <w:tc>
+          <w:tcPr>
+            <w:tcW w:type="dxa" w:w="7200"/>
+            <w:shd w:fill="E8F4FD"/>
+          </w:tcPr>
+          <w:p>
+            <w:r>
+              <w:rPr>
+                <w:sz w:val="20"/>
+              </w:rPr>
+              <w:t>Product pricing tiers (retail, wholesale, VIP)</w:t>
+            </w:r>
+          </w:p>
+        </w:tc>
+      </w:tr>
+    </w:tbl>
+    <w:p>
+      <w:pPr>
+        <w:pStyle w:val="Heading3"/>
+      </w:pPr>
+      <w:r>
+        <w:rPr>
+          <w:color w:val="002B5C"/>
+        </w:rPr>
+        <w:t>3.5.2 Stock Level Management</w:t>
+      </w:r>
+    </w:p>
+    <w:tbl>
+      <w:tblPr>
+        <w:tblStyle w:val="TableGrid"/>
+        <w:tblW w:type="auto" w:w="0"/>
+        <w:jc w:val="center"/>
+        <w:tblLook w:firstColumn="1" w:firstRow="1" w:lastColumn="0" w:lastRow="0" w:noHBand="0" w:noVBand="1" w:val="04A0"/>
+      </w:tblPr>
+      <w:tblGrid>
+        <w:gridCol w:w="4703"/>
+        <w:gridCol w:w="4703"/>
+      </w:tblGrid>
+      <w:tr>
+        <w:tc>
+          <w:tcPr>
+            <w:tcW w:type="dxa" w:w="2160"/>
+            <w:shd w:fill="0070C0"/>
+          </w:tcPr>
+          <w:p>
+            <w:pPr>
+              <w:jc w:val="center"/>
+            </w:pPr>
+            <w:r>
+              <w:rPr>
+                <w:b/>
+                <w:color w:val="FFFFFF"/>
+                <w:sz w:val="20"/>
+              </w:rPr>
+              <w:t>ID</w:t>
+            </w:r>
+          </w:p>
+        </w:tc>
+        <w:tc>
+          <w:tcPr>
+            <w:tcW w:type="dxa" w:w="7200"/>
+            <w:shd w:fill="0070C0"/>
+          </w:tcPr>
+          <w:p>
+            <w:pPr>
+              <w:jc w:val="center"/>
+            </w:pPr>
+            <w:r>
+              <w:rPr>
+                <w:b/>
+                <w:color w:val="FFFFFF"/>
+                <w:sz w:val="20"/>
+              </w:rPr>
+              <w:t>Requirement</w:t>
+            </w:r>
+          </w:p>
+        </w:tc>
+      </w:tr>
+      <w:tr>
+        <w:tc>
+          <w:tcPr>
+            <w:tcW w:type="dxa" w:w="2160"/>
+          </w:tcPr>
+          <w:p>
+            <w:r>
+              <w:rPr>
+                <w:sz w:val="20"/>
+              </w:rPr>
+              <w:t>FR-STOCK-001</w:t>
+            </w:r>
+          </w:p>
+        </w:tc>
+        <w:tc>
+          <w:tcPr>
+            <w:tcW w:type="dxa" w:w="7200"/>
+          </w:tcPr>
+          <w:p>
+            <w:r>
+              <w:rPr>
+                <w:sz w:val="20"/>
+              </w:rPr>
+              <w:t>Real-time stock level tracking per product and warehouse</w:t>
+            </w:r>
+          </w:p>
+        </w:tc>
+      </w:tr>
+      <w:tr>
+        <w:tc>
+          <w:tcPr>
+            <w:tcW w:type="dxa" w:w="2160"/>
+            <w:shd w:fill="E8F4FD"/>
+          </w:tcPr>
+          <w:p>
+            <w:r>
+              <w:rPr>
+                <w:sz w:val="20"/>
+              </w:rPr>
+              <w:t>FR-STOCK-002</w:t>
+            </w:r>
+          </w:p>
+        </w:tc>
+        <w:tc>
+          <w:tcPr>
+            <w:tcW w:type="dxa" w:w="7200"/>
+            <w:shd w:fill="E8F4FD"/>
+          </w:tcPr>
+          <w:p>
+            <w:r>
+              <w:rPr>
+                <w:sz w:val="20"/>
+              </w:rPr>
+              <w:t>Stock overview dashboard (total items, value, alerts)</w:t>
+            </w:r>
+          </w:p>
+        </w:tc>
+      </w:tr>
+      <w:tr>
+        <w:tc>
+          <w:tcPr>
+            <w:tcW w:type="dxa" w:w="2160"/>
+          </w:tcPr>
+          <w:p>
+            <w:r>
+              <w:rPr>
+                <w:sz w:val="20"/>
+              </w:rPr>
+              <w:t>FR-STOCK-003</w:t>
+            </w:r>
+          </w:p>
+        </w:tc>
+        <w:tc>
+          <w:tcPr>
+            <w:tcW w:type="dxa" w:w="7200"/>
+          </w:tcPr>
+          <w:p>
+            <w:r>
+              <w:rPr>
+                <w:sz w:val="20"/>
+              </w:rPr>
+              <w:t>Low stock alerts with configurable thresholds per product</w:t>
+            </w:r>
+          </w:p>
+        </w:tc>
+      </w:tr>
+      <w:tr>
+        <w:tc>
+          <w:tcPr>
+            <w:tcW w:type="dxa" w:w="2160"/>
+            <w:shd w:fill="E8F4FD"/>
+          </w:tcPr>
+          <w:p>
+            <w:r>
+              <w:rPr>
+                <w:sz w:val="20"/>
+              </w:rPr>
+              <w:t>FR-STOCK-004</w:t>
+            </w:r>
+          </w:p>
+        </w:tc>
+        <w:tc>
+          <w:tcPr>
+            <w:tcW w:type="dxa" w:w="7200"/>
+            <w:shd w:fill="E8F4FD"/>
+          </w:tcPr>
+          <w:p>
+            <w:r>
+              <w:rPr>
+                <w:sz w:val="20"/>
+              </w:rPr>
+              <w:t>Out of stock notifications and auto-email alerts</w:t>
+            </w:r>
+          </w:p>
+        </w:tc>
+      </w:tr>
+      <w:tr>
+        <w:tc>
+          <w:tcPr>
+            <w:tcW w:type="dxa" w:w="2160"/>
+          </w:tcPr>
+          <w:p>
+            <w:r>
+              <w:rPr>
+                <w:sz w:val="20"/>
+              </w:rPr>
+              <w:t>FR-STOCK-005</w:t>
+            </w:r>
+          </w:p>
+        </w:tc>
+        <w:tc>
+          <w:tcPr>
+            <w:tcW w:type="dxa" w:w="7200"/>
+          </w:tcPr>
+          <w:p>
+            <w:r>
+              <w:rPr>
+                <w:sz w:val="20"/>
+              </w:rPr>
+              <w:t>Overstock alerts for slow-moving items</w:t>
+            </w:r>
+          </w:p>
+        </w:tc>
+      </w:tr>
+      <w:tr>
+        <w:tc>
+          <w:tcPr>
+            <w:tcW w:type="dxa" w:w="2160"/>
+            <w:shd w:fill="E8F4FD"/>
+          </w:tcPr>
+          <w:p>
+            <w:r>
+              <w:rPr>
+                <w:sz w:val="20"/>
+              </w:rPr>
+              <w:t>FR-STOCK-006</w:t>
+            </w:r>
+          </w:p>
+        </w:tc>
+        <w:tc>
+          <w:tcPr>
+            <w:tcW w:type="dxa" w:w="7200"/>
+            <w:shd w:fill="E8F4FD"/>
+          </w:tcPr>
+          <w:p>
+            <w:r>
+              <w:rPr>
+                <w:sz w:val="20"/>
+              </w:rPr>
+              <w:t>Stock reservation for pending orders</w:t>
+            </w:r>
+          </w:p>
+        </w:tc>
+      </w:tr>
+      <w:tr>
+        <w:tc>
+          <w:tcPr>
+            <w:tcW w:type="dxa" w:w="2160"/>
+          </w:tcPr>
+          <w:p>
+            <w:r>
+              <w:rPr>
+                <w:sz w:val="20"/>
+              </w:rPr>
+              <w:t>FR-STOCK-007</w:t>
+            </w:r>
+          </w:p>
+        </w:tc>
+        <w:tc>
+          <w:tcPr>
+            <w:tcW w:type="dxa" w:w="7200"/>
+          </w:tcPr>
+          <w:p>
+            <w:r>
+              <w:rPr>
+                <w:sz w:val="20"/>
+              </w:rPr>
+              <w:t>Available stock = Physical stock - Reserved stock</w:t>
+            </w:r>
+          </w:p>
+        </w:tc>
+      </w:tr>
+      <w:tr>
+        <w:tc>
+          <w:tcPr>
+            <w:tcW w:type="dxa" w:w="2160"/>
+            <w:shd w:fill="E8F4FD"/>
+          </w:tcPr>
+          <w:p>
+            <w:r>
+              <w:rPr>
+                <w:sz w:val="20"/>
+              </w:rPr>
+              <w:t>FR-STOCK-008</w:t>
+            </w:r>
+          </w:p>
+        </w:tc>
+        <w:tc>
+          <w:tcPr>
+            <w:tcW w:type="dxa" w:w="7200"/>
+            <w:shd w:fill="E8F4FD"/>
+          </w:tcPr>
+          <w:p>
+            <w:r>
+              <w:rPr>
+                <w:sz w:val="20"/>
+              </w:rPr>
+              <w:t>Stock history timeline per product (all movements)</w:t>
+            </w:r>
+          </w:p>
+        </w:tc>
+      </w:tr>
+      <w:tr>
+        <w:tc>
+          <w:tcPr>
+            <w:tcW w:type="dxa" w:w="2160"/>
+          </w:tcPr>
+          <w:p>
+            <w:r>
+              <w:rPr>
+                <w:sz w:val="20"/>
+              </w:rPr>
+              <w:t>FR-STOCK-009</w:t>
+            </w:r>
+          </w:p>
+        </w:tc>
+        <w:tc>
+          <w:tcPr>
+            <w:tcW w:type="dxa" w:w="7200"/>
+          </w:tcPr>
+          <w:p>
+            <w:r>
+              <w:rPr>
+                <w:sz w:val="20"/>
+              </w:rPr>
+              <w:t>Stock value summary (at cost and at retail price)</w:t>
+            </w:r>
+          </w:p>
+        </w:tc>
+      </w:tr>
+      <w:tr>
+        <w:tc>
+          <w:tcPr>
+            <w:tcW w:type="dxa" w:w="2160"/>
+            <w:shd w:fill="E8F4FD"/>
+          </w:tcPr>
+          <w:p>
+            <w:r>
+              <w:rPr>
+                <w:sz w:val="20"/>
+              </w:rPr>
+              <w:t>FR-STOCK-010</w:t>
+            </w:r>
+          </w:p>
+        </w:tc>
+        <w:tc>
+          <w:tcPr>
+            <w:tcW w:type="dxa" w:w="7200"/>
+            <w:shd w:fill="E8F4FD"/>
+          </w:tcPr>
+          <w:p>
+            <w:r>
+              <w:rPr>
+                <w:sz w:val="20"/>
+              </w:rPr>
+              <w:t>Multi-currency stock valuation</w:t>
+            </w:r>
+          </w:p>
+        </w:tc>
+      </w:tr>
+    </w:tbl>
+    <w:p>
+      <w:pPr>
+        <w:pStyle w:val="Heading3"/>
+      </w:pPr>
+      <w:r>
+        <w:rPr>
+          <w:color w:val="002B5C"/>
+        </w:rPr>
+        <w:t>3.5.3 Stock Adjustments</w:t>
+      </w:r>
+    </w:p>
+    <w:tbl>
+      <w:tblPr>
+        <w:tblStyle w:val="TableGrid"/>
+        <w:tblW w:type="auto" w:w="0"/>
+        <w:jc w:val="center"/>
+        <w:tblLook w:firstColumn="1" w:firstRow="1" w:lastColumn="0" w:lastRow="0" w:noHBand="0" w:noVBand="1" w:val="04A0"/>
+      </w:tblPr>
+      <w:tblGrid>
+        <w:gridCol w:w="4703"/>
+        <w:gridCol w:w="4703"/>
+      </w:tblGrid>
+      <w:tr>
+        <w:tc>
+          <w:tcPr>
+            <w:tcW w:type="dxa" w:w="2160"/>
+            <w:shd w:fill="0070C0"/>
+          </w:tcPr>
+          <w:p>
+            <w:pPr>
+              <w:jc w:val="center"/>
+            </w:pPr>
+            <w:r>
+              <w:rPr>
+                <w:b/>
+                <w:color w:val="FFFFFF"/>
+                <w:sz w:val="20"/>
+              </w:rPr>
+              <w:t>ID</w:t>
+            </w:r>
+          </w:p>
+        </w:tc>
+        <w:tc>
+          <w:tcPr>
+            <w:tcW w:type="dxa" w:w="7200"/>
+            <w:shd w:fill="0070C0"/>
+          </w:tcPr>
+          <w:p>
+            <w:pPr>
+              <w:jc w:val="center"/>
+            </w:pPr>
+            <w:r>
+              <w:rPr>
+                <w:b/>
+                <w:color w:val="FFFFFF"/>
+                <w:sz w:val="20"/>
+              </w:rPr>
+              <w:t>Requirement</w:t>
+            </w:r>
+          </w:p>
+        </w:tc>
+      </w:tr>
+      <w:tr>
+        <w:tc>
+          <w:tcPr>
+            <w:tcW w:type="dxa" w:w="2160"/>
+          </w:tcPr>
+          <w:p>
+            <w:r>
+              <w:rPr>
+                <w:sz w:val="20"/>
+              </w:rPr>
+              <w:t>FR-STOCK-011</w:t>
+            </w:r>
+          </w:p>
+        </w:tc>
+        <w:tc>
+          <w:tcPr>
+            <w:tcW w:type="dxa" w:w="7200"/>
+          </w:tcPr>
+          <w:p>
+            <w:r>
+              <w:rPr>
+                <w:sz w:val="20"/>
+              </w:rPr>
+              <w:t>Manual stock adjustment with reason (damaged, found, expired, correction)</w:t>
+            </w:r>
+          </w:p>
+        </w:tc>
+      </w:tr>
+      <w:tr>
+        <w:tc>
+          <w:tcPr>
+            <w:tcW w:type="dxa" w:w="2160"/>
+            <w:shd w:fill="E8F4FD"/>
+          </w:tcPr>
+          <w:p>
+            <w:r>
+              <w:rPr>
+                <w:sz w:val="20"/>
+              </w:rPr>
+              <w:t>FR-STOCK-012</w:t>
+            </w:r>
+          </w:p>
+        </w:tc>
+        <w:tc>
+          <w:tcPr>
+            <w:tcW w:type="dxa" w:w="7200"/>
+            <w:shd w:fill="E8F4FD"/>
+          </w:tcPr>
+          <w:p>
+            <w:r>
+              <w:rPr>
+                <w:sz w:val="20"/>
+              </w:rPr>
+              <w:t>Stock adjustment approval workflow (adjustment &gt; threshold requires approval)</w:t>
+            </w:r>
+          </w:p>
+        </w:tc>
+      </w:tr>
+      <w:tr>
+        <w:tc>
+          <w:tcPr>
+            <w:tcW w:type="dxa" w:w="2160"/>
+          </w:tcPr>
+          <w:p>
+            <w:r>
+              <w:rPr>
+                <w:sz w:val="20"/>
+              </w:rPr>
+              <w:t>FR-STOCK-013</w:t>
+            </w:r>
+          </w:p>
+        </w:tc>
+        <w:tc>
+          <w:tcPr>
+            <w:tcW w:type="dxa" w:w="7200"/>
+          </w:tcPr>
+          <w:p>
+            <w:r>
+              <w:rPr>
+                <w:sz w:val="20"/>
+              </w:rPr>
+              <w:t>Bulk stock adjustments for multiple products</w:t>
+            </w:r>
+          </w:p>
+        </w:tc>
+      </w:tr>
+      <w:tr>
+        <w:tc>
+          <w:tcPr>
+            <w:tcW w:type="dxa" w:w="2160"/>
+            <w:shd w:fill="E8F4FD"/>
+          </w:tcPr>
+          <w:p>
+            <w:r>
+              <w:rPr>
+                <w:sz w:val="20"/>
+              </w:rPr>
+              <w:t>FR-STOCK-014</w:t>
+            </w:r>
+          </w:p>
+        </w:tc>
+        <w:tc>
+          <w:tcPr>
+            <w:tcW w:type="dxa" w:w="7200"/>
+            <w:shd w:fill="E8F4FD"/>
+          </w:tcPr>
+          <w:p>
+            <w:r>
+              <w:rPr>
+                <w:sz w:val="20"/>
+              </w:rPr>
+              <w:t>Stock adjustment history with before/after quantities</w:t>
+            </w:r>
+          </w:p>
+        </w:tc>
+      </w:tr>
+      <w:tr>
+        <w:tc>
+          <w:tcPr>
+            <w:tcW w:type="dxa" w:w="2160"/>
+          </w:tcPr>
+          <w:p>
+            <w:r>
+              <w:rPr>
+                <w:sz w:val="20"/>
+              </w:rPr>
+              <w:t>FR-STOCK-015</w:t>
+            </w:r>
+          </w:p>
+        </w:tc>
+        <w:tc>
+          <w:tcPr>
+            <w:tcW w:type="dxa" w:w="7200"/>
+          </w:tcPr>
+          <w:p>
+            <w:r>
+              <w:rPr>
+                <w:sz w:val="20"/>
+              </w:rPr>
+              <w:t>Adjustment reason codes and custom reasons</w:t>
+            </w:r>
+          </w:p>
+        </w:tc>
+      </w:tr>
+      <w:tr>
+        <w:tc>
+          <w:tcPr>
+            <w:tcW w:type="dxa" w:w="2160"/>
+            <w:shd w:fill="E8F4FD"/>
+          </w:tcPr>
+          <w:p>
+            <w:r>
+              <w:rPr>
+                <w:sz w:val="20"/>
+              </w:rPr>
+              <w:t>FR-STOCK-016</w:t>
+            </w:r>
+          </w:p>
+        </w:tc>
+        <w:tc>
+          <w:tcPr>
+            <w:tcW w:type="dxa" w:w="7200"/>
+            <w:shd w:fill="E8F4FD"/>
+          </w:tcPr>
+          <w:p>
+            <w:r>
+              <w:rPr>
+                <w:sz w:val="20"/>
+              </w:rPr>
+              <w:t>Stock adjustment reports with variance analysis</w:t>
+            </w:r>
+          </w:p>
+        </w:tc>
+      </w:tr>
+    </w:tbl>
+    <w:p>
+      <w:pPr>
+        <w:pStyle w:val="Heading3"/>
+      </w:pPr>
+      <w:r>
+        <w:rPr>
+          <w:color w:val="002B5C"/>
+        </w:rPr>
+        <w:t>3.5.4 Stock Transfers</w:t>
+      </w:r>
+    </w:p>
+    <w:tbl>
+      <w:tblPr>
+        <w:tblStyle w:val="TableGrid"/>
+        <w:tblW w:type="auto" w:w="0"/>
+        <w:jc w:val="center"/>
+        <w:tblLook w:firstColumn="1" w:firstRow="1" w:lastColumn="0" w:lastRow="0" w:noHBand="0" w:noVBand="1" w:val="04A0"/>
+      </w:tblPr>
+      <w:tblGrid>
+        <w:gridCol w:w="4703"/>
+        <w:gridCol w:w="4703"/>
+      </w:tblGrid>
+      <w:tr>
+        <w:tc>
+          <w:tcPr>
+            <w:tcW w:type="dxa" w:w="2160"/>
+            <w:shd w:fill="0070C0"/>
+          </w:tcPr>
+          <w:p>
+            <w:pPr>
+              <w:jc w:val="center"/>
+            </w:pPr>
+            <w:r>
+              <w:rPr>
+                <w:b/>
+                <w:color w:val="FFFFFF"/>
+                <w:sz w:val="20"/>
+              </w:rPr>
+              <w:t>ID</w:t>
+            </w:r>
+          </w:p>
+        </w:tc>
+        <w:tc>
+          <w:tcPr>
+            <w:tcW w:type="dxa" w:w="7200"/>
+            <w:shd w:fill="0070C0"/>
+          </w:tcPr>
+          <w:p>
+            <w:pPr>
+              <w:jc w:val="center"/>
+            </w:pPr>
+            <w:r>
+              <w:rPr>
+                <w:b/>
+                <w:color w:val="FFFFFF"/>
+                <w:sz w:val="20"/>
+              </w:rPr>
+              <w:t>Requirement</w:t>
+            </w:r>
+          </w:p>
+        </w:tc>
+      </w:tr>
+      <w:tr>
+        <w:tc>
+          <w:tcPr>
+            <w:tcW w:type="dxa" w:w="2160"/>
+          </w:tcPr>
+          <w:p>
+            <w:r>
+              <w:rPr>
+                <w:sz w:val="20"/>
+              </w:rPr>
+              <w:t>FR-STOCK-017</w:t>
+            </w:r>
+          </w:p>
+        </w:tc>
+        <w:tc>
+          <w:tcPr>
+            <w:tcW w:type="dxa" w:w="7200"/>
+          </w:tcPr>
+          <w:p>
+            <w:r>
+              <w:rPr>
+                <w:sz w:val="20"/>
+              </w:rPr>
+              <w:t>Transfer stock between warehouses/locations</w:t>
+            </w:r>
+          </w:p>
+        </w:tc>
+      </w:tr>
+      <w:tr>
+        <w:tc>
+          <w:tcPr>
+            <w:tcW w:type="dxa" w:w="2160"/>
+            <w:shd w:fill="E8F4FD"/>
+          </w:tcPr>
+          <w:p>
+            <w:r>
+              <w:rPr>
+                <w:sz w:val="20"/>
+              </w:rPr>
+              <w:t>FR-STOCK-018</w:t>
+            </w:r>
+          </w:p>
+        </w:tc>
+        <w:tc>
+          <w:tcPr>
+            <w:tcW w:type="dxa" w:w="7200"/>
+            <w:shd w:fill="E8F4FD"/>
+          </w:tcPr>
+          <w:p>
+            <w:r>
+              <w:rPr>
+                <w:sz w:val="20"/>
+              </w:rPr>
+              <w:t>Stock transfer request and approval workflow</w:t>
+            </w:r>
+          </w:p>
+        </w:tc>
+      </w:tr>
+      <w:tr>
+        <w:tc>
+          <w:tcPr>
+            <w:tcW w:type="dxa" w:w="2160"/>
+          </w:tcPr>
+          <w:p>
+            <w:r>
+              <w:rPr>
+                <w:sz w:val="20"/>
+              </w:rPr>
+              <w:t>FR-STOCK-019</w:t>
+            </w:r>
+          </w:p>
+        </w:tc>
+        <w:tc>
+          <w:tcPr>
+            <w:tcW w:type="dxa" w:w="7200"/>
+          </w:tcPr>
+          <w:p>
+            <w:r>
+              <w:rPr>
+                <w:sz w:val="20"/>
+              </w:rPr>
+              <w:t>Transfer status tracking (pending, in-transit, received, cancelled)</w:t>
+            </w:r>
+          </w:p>
+        </w:tc>
+      </w:tr>
+      <w:tr>
+        <w:tc>
+          <w:tcPr>
+            <w:tcW w:type="dxa" w:w="2160"/>
+            <w:shd w:fill="E8F4FD"/>
+          </w:tcPr>
+          <w:p>
+            <w:r>
+              <w:rPr>
+                <w:sz w:val="20"/>
+              </w:rPr>
+              <w:t>FR-STOCK-020</w:t>
+            </w:r>
+          </w:p>
+        </w:tc>
+        <w:tc>
+          <w:tcPr>
+            <w:tcW w:type="dxa" w:w="7200"/>
+            <w:shd w:fill="E8F4FD"/>
+          </w:tcPr>
+          <w:p>
+            <w:r>
+              <w:rPr>
+                <w:sz w:val="20"/>
+              </w:rPr>
+              <w:t>Partial transfer support (receive partial quantities)</w:t>
+            </w:r>
+          </w:p>
+        </w:tc>
+      </w:tr>
+      <w:tr>
+        <w:tc>
+          <w:tcPr>
+            <w:tcW w:type="dxa" w:w="2160"/>
+          </w:tcPr>
+          <w:p>
+            <w:r>
+              <w:rPr>
+                <w:sz w:val="20"/>
+              </w:rPr>
+              <w:t>FR-STOCK-021</w:t>
+            </w:r>
+          </w:p>
+        </w:tc>
+        <w:tc>
+          <w:tcPr>
+            <w:tcW w:type="dxa" w:w="7200"/>
+          </w:tcPr>
+          <w:p>
+            <w:r>
+              <w:rPr>
+                <w:sz w:val="20"/>
+              </w:rPr>
+              <w:t>Transfer shipping details and tracking</w:t>
+            </w:r>
+          </w:p>
+        </w:tc>
+      </w:tr>
+      <w:tr>
+        <w:tc>
+          <w:tcPr>
+            <w:tcW w:type="dxa" w:w="2160"/>
+            <w:shd w:fill="E8F4FD"/>
+          </w:tcPr>
+          <w:p>
+            <w:r>
+              <w:rPr>
+                <w:sz w:val="20"/>
+              </w:rPr>
+              <w:t>FR-STOCK-022</w:t>
+            </w:r>
+          </w:p>
+        </w:tc>
+        <w:tc>
+          <w:tcPr>
+            <w:tcW w:type="dxa" w:w="7200"/>
+            <w:shd w:fill="E8F4FD"/>
+          </w:tcPr>
+          <w:p>
+            <w:r>
+              <w:rPr>
+                <w:sz w:val="20"/>
+              </w:rPr>
+              <w:t>Automatic stock deduction on transfer dispatch</w:t>
+            </w:r>
+          </w:p>
+        </w:tc>
+      </w:tr>
+      <w:tr>
+        <w:tc>
+          <w:tcPr>
+            <w:tcW w:type="dxa" w:w="2160"/>
+          </w:tcPr>
+          <w:p>
+            <w:r>
+              <w:rPr>
+                <w:sz w:val="20"/>
+              </w:rPr>
+              <w:t>FR-STOCK-023</w:t>
+            </w:r>
+          </w:p>
+        </w:tc>
+        <w:tc>
+          <w:tcPr>
+            <w:tcW w:type="dxa" w:w="7200"/>
+          </w:tcPr>
+          <w:p>
+            <w:r>
+              <w:rPr>
+                <w:sz w:val="20"/>
+              </w:rPr>
+              <w:t>Automatic stock addition on transfer receipt</w:t>
+            </w:r>
+          </w:p>
+        </w:tc>
+      </w:tr>
+      <w:tr>
+        <w:tc>
+          <w:tcPr>
+            <w:tcW w:type="dxa" w:w="2160"/>
+            <w:shd w:fill="E8F4FD"/>
+          </w:tcPr>
+          <w:p>
+            <w:r>
+              <w:rPr>
+                <w:sz w:val="20"/>
+              </w:rPr>
+              <w:t>FR-STOCK-024</w:t>
+            </w:r>
+          </w:p>
+        </w:tc>
+        <w:tc>
+          <w:tcPr>
+            <w:tcW w:type="dxa" w:w="7200"/>
+            <w:shd w:fill="E8F4FD"/>
+          </w:tcPr>
+          <w:p>
+            <w:r>
+              <w:rPr>
+                <w:sz w:val="20"/>
+              </w:rPr>
+              <w:t>Transfer discrepancy reporting (sent vs received)</w:t>
+            </w:r>
+          </w:p>
+        </w:tc>
+      </w:tr>
+      <w:tr>
+        <w:tc>
+          <w:tcPr>
+            <w:tcW w:type="dxa" w:w="2160"/>
+          </w:tcPr>
+          <w:p>
+            <w:r>
+              <w:rPr>
+                <w:sz w:val="20"/>
+              </w:rPr>
+              <w:t>FR-STOCK-025</w:t>
+            </w:r>
+          </w:p>
+        </w:tc>
+        <w:tc>
+          <w:tcPr>
+            <w:tcW w:type="dxa" w:w="7200"/>
+          </w:tcPr>
+          <w:p>
+            <w:r>
+              <w:rPr>
+                <w:sz w:val="20"/>
+              </w:rPr>
+              <w:t>Transfer history and audit trail</w:t>
+            </w:r>
+          </w:p>
+        </w:tc>
+      </w:tr>
+    </w:tbl>
+    <w:p>
+      <w:pPr>
+        <w:pStyle w:val="Heading3"/>
+      </w:pPr>
+      <w:r>
+        <w:rPr>
+          <w:color w:val="002B5C"/>
+        </w:rPr>
+        <w:t>3.5.5 Warehouse &amp; Location Management</w:t>
+      </w:r>
+    </w:p>
+    <w:tbl>
+      <w:tblPr>
+        <w:tblStyle w:val="TableGrid"/>
+        <w:tblW w:type="auto" w:w="0"/>
+        <w:jc w:val="center"/>
+        <w:tblLook w:firstColumn="1" w:firstRow="1" w:lastColumn="0" w:lastRow="0" w:noHBand="0" w:noVBand="1" w:val="04A0"/>
+      </w:tblPr>
+      <w:tblGrid>
+        <w:gridCol w:w="4703"/>
+        <w:gridCol w:w="4703"/>
+      </w:tblGrid>
+      <w:tr>
+        <w:tc>
+          <w:tcPr>
+            <w:tcW w:type="dxa" w:w="2160"/>
+            <w:shd w:fill="0070C0"/>
+          </w:tcPr>
+          <w:p>
+            <w:pPr>
+              <w:jc w:val="center"/>
+            </w:pPr>
+            <w:r>
+              <w:rPr>
+                <w:b/>
+                <w:color w:val="FFFFFF"/>
+                <w:sz w:val="20"/>
+              </w:rPr>
+              <w:t>ID</w:t>
+            </w:r>
+          </w:p>
+        </w:tc>
+        <w:tc>
+          <w:tcPr>
+            <w:tcW w:type="dxa" w:w="7200"/>
+            <w:shd w:fill="0070C0"/>
+          </w:tcPr>
+          <w:p>
+            <w:pPr>
+              <w:jc w:val="center"/>
+            </w:pPr>
+            <w:r>
+              <w:rPr>
+                <w:b/>
+                <w:color w:val="FFFFFF"/>
+                <w:sz w:val="20"/>
+              </w:rPr>
+              <w:t>Requirement</w:t>
+            </w:r>
+          </w:p>
+        </w:tc>
+      </w:tr>
+      <w:tr>
+        <w:tc>
+          <w:tcPr>
+            <w:tcW w:type="dxa" w:w="2160"/>
+          </w:tcPr>
+          <w:p>
+            <w:r>
+              <w:rPr>
+                <w:sz w:val="20"/>
+              </w:rPr>
+              <w:t>FR-STOCK-026</w:t>
+            </w:r>
+          </w:p>
+        </w:tc>
+        <w:tc>
+          <w:tcPr>
+            <w:tcW w:type="dxa" w:w="7200"/>
+          </w:tcPr>
+          <w:p>
+            <w:r>
+              <w:rPr>
+                <w:sz w:val="20"/>
+              </w:rPr>
+              <w:t>Multiple warehouse/location support</w:t>
+            </w:r>
+          </w:p>
+        </w:tc>
+      </w:tr>
+      <w:tr>
+        <w:tc>
+          <w:tcPr>
+            <w:tcW w:type="dxa" w:w="2160"/>
+            <w:shd w:fill="E8F4FD"/>
+          </w:tcPr>
+          <w:p>
+            <w:r>
+              <w:rPr>
+                <w:sz w:val="20"/>
+              </w:rPr>
+              <w:t>FR-STOCK-027</w:t>
+            </w:r>
+          </w:p>
+        </w:tc>
+        <w:tc>
+          <w:tcPr>
+            <w:tcW w:type="dxa" w:w="7200"/>
+            <w:shd w:fill="E8F4FD"/>
+          </w:tcPr>
+          <w:p>
+            <w:r>
+              <w:rPr>
+                <w:sz w:val="20"/>
+              </w:rPr>
+              <w:t>Warehouse details (name, address, manager, capacity)</w:t>
+            </w:r>
+          </w:p>
+        </w:tc>
+      </w:tr>
+      <w:tr>
+        <w:tc>
+          <w:tcPr>
+            <w:tcW w:type="dxa" w:w="2160"/>
+          </w:tcPr>
+          <w:p>
+            <w:r>
+              <w:rPr>
+                <w:sz w:val="20"/>
+              </w:rPr>
+              <w:t>FR-STOCK-028</w:t>
+            </w:r>
+          </w:p>
+        </w:tc>
+        <w:tc>
+          <w:tcPr>
+            <w:tcW w:type="dxa" w:w="7200"/>
+          </w:tcPr>
+          <w:p>
+            <w:r>
+              <w:rPr>
+                <w:sz w:val="20"/>
+              </w:rPr>
+              <w:t>Bin/shelf/rack location tracking within warehouses</w:t>
+            </w:r>
+          </w:p>
+        </w:tc>
+      </w:tr>
+      <w:tr>
+        <w:tc>
+          <w:tcPr>
+            <w:tcW w:type="dxa" w:w="2160"/>
+            <w:shd w:fill="E8F4FD"/>
+          </w:tcPr>
+          <w:p>
+            <w:r>
+              <w:rPr>
+                <w:sz w:val="20"/>
+              </w:rPr>
+              <w:t>FR-STOCK-029</w:t>
+            </w:r>
+          </w:p>
+        </w:tc>
+        <w:tc>
+          <w:tcPr>
+            <w:tcW w:type="dxa" w:w="7200"/>
+            <w:shd w:fill="E8F4FD"/>
+          </w:tcPr>
+          <w:p>
+            <w:r>
+              <w:rPr>
+                <w:sz w:val="20"/>
+              </w:rPr>
+              <w:t>Stock levels per location with visual map</w:t>
+            </w:r>
+          </w:p>
+        </w:tc>
+      </w:tr>
+      <w:tr>
+        <w:tc>
+          <w:tcPr>
+            <w:tcW w:type="dxa" w:w="2160"/>
+          </w:tcPr>
+          <w:p>
+            <w:r>
+              <w:rPr>
+                <w:sz w:val="20"/>
+              </w:rPr>
+              <w:t>FR-STOCK-030</w:t>
+            </w:r>
+          </w:p>
+        </w:tc>
+        <w:tc>
+          <w:tcPr>
+            <w:tcW w:type="dxa" w:w="7200"/>
+          </w:tcPr>
+          <w:p>
+            <w:r>
+              <w:rPr>
+                <w:sz w:val="20"/>
+              </w:rPr>
+              <w:t>Location capacity and utilization tracking</w:t>
+            </w:r>
+          </w:p>
+        </w:tc>
+      </w:tr>
+      <w:tr>
+        <w:tc>
+          <w:tcPr>
+            <w:tcW w:type="dxa" w:w="2160"/>
+            <w:shd w:fill="E8F4FD"/>
+          </w:tcPr>
+          <w:p>
+            <w:r>
+              <w:rPr>
+                <w:sz w:val="20"/>
+              </w:rPr>
+              <w:t>FR-STOCK-031</w:t>
+            </w:r>
+          </w:p>
+        </w:tc>
+        <w:tc>
+          <w:tcPr>
+            <w:tcW w:type="dxa" w:w="7200"/>
+            <w:shd w:fill="E8F4FD"/>
+          </w:tcPr>
+          <w:p>
+            <w:r>
+              <w:rPr>
+                <w:sz w:val="20"/>
+              </w:rPr>
+              <w:t>Default warehouse selection for orders</w:t>
+            </w:r>
+          </w:p>
+        </w:tc>
+      </w:tr>
+    </w:tbl>
+    <w:p>
+      <w:pPr>
+        <w:pStyle w:val="Heading3"/>
+      </w:pPr>
+      <w:r>
+        <w:rPr>
+          <w:color w:val="002B5C"/>
+        </w:rPr>
+        <w:t>3.5.6 Purchase Orders &amp; Receiving</w:t>
+      </w:r>
+    </w:p>
+    <w:tbl>
+      <w:tblPr>
+        <w:tblStyle w:val="TableGrid"/>
+        <w:tblW w:type="auto" w:w="0"/>
+        <w:jc w:val="center"/>
+        <w:tblLook w:firstColumn="1" w:firstRow="1" w:lastColumn="0" w:lastRow="0" w:noHBand="0" w:noVBand="1" w:val="04A0"/>
+      </w:tblPr>
+      <w:tblGrid>
+        <w:gridCol w:w="4703"/>
+        <w:gridCol w:w="4703"/>
+      </w:tblGrid>
+      <w:tr>
+        <w:tc>
+          <w:tcPr>
+            <w:tcW w:type="dxa" w:w="2160"/>
+            <w:shd w:fill="0070C0"/>
+          </w:tcPr>
+          <w:p>
+            <w:pPr>
+              <w:jc w:val="center"/>
+            </w:pPr>
+            <w:r>
+              <w:rPr>
+                <w:b/>
+                <w:color w:val="FFFFFF"/>
+                <w:sz w:val="20"/>
+              </w:rPr>
+              <w:t>ID</w:t>
+            </w:r>
+          </w:p>
+        </w:tc>
+        <w:tc>
+          <w:tcPr>
+            <w:tcW w:type="dxa" w:w="7200"/>
+            <w:shd w:fill="0070C0"/>
+          </w:tcPr>
+          <w:p>
+            <w:pPr>
+              <w:jc w:val="center"/>
+            </w:pPr>
+            <w:r>
+              <w:rPr>
+                <w:b/>
+                <w:color w:val="FFFFFF"/>
+                <w:sz w:val="20"/>
+              </w:rPr>
+              <w:t>Requirement</w:t>
+            </w:r>
+          </w:p>
+        </w:tc>
+      </w:tr>
+      <w:tr>
+        <w:tc>
+          <w:tcPr>
+            <w:tcW w:type="dxa" w:w="2160"/>
+          </w:tcPr>
+          <w:p>
+            <w:r>
+              <w:rPr>
+                <w:sz w:val="20"/>
+              </w:rPr>
+              <w:t>FR-STOCK-032</w:t>
+            </w:r>
+          </w:p>
+        </w:tc>
+        <w:tc>
+          <w:tcPr>
+            <w:tcW w:type="dxa" w:w="7200"/>
+          </w:tcPr>
+          <w:p>
+            <w:r>
+              <w:rPr>
+                <w:sz w:val="20"/>
+              </w:rPr>
+              <w:t>Purchase order creation with supplier selection</w:t>
+            </w:r>
+          </w:p>
+        </w:tc>
+      </w:tr>
+      <w:tr>
+        <w:tc>
+          <w:tcPr>
+            <w:tcW w:type="dxa" w:w="2160"/>
+            <w:shd w:fill="E8F4FD"/>
+          </w:tcPr>
+          <w:p>
+            <w:r>
+              <w:rPr>
+                <w:sz w:val="20"/>
+              </w:rPr>
+              <w:t>FR-STOCK-033</w:t>
+            </w:r>
+          </w:p>
+        </w:tc>
+        <w:tc>
+          <w:tcPr>
+            <w:tcW w:type="dxa" w:w="7200"/>
+            <w:shd w:fill="E8F4FD"/>
+          </w:tcPr>
+          <w:p>
+            <w:r>
+              <w:rPr>
+                <w:sz w:val="20"/>
+              </w:rPr>
+              <w:t>Auto-generate PO when stock hits reorder point</w:t>
+            </w:r>
+          </w:p>
+        </w:tc>
+      </w:tr>
+      <w:tr>
+        <w:tc>
+          <w:tcPr>
+            <w:tcW w:type="dxa" w:w="2160"/>
+          </w:tcPr>
+          <w:p>
+            <w:r>
+              <w:rPr>
+                <w:sz w:val="20"/>
+              </w:rPr>
+              <w:t>FR-STOCK-034</w:t>
+            </w:r>
+          </w:p>
+        </w:tc>
+        <w:tc>
+          <w:tcPr>
+            <w:tcW w:type="dxa" w:w="7200"/>
+          </w:tcPr>
+          <w:p>
+            <w:r>
+              <w:rPr>
+                <w:sz w:val="20"/>
+              </w:rPr>
+              <w:t>Purchase order status tracking (draft, sent, partial, received, closed)</w:t>
+            </w:r>
+          </w:p>
+        </w:tc>
+      </w:tr>
+      <w:tr>
+        <w:tc>
+          <w:tcPr>
+            <w:tcW w:type="dxa" w:w="2160"/>
+            <w:shd w:fill="E8F4FD"/>
+          </w:tcPr>
+          <w:p>
+            <w:r>
+              <w:rPr>
+                <w:sz w:val="20"/>
+              </w:rPr>
+              <w:t>FR-STOCK-035</w:t>
+            </w:r>
+          </w:p>
+        </w:tc>
+        <w:tc>
+          <w:tcPr>
+            <w:tcW w:type="dxa" w:w="7200"/>
+            <w:shd w:fill="E8F4FD"/>
+          </w:tcPr>
+          <w:p>
+            <w:r>
+              <w:rPr>
+                <w:sz w:val="20"/>
+              </w:rPr>
+              <w:t>Goods receiving with inspection (accept, reject, partial)</w:t>
+            </w:r>
+          </w:p>
+        </w:tc>
+      </w:tr>
+      <w:tr>
+        <w:tc>
+          <w:tcPr>
+            <w:tcW w:type="dxa" w:w="2160"/>
+          </w:tcPr>
+          <w:p>
+            <w:r>
+              <w:rPr>
+                <w:sz w:val="20"/>
+              </w:rPr>
+              <w:t>FR-STOCK-036</w:t>
+            </w:r>
+          </w:p>
+        </w:tc>
+        <w:tc>
+          <w:tcPr>
+            <w:tcW w:type="dxa" w:w="7200"/>
+          </w:tcPr>
+          <w:p>
+            <w:r>
+              <w:rPr>
+                <w:sz w:val="20"/>
+              </w:rPr>
+              <w:t>Auto stock update on goods receipt</w:t>
+            </w:r>
+          </w:p>
+        </w:tc>
+      </w:tr>
+      <w:tr>
+        <w:tc>
+          <w:tcPr>
+            <w:tcW w:type="dxa" w:w="2160"/>
+            <w:shd w:fill="E8F4FD"/>
+          </w:tcPr>
+          <w:p>
+            <w:r>
+              <w:rPr>
+                <w:sz w:val="20"/>
+              </w:rPr>
+              <w:t>FR-STOCK-037</w:t>
+            </w:r>
+          </w:p>
+        </w:tc>
+        <w:tc>
+          <w:tcPr>
+            <w:tcW w:type="dxa" w:w="7200"/>
+            <w:shd w:fill="E8F4FD"/>
+          </w:tcPr>
+          <w:p>
+            <w:r>
+              <w:rPr>
+                <w:sz w:val="20"/>
+              </w:rPr>
+              <w:t>Purchase order PDF generation</w:t>
+            </w:r>
+          </w:p>
+        </w:tc>
+      </w:tr>
+      <w:tr>
+        <w:tc>
+          <w:tcPr>
+            <w:tcW w:type="dxa" w:w="2160"/>
+          </w:tcPr>
+          <w:p>
+            <w:r>
+              <w:rPr>
+                <w:sz w:val="20"/>
+              </w:rPr>
+              <w:t>FR-STOCK-038</w:t>
+            </w:r>
+          </w:p>
+        </w:tc>
+        <w:tc>
+          <w:tcPr>
+            <w:tcW w:type="dxa" w:w="7200"/>
+          </w:tcPr>
+          <w:p>
+            <w:r>
+              <w:rPr>
+                <w:sz w:val="20"/>
+              </w:rPr>
+              <w:t>Supplier performance tracking (delivery time, quality)</w:t>
+            </w:r>
+          </w:p>
+        </w:tc>
+      </w:tr>
+      <w:tr>
+        <w:tc>
+          <w:tcPr>
+            <w:tcW w:type="dxa" w:w="2160"/>
+            <w:shd w:fill="E8F4FD"/>
+          </w:tcPr>
+          <w:p>
+            <w:r>
+              <w:rPr>
+                <w:sz w:val="20"/>
+              </w:rPr>
+              <w:t>FR-STOCK-039</w:t>
+            </w:r>
+          </w:p>
+        </w:tc>
+        <w:tc>
+          <w:tcPr>
+            <w:tcW w:type="dxa" w:w="7200"/>
+            <w:shd w:fill="E8F4FD"/>
+          </w:tcPr>
+          <w:p>
+            <w:r>
+              <w:rPr>
+                <w:sz w:val="20"/>
+              </w:rPr>
+              <w:t>Purchase order cost tracking (landed cost calculation)</w:t>
+            </w:r>
+          </w:p>
+        </w:tc>
+      </w:tr>
+    </w:tbl>
+    <w:p>
+      <w:pPr>
+        <w:pStyle w:val="Heading3"/>
+      </w:pPr>
+      <w:r>
+        <w:rPr>
+          <w:color w:val="002B5C"/>
+        </w:rPr>
+        <w:t>3.5.7 Stock Takes &amp; Auditing</w:t>
+      </w:r>
+    </w:p>
+    <w:tbl>
+      <w:tblPr>
+        <w:tblStyle w:val="TableGrid"/>
+        <w:tblW w:type="auto" w:w="0"/>
+        <w:jc w:val="center"/>
+        <w:tblLook w:firstColumn="1" w:firstRow="1" w:lastColumn="0" w:lastRow="0" w:noHBand="0" w:noVBand="1" w:val="04A0"/>
+      </w:tblPr>
+      <w:tblGrid>
+        <w:gridCol w:w="4703"/>
+        <w:gridCol w:w="4703"/>
+      </w:tblGrid>
+      <w:tr>
+        <w:tc>
+          <w:tcPr>
+            <w:tcW w:type="dxa" w:w="2160"/>
+            <w:shd w:fill="0070C0"/>
+          </w:tcPr>
+          <w:p>
+            <w:pPr>
+              <w:jc w:val="center"/>
+            </w:pPr>
+            <w:r>
+              <w:rPr>
+                <w:b/>
+                <w:color w:val="FFFFFF"/>
+                <w:sz w:val="20"/>
+              </w:rPr>
+              <w:t>ID</w:t>
+            </w:r>
+          </w:p>
+        </w:tc>
+        <w:tc>
+          <w:tcPr>
+            <w:tcW w:type="dxa" w:w="7200"/>
+            <w:shd w:fill="0070C0"/>
+          </w:tcPr>
+          <w:p>
+            <w:pPr>
+              <w:jc w:val="center"/>
+            </w:pPr>
+            <w:r>
+              <w:rPr>
+                <w:b/>
+                <w:color w:val="FFFFFF"/>
+                <w:sz w:val="20"/>
+              </w:rPr>
+              <w:t>Requirement</w:t>
+            </w:r>
+          </w:p>
+        </w:tc>
+      </w:tr>
+      <w:tr>
+        <w:tc>
+          <w:tcPr>
+            <w:tcW w:type="dxa" w:w="2160"/>
+          </w:tcPr>
+          <w:p>
+            <w:r>
+              <w:rPr>
+                <w:sz w:val="20"/>
+              </w:rPr>
+              <w:t>FR-STOCK-040</w:t>
+            </w:r>
+          </w:p>
+        </w:tc>
+        <w:tc>
+          <w:tcPr>
+            <w:tcW w:type="dxa" w:w="7200"/>
+          </w:tcPr>
+          <w:p>
+            <w:r>
+              <w:rPr>
+                <w:sz w:val="20"/>
+              </w:rPr>
+              <w:t>Physical stock count / stock take scheduling</w:t>
+            </w:r>
+          </w:p>
+        </w:tc>
+      </w:tr>
+      <w:tr>
+        <w:tc>
+          <w:tcPr>
+            <w:tcW w:type="dxa" w:w="2160"/>
+            <w:shd w:fill="E8F4FD"/>
+          </w:tcPr>
+          <w:p>
+            <w:r>
+              <w:rPr>
+                <w:sz w:val="20"/>
+              </w:rPr>
+              <w:t>FR-STOCK-041</w:t>
+            </w:r>
+          </w:p>
+        </w:tc>
+        <w:tc>
+          <w:tcPr>
+            <w:tcW w:type="dxa" w:w="7200"/>
+            <w:shd w:fill="E8F4FD"/>
+          </w:tcPr>
+          <w:p>
+            <w:r>
+              <w:rPr>
+                <w:sz w:val="20"/>
+              </w:rPr>
+              <w:t>Stock take by warehouse/location (cycle counts)</w:t>
+            </w:r>
+          </w:p>
+        </w:tc>
+      </w:tr>
+      <w:tr>
+        <w:tc>
+          <w:tcPr>
+            <w:tcW w:type="dxa" w:w="2160"/>
+          </w:tcPr>
+          <w:p>
+            <w:r>
+              <w:rPr>
+                <w:sz w:val="20"/>
+              </w:rPr>
+              <w:t>FR-STOCK-042</w:t>
+            </w:r>
+          </w:p>
+        </w:tc>
+        <w:tc>
+          <w:tcPr>
+            <w:tcW w:type="dxa" w:w="7200"/>
+          </w:tcPr>
+          <w:p>
+            <w:r>
+              <w:rPr>
+                <w:sz w:val="20"/>
+              </w:rPr>
+              <w:t>Stock take variance report (system vs physical)</w:t>
+            </w:r>
+          </w:p>
+        </w:tc>
+      </w:tr>
+      <w:tr>
+        <w:tc>
+          <w:tcPr>
+            <w:tcW w:type="dxa" w:w="2160"/>
+            <w:shd w:fill="E8F4FD"/>
+          </w:tcPr>
+          <w:p>
+            <w:r>
+              <w:rPr>
+                <w:sz w:val="20"/>
+              </w:rPr>
+              <w:t>FR-STOCK-043</w:t>
+            </w:r>
+          </w:p>
+        </w:tc>
+        <w:tc>
+          <w:tcPr>
+            <w:tcW w:type="dxa" w:w="7200"/>
+            <w:shd w:fill="E8F4FD"/>
+          </w:tcPr>
+          <w:p>
+            <w:r>
+              <w:rPr>
+                <w:sz w:val="20"/>
+              </w:rPr>
+              <w:t>Stock take approval and adjustments</w:t>
+            </w:r>
+          </w:p>
+        </w:tc>
+      </w:tr>
+      <w:tr>
+        <w:tc>
+          <w:tcPr>
+            <w:tcW w:type="dxa" w:w="2160"/>
+          </w:tcPr>
+          <w:p>
+            <w:r>
+              <w:rPr>
+                <w:sz w:val="20"/>
+              </w:rPr>
+              <w:t>FR-STOCK-044</w:t>
+            </w:r>
+          </w:p>
+        </w:tc>
+        <w:tc>
+          <w:tcPr>
+            <w:tcW w:type="dxa" w:w="7200"/>
+          </w:tcPr>
+          <w:p>
+            <w:r>
+              <w:rPr>
+                <w:sz w:val="20"/>
+              </w:rPr>
+              <w:t>Barcode scanning for fast stock counting</w:t>
+            </w:r>
+          </w:p>
+        </w:tc>
+      </w:tr>
+      <w:tr>
+        <w:tc>
+          <w:tcPr>
+            <w:tcW w:type="dxa" w:w="2160"/>
+            <w:shd w:fill="E8F4FD"/>
+          </w:tcPr>
+          <w:p>
+            <w:r>
+              <w:rPr>
+                <w:sz w:val="20"/>
+              </w:rPr>
+              <w:t>FR-STOCK-045</w:t>
+            </w:r>
+          </w:p>
+        </w:tc>
+        <w:tc>
+          <w:tcPr>
+            <w:tcW w:type="dxa" w:w="7200"/>
+            <w:shd w:fill="E8F4FD"/>
+          </w:tcPr>
+          <w:p>
+            <w:r>
+              <w:rPr>
+                <w:sz w:val="20"/>
+              </w:rPr>
+              <w:t>Stock take history and audit trail</w:t>
+            </w:r>
+          </w:p>
+        </w:tc>
+      </w:tr>
+    </w:tbl>
+    <w:p>
+      <w:pPr>
+        <w:pStyle w:val="Heading3"/>
+      </w:pPr>
+      <w:r>
+        <w:rPr>
+          <w:color w:val="002B5C"/>
+        </w:rPr>
+        <w:t>3.5.8 Inventory Reports &amp; Analytics</w:t>
+      </w:r>
+    </w:p>
+    <w:tbl>
+      <w:tblPr>
+        <w:tblStyle w:val="TableGrid"/>
+        <w:tblW w:type="auto" w:w="0"/>
+        <w:jc w:val="center"/>
+        <w:tblLook w:firstColumn="1" w:firstRow="1" w:lastColumn="0" w:lastRow="0" w:noHBand="0" w:noVBand="1" w:val="04A0"/>
+      </w:tblPr>
+      <w:tblGrid>
+        <w:gridCol w:w="4703"/>
+        <w:gridCol w:w="4703"/>
+      </w:tblGrid>
+      <w:tr>
+        <w:tc>
+          <w:tcPr>
+            <w:tcW w:type="dxa" w:w="2160"/>
+            <w:shd w:fill="0070C0"/>
+          </w:tcPr>
+          <w:p>
+            <w:pPr>
+              <w:jc w:val="center"/>
+            </w:pPr>
+            <w:r>
+              <w:rPr>
+                <w:b/>
+                <w:color w:val="FFFFFF"/>
+                <w:sz w:val="20"/>
+              </w:rPr>
+              <w:t>ID</w:t>
+            </w:r>
+          </w:p>
+        </w:tc>
+        <w:tc>
+          <w:tcPr>
+            <w:tcW w:type="dxa" w:w="7200"/>
+            <w:shd w:fill="0070C0"/>
+          </w:tcPr>
+          <w:p>
+            <w:pPr>
+              <w:jc w:val="center"/>
+            </w:pPr>
+            <w:r>
+              <w:rPr>
+                <w:b/>
+                <w:color w:val="FFFFFF"/>
+                <w:sz w:val="20"/>
+              </w:rPr>
+              <w:t>Requirement</w:t>
+            </w:r>
+          </w:p>
+        </w:tc>
+      </w:tr>
+      <w:tr>
+        <w:tc>
+          <w:tcPr>
+            <w:tcW w:type="dxa" w:w="2160"/>
+          </w:tcPr>
+          <w:p>
+            <w:r>
+              <w:rPr>
+                <w:sz w:val="20"/>
+              </w:rPr>
+              <w:t>FR-STOCK-046</w:t>
+            </w:r>
+          </w:p>
+        </w:tc>
+        <w:tc>
+          <w:tcPr>
+            <w:tcW w:type="dxa" w:w="7200"/>
+          </w:tcPr>
+          <w:p>
+            <w:r>
+              <w:rPr>
+                <w:sz w:val="20"/>
+              </w:rPr>
+              <w:t>Stock valuation report (FIFO, weighted average, at cost, at retail)</w:t>
+            </w:r>
+          </w:p>
+        </w:tc>
+      </w:tr>
+      <w:tr>
+        <w:tc>
+          <w:tcPr>
+            <w:tcW w:type="dxa" w:w="2160"/>
+            <w:shd w:fill="E8F4FD"/>
+          </w:tcPr>
+          <w:p>
+            <w:r>
+              <w:rPr>
+                <w:sz w:val="20"/>
+              </w:rPr>
+              <w:t>FR-STOCK-047</w:t>
+            </w:r>
+          </w:p>
+        </w:tc>
+        <w:tc>
+          <w:tcPr>
+            <w:tcW w:type="dxa" w:w="7200"/>
+            <w:shd w:fill="E8F4FD"/>
+          </w:tcPr>
+          <w:p>
+            <w:r>
+              <w:rPr>
+                <w:sz w:val="20"/>
+              </w:rPr>
+              <w:t>Stock movement report (inbound, outbound, net change)</w:t>
+            </w:r>
+          </w:p>
+        </w:tc>
+      </w:tr>
+      <w:tr>
+        <w:tc>
+          <w:tcPr>
+            <w:tcW w:type="dxa" w:w="2160"/>
+          </w:tcPr>
+          <w:p>
+            <w:r>
+              <w:rPr>
+                <w:sz w:val="20"/>
+              </w:rPr>
+              <w:t>FR-STOCK-048</w:t>
+            </w:r>
+          </w:p>
+        </w:tc>
+        <w:tc>
+          <w:tcPr>
+            <w:tcW w:type="dxa" w:w="7200"/>
+          </w:tcPr>
+          <w:p>
+            <w:r>
+              <w:rPr>
+                <w:sz w:val="20"/>
+              </w:rPr>
+              <w:t>Dead stock / slow-moving inventory report</w:t>
+            </w:r>
+          </w:p>
+        </w:tc>
+      </w:tr>
+      <w:tr>
+        <w:tc>
+          <w:tcPr>
+            <w:tcW w:type="dxa" w:w="2160"/>
+            <w:shd w:fill="E8F4FD"/>
+          </w:tcPr>
+          <w:p>
+            <w:r>
+              <w:rPr>
+                <w:sz w:val="20"/>
+              </w:rPr>
+              <w:t>FR-STOCK-049</w:t>
+            </w:r>
+          </w:p>
+        </w:tc>
+        <w:tc>
+          <w:tcPr>
+            <w:tcW w:type="dxa" w:w="7200"/>
+            <w:shd w:fill="E8F4FD"/>
+          </w:tcPr>
+          <w:p>
+            <w:r>
+              <w:rPr>
+                <w:sz w:val="20"/>
+              </w:rPr>
+              <w:t>Stock turnover ratio analysis</w:t>
+            </w:r>
+          </w:p>
+        </w:tc>
+      </w:tr>
+      <w:tr>
+        <w:tc>
+          <w:tcPr>
+            <w:tcW w:type="dxa" w:w="2160"/>
+          </w:tcPr>
+          <w:p>
+            <w:r>
+              <w:rPr>
+                <w:sz w:val="20"/>
+              </w:rPr>
+              <w:t>FR-STOCK-050</w:t>
+            </w:r>
+          </w:p>
+        </w:tc>
+        <w:tc>
+          <w:tcPr>
+            <w:tcW w:type="dxa" w:w="7200"/>
+          </w:tcPr>
+          <w:p>
+            <w:r>
+              <w:rPr>
+                <w:sz w:val="20"/>
+              </w:rPr>
+              <w:t>ABC analysis (high/medium/low value items)</w:t>
+            </w:r>
+          </w:p>
+        </w:tc>
+      </w:tr>
+      <w:tr>
+        <w:tc>
+          <w:tcPr>
+            <w:tcW w:type="dxa" w:w="2160"/>
+            <w:shd w:fill="E8F4FD"/>
+          </w:tcPr>
+          <w:p>
+            <w:r>
+              <w:rPr>
+                <w:sz w:val="20"/>
+              </w:rPr>
+              <w:t>FR-STOCK-051</w:t>
+            </w:r>
+          </w:p>
+        </w:tc>
+        <w:tc>
+          <w:tcPr>
+            <w:tcW w:type="dxa" w:w="7200"/>
+            <w:shd w:fill="E8F4FD"/>
+          </w:tcPr>
+          <w:p>
+            <w:r>
+              <w:rPr>
+                <w:sz w:val="20"/>
+              </w:rPr>
+              <w:t>Inventory aging report</w:t>
+            </w:r>
+          </w:p>
+        </w:tc>
+      </w:tr>
+      <w:tr>
+        <w:tc>
+          <w:tcPr>
+            <w:tcW w:type="dxa" w:w="2160"/>
+          </w:tcPr>
+          <w:p>
+            <w:r>
+              <w:rPr>
+                <w:sz w:val="20"/>
+              </w:rPr>
+              <w:t>FR-STOCK-052</w:t>
+            </w:r>
+          </w:p>
+        </w:tc>
+        <w:tc>
+          <w:tcPr>
+            <w:tcW w:type="dxa" w:w="7200"/>
+          </w:tcPr>
+          <w:p>
+            <w:r>
+              <w:rPr>
+                <w:sz w:val="20"/>
+              </w:rPr>
+              <w:t>Stock summary by warehouse/category/supplier</w:t>
+            </w:r>
+          </w:p>
+        </w:tc>
+      </w:tr>
+      <w:tr>
+        <w:tc>
+          <w:tcPr>
+            <w:tcW w:type="dxa" w:w="2160"/>
+            <w:shd w:fill="E8F4FD"/>
+          </w:tcPr>
+          <w:p>
+            <w:r>
+              <w:rPr>
+                <w:sz w:val="20"/>
+              </w:rPr>
+              <w:t>FR-STOCK-053</w:t>
+            </w:r>
+          </w:p>
+        </w:tc>
+        <w:tc>
+          <w:tcPr>
+            <w:tcW w:type="dxa" w:w="7200"/>
+            <w:shd w:fill="E8F4FD"/>
+          </w:tcPr>
+          <w:p>
+            <w:r>
+              <w:rPr>
+                <w:sz w:val="20"/>
+              </w:rPr>
+              <w:t>Export inventory reports (PDF, CSV, Excel)</w:t>
+            </w:r>
+          </w:p>
+        </w:tc>
+      </w:tr>
+      <w:tr>
+        <w:tc>
+          <w:tcPr>
+            <w:tcW w:type="dxa" w:w="2160"/>
+          </w:tcPr>
+          <w:p>
+            <w:r>
+              <w:rPr>
+                <w:sz w:val="20"/>
+              </w:rPr>
+              <w:t>FR-STOCK-054</w:t>
+            </w:r>
+          </w:p>
+        </w:tc>
+        <w:tc>
+          <w:tcPr>
+            <w:tcW w:type="dxa" w:w="7200"/>
+          </w:tcPr>
+          <w:p>
+            <w:r>
+              <w:rPr>
+                <w:sz w:val="20"/>
+              </w:rPr>
+              <w:t>Reorder point and EOQ (Economic Order Quantity) suggestions</w:t>
+            </w:r>
+          </w:p>
+        </w:tc>
+      </w:tr>
+    </w:tbl>
+    <w:p>
+      <w:pPr>
+        <w:pStyle w:val="Heading2"/>
+      </w:pPr>
+      <w:r>
+        <w:rPr>
+          <w:color w:val="002B5C"/>
+        </w:rPr>
+        <w:t>3.6 Human Resources (HR)</w:t>
+      </w:r>
+    </w:p>
+    <w:tbl>
+      <w:tblPr>
+        <w:tblStyle w:val="TableGrid"/>
+        <w:tblW w:type="auto" w:w="0"/>
+        <w:jc w:val="center"/>
+        <w:tblLook w:firstColumn="1" w:firstRow="1" w:lastColumn="0" w:lastRow="0" w:noHBand="0" w:noVBand="1" w:val="04A0"/>
+      </w:tblPr>
+      <w:tblGrid>
+        <w:gridCol w:w="4703"/>
+        <w:gridCol w:w="4703"/>
+      </w:tblGrid>
+      <w:tr>
+        <w:tc>
+          <w:tcPr>
+            <w:tcW w:type="dxa" w:w="2160"/>
+            <w:shd w:fill="0070C0"/>
+          </w:tcPr>
+          <w:p>
+            <w:pPr>
+              <w:jc w:val="center"/>
+            </w:pPr>
+            <w:r>
+              <w:rPr>
+                <w:b/>
+                <w:color w:val="FFFFFF"/>
+                <w:sz w:val="20"/>
+              </w:rPr>
+              <w:t>ID</w:t>
+            </w:r>
+          </w:p>
+        </w:tc>
+        <w:tc>
+          <w:tcPr>
+            <w:tcW w:type="dxa" w:w="7200"/>
+            <w:shd w:fill="0070C0"/>
+          </w:tcPr>
+          <w:p>
+            <w:pPr>
+              <w:jc w:val="center"/>
+            </w:pPr>
+            <w:r>
+              <w:rPr>
+                <w:b/>
+                <w:color w:val="FFFFFF"/>
+                <w:sz w:val="20"/>
+              </w:rPr>
+              <w:t>Requirement</w:t>
+            </w:r>
+          </w:p>
+        </w:tc>
+      </w:tr>
+      <w:tr>
+        <w:tc>
+          <w:tcPr>
+            <w:tcW w:type="dxa" w:w="2160"/>
+          </w:tcPr>
+          <w:p>
+            <w:r>
+              <w:rPr>
+                <w:sz w:val="20"/>
+              </w:rPr>
+              <w:t>FR-HR-001</w:t>
+            </w:r>
+          </w:p>
+        </w:tc>
+        <w:tc>
+          <w:tcPr>
+            <w:tcW w:type="dxa" w:w="7200"/>
+          </w:tcPr>
+          <w:p>
+            <w:r>
+              <w:rPr>
+                <w:sz w:val="20"/>
+              </w:rPr>
+              <w:t>Employee directory with profiles</w:t>
+            </w:r>
+          </w:p>
+        </w:tc>
+      </w:tr>
+      <w:tr>
+        <w:tc>
+          <w:tcPr>
+            <w:tcW w:type="dxa" w:w="2160"/>
+            <w:shd w:fill="E8F4FD"/>
+          </w:tcPr>
+          <w:p>
+            <w:r>
+              <w:rPr>
+                <w:sz w:val="20"/>
+              </w:rPr>
+              <w:t>FR-HR-002</w:t>
+            </w:r>
+          </w:p>
+        </w:tc>
+        <w:tc>
+          <w:tcPr>
+            <w:tcW w:type="dxa" w:w="7200"/>
+            <w:shd w:fill="E8F4FD"/>
+          </w:tcPr>
+          <w:p>
+            <w:r>
+              <w:rPr>
+                <w:sz w:val="20"/>
+              </w:rPr>
+              <w:t>Attendance tracking and timesheets</w:t>
+            </w:r>
+          </w:p>
+        </w:tc>
+      </w:tr>
+      <w:tr>
+        <w:tc>
+          <w:tcPr>
+            <w:tcW w:type="dxa" w:w="2160"/>
+          </w:tcPr>
+          <w:p>
+            <w:r>
+              <w:rPr>
+                <w:sz w:val="20"/>
+              </w:rPr>
+              <w:t>FR-HR-003</w:t>
+            </w:r>
+          </w:p>
+        </w:tc>
+        <w:tc>
+          <w:tcPr>
+            <w:tcW w:type="dxa" w:w="7200"/>
+          </w:tcPr>
+          <w:p>
+            <w:r>
+              <w:rPr>
+                <w:sz w:val="20"/>
+              </w:rPr>
+              <w:t>Leave management (request, approve, reject)</w:t>
+            </w:r>
+          </w:p>
+        </w:tc>
+      </w:tr>
+      <w:tr>
+        <w:tc>
+          <w:tcPr>
+            <w:tcW w:type="dxa" w:w="2160"/>
+            <w:shd w:fill="E8F4FD"/>
+          </w:tcPr>
+          <w:p>
+            <w:r>
+              <w:rPr>
+                <w:sz w:val="20"/>
+              </w:rPr>
+              <w:t>FR-HR-004</w:t>
+            </w:r>
+          </w:p>
+        </w:tc>
+        <w:tc>
+          <w:tcPr>
+            <w:tcW w:type="dxa" w:w="7200"/>
+            <w:shd w:fill="E8F4FD"/>
+          </w:tcPr>
+          <w:p>
+            <w:r>
+              <w:rPr>
+                <w:sz w:val="20"/>
+              </w:rPr>
+              <w:t>Payroll summary view</w:t>
+            </w:r>
+          </w:p>
+        </w:tc>
+      </w:tr>
+      <w:tr>
+        <w:tc>
+          <w:tcPr>
+            <w:tcW w:type="dxa" w:w="2160"/>
+          </w:tcPr>
+          <w:p>
+            <w:r>
+              <w:rPr>
+                <w:sz w:val="20"/>
+              </w:rPr>
+              <w:t>FR-HR-005</w:t>
+            </w:r>
+          </w:p>
+        </w:tc>
+        <w:tc>
+          <w:tcPr>
+            <w:tcW w:type="dxa" w:w="7200"/>
+          </w:tcPr>
+          <w:p>
+            <w:r>
+              <w:rPr>
+                <w:sz w:val="20"/>
+              </w:rPr>
+              <w:t>Performance reviews</w:t>
+            </w:r>
+          </w:p>
+        </w:tc>
+      </w:tr>
+      <w:tr>
+        <w:tc>
+          <w:tcPr>
+            <w:tcW w:type="dxa" w:w="2160"/>
+            <w:shd w:fill="E8F4FD"/>
+          </w:tcPr>
+          <w:p>
+            <w:r>
+              <w:rPr>
+                <w:sz w:val="20"/>
+              </w:rPr>
+              <w:t>FR-HR-006</w:t>
+            </w:r>
+          </w:p>
+        </w:tc>
+        <w:tc>
+          <w:tcPr>
+            <w:tcW w:type="dxa" w:w="7200"/>
+            <w:shd w:fill="E8F4FD"/>
+          </w:tcPr>
+          <w:p>
+            <w:r>
+              <w:rPr>
+                <w:sz w:val="20"/>
+              </w:rPr>
+              <w:t>Department and designation management</w:t>
+            </w:r>
+          </w:p>
+        </w:tc>
+      </w:tr>
+      <w:tr>
+        <w:tc>
+          <w:tcPr>
+            <w:tcW w:type="dxa" w:w="2160"/>
+          </w:tcPr>
+          <w:p>
+            <w:r>
+              <w:rPr>
+                <w:sz w:val="20"/>
+              </w:rPr>
+              <w:t>FR-HR-007</w:t>
+            </w:r>
+          </w:p>
+        </w:tc>
+        <w:tc>
+          <w:tcPr>
+            <w:tcW w:type="dxa" w:w="7200"/>
+          </w:tcPr>
+          <w:p>
+            <w:r>
+              <w:rPr>
+                <w:sz w:val="20"/>
+              </w:rPr>
+              <w:t>Document management (contracts, IDs)</w:t>
+            </w:r>
+          </w:p>
+        </w:tc>
+      </w:tr>
+    </w:tbl>
+    <w:p>
+      <w:pPr>
+        <w:pStyle w:val="Heading2"/>
+      </w:pPr>
+      <w:r>
+        <w:rPr>
+          <w:color w:val="002B5C"/>
+        </w:rPr>
+        <w:t>3.7 Project Management</w:t>
+      </w:r>
+    </w:p>
+    <w:tbl>
+      <w:tblPr>
+        <w:tblStyle w:val="TableGrid"/>
+        <w:tblW w:type="auto" w:w="0"/>
+        <w:jc w:val="center"/>
+        <w:tblLook w:firstColumn="1" w:firstRow="1" w:lastColumn="0" w:lastRow="0" w:noHBand="0" w:noVBand="1" w:val="04A0"/>
+      </w:tblPr>
+      <w:tblGrid>
+        <w:gridCol w:w="4703"/>
+        <w:gridCol w:w="4703"/>
+      </w:tblGrid>
+      <w:tr>
+        <w:tc>
+          <w:tcPr>
+            <w:tcW w:type="dxa" w:w="2160"/>
+            <w:shd w:fill="0070C0"/>
+          </w:tcPr>
+          <w:p>
+            <w:pPr>
+              <w:jc w:val="center"/>
+            </w:pPr>
+            <w:r>
+              <w:rPr>
+                <w:b/>
+                <w:color w:val="FFFFFF"/>
+                <w:sz w:val="20"/>
+              </w:rPr>
+              <w:t>ID</w:t>
+            </w:r>
+          </w:p>
+        </w:tc>
+        <w:tc>
+          <w:tcPr>
+            <w:tcW w:type="dxa" w:w="7200"/>
+            <w:shd w:fill="0070C0"/>
+          </w:tcPr>
+          <w:p>
+            <w:pPr>
+              <w:jc w:val="center"/>
+            </w:pPr>
+            <w:r>
+              <w:rPr>
+                <w:b/>
+                <w:color w:val="FFFFFF"/>
+                <w:sz w:val="20"/>
+              </w:rPr>
+              <w:t>Requirement</w:t>
+            </w:r>
+          </w:p>
+        </w:tc>
+      </w:tr>
+      <w:tr>
+        <w:tc>
+          <w:tcPr>
+            <w:tcW w:type="dxa" w:w="2160"/>
+          </w:tcPr>
+          <w:p>
+            <w:r>
+              <w:rPr>
+                <w:sz w:val="20"/>
+              </w:rPr>
+              <w:t>FR-PM-001</w:t>
+            </w:r>
+          </w:p>
+        </w:tc>
+        <w:tc>
+          <w:tcPr>
+            <w:tcW w:type="dxa" w:w="7200"/>
+          </w:tcPr>
+          <w:p>
+            <w:r>
+              <w:rPr>
+                <w:sz w:val="20"/>
+              </w:rPr>
+              <w:t>Project creation with milestones and deadlines</w:t>
+            </w:r>
+          </w:p>
+        </w:tc>
+      </w:tr>
+      <w:tr>
+        <w:tc>
+          <w:tcPr>
+            <w:tcW w:type="dxa" w:w="2160"/>
+            <w:shd w:fill="E8F4FD"/>
+          </w:tcPr>
+          <w:p>
+            <w:r>
+              <w:rPr>
+                <w:sz w:val="20"/>
+              </w:rPr>
+              <w:t>FR-PM-002</w:t>
+            </w:r>
+          </w:p>
+        </w:tc>
+        <w:tc>
+          <w:tcPr>
+            <w:tcW w:type="dxa" w:w="7200"/>
+            <w:shd w:fill="E8F4FD"/>
+          </w:tcPr>
+          <w:p>
+            <w:r>
+              <w:rPr>
+                <w:sz w:val="20"/>
+              </w:rPr>
+              <w:t>Kanban board view for tasks</w:t>
+            </w:r>
+          </w:p>
+        </w:tc>
+      </w:tr>
+      <w:tr>
+        <w:tc>
+          <w:tcPr>
+            <w:tcW w:type="dxa" w:w="2160"/>
+          </w:tcPr>
+          <w:p>
+            <w:r>
+              <w:rPr>
+                <w:sz w:val="20"/>
+              </w:rPr>
+              <w:t>FR-PM-003</w:t>
+            </w:r>
+          </w:p>
+        </w:tc>
+        <w:tc>
+          <w:tcPr>
+            <w:tcW w:type="dxa" w:w="7200"/>
+          </w:tcPr>
+          <w:p>
+            <w:r>
+              <w:rPr>
+                <w:sz w:val="20"/>
+              </w:rPr>
+              <w:t>Gantt chart view</w:t>
+            </w:r>
+          </w:p>
+        </w:tc>
+      </w:tr>
+      <w:tr>
+        <w:tc>
+          <w:tcPr>
+            <w:tcW w:type="dxa" w:w="2160"/>
+            <w:shd w:fill="E8F4FD"/>
+          </w:tcPr>
+          <w:p>
+            <w:r>
+              <w:rPr>
+                <w:sz w:val="20"/>
+              </w:rPr>
+              <w:t>FR-PM-004</w:t>
+            </w:r>
+          </w:p>
+        </w:tc>
+        <w:tc>
+          <w:tcPr>
+            <w:tcW w:type="dxa" w:w="7200"/>
+            <w:shd w:fill="E8F4FD"/>
+          </w:tcPr>
+          <w:p>
+            <w:r>
+              <w:rPr>
+                <w:sz w:val="20"/>
+              </w:rPr>
+              <w:t>Task assignment with priority and status</w:t>
+            </w:r>
+          </w:p>
+        </w:tc>
+      </w:tr>
+      <w:tr>
+        <w:tc>
+          <w:tcPr>
+            <w:tcW w:type="dxa" w:w="2160"/>
+          </w:tcPr>
+          <w:p>
+            <w:r>
+              <w:rPr>
+                <w:sz w:val="20"/>
+              </w:rPr>
+              <w:t>FR-PM-005</w:t>
+            </w:r>
+          </w:p>
+        </w:tc>
+        <w:tc>
+          <w:tcPr>
+            <w:tcW w:type="dxa" w:w="7200"/>
+          </w:tcPr>
+          <w:p>
+            <w:r>
+              <w:rPr>
+                <w:sz w:val="20"/>
+              </w:rPr>
+              <w:t>Time tracking per task</w:t>
+            </w:r>
+          </w:p>
+        </w:tc>
+      </w:tr>
+      <w:tr>
+        <w:tc>
+          <w:tcPr>
+            <w:tcW w:type="dxa" w:w="2160"/>
+            <w:shd w:fill="E8F4FD"/>
+          </w:tcPr>
+          <w:p>
+            <w:r>
+              <w:rPr>
+                <w:sz w:val="20"/>
+              </w:rPr>
+              <w:t>FR-PM-006</w:t>
+            </w:r>
+          </w:p>
+        </w:tc>
+        <w:tc>
+          <w:tcPr>
+            <w:tcW w:type="dxa" w:w="7200"/>
+            <w:shd w:fill="E8F4FD"/>
+          </w:tcPr>
+          <w:p>
+            <w:r>
+              <w:rPr>
+                <w:sz w:val="20"/>
+              </w:rPr>
+              <w:t>Team collaboration (comments, file attachments)</w:t>
+            </w:r>
+          </w:p>
+        </w:tc>
+      </w:tr>
+      <w:tr>
+        <w:tc>
+          <w:tcPr>
+            <w:tcW w:type="dxa" w:w="2160"/>
+          </w:tcPr>
+          <w:p>
+            <w:r>
+              <w:rPr>
+                <w:sz w:val="20"/>
+              </w:rPr>
+              <w:t>FR-PM-007</w:t>
+            </w:r>
+          </w:p>
+        </w:tc>
+        <w:tc>
+          <w:tcPr>
+            <w:tcW w:type="dxa" w:w="7200"/>
+          </w:tcPr>
+          <w:p>
+            <w:r>
+              <w:rPr>
+                <w:sz w:val="20"/>
+              </w:rPr>
+              <w:t>Project progress tracking with visual indicators</w:t>
+            </w:r>
+          </w:p>
+        </w:tc>
+      </w:tr>
+    </w:tbl>
+    <w:p>
+      <w:pPr>
+        <w:pStyle w:val="Heading2"/>
+      </w:pPr>
+      <w:r>
+        <w:rPr>
+          <w:color w:val="002B5C"/>
+        </w:rPr>
+        <w:t>3.8 Customer Relationship Management (CRM)</w:t>
+      </w:r>
+    </w:p>
+    <w:tbl>
+      <w:tblPr>
+        <w:tblStyle w:val="TableGrid"/>
+        <w:tblW w:type="auto" w:w="0"/>
+        <w:jc w:val="center"/>
+        <w:tblLook w:firstColumn="1" w:firstRow="1" w:lastColumn="0" w:lastRow="0" w:noHBand="0" w:noVBand="1" w:val="04A0"/>
+      </w:tblPr>
+      <w:tblGrid>
+        <w:gridCol w:w="4703"/>
+        <w:gridCol w:w="4703"/>
+      </w:tblGrid>
+      <w:tr>
+        <w:tc>
+          <w:tcPr>
+            <w:tcW w:type="dxa" w:w="2160"/>
+            <w:shd w:fill="0070C0"/>
+          </w:tcPr>
+          <w:p>
+            <w:pPr>
+              <w:jc w:val="center"/>
+            </w:pPr>
+            <w:r>
+              <w:rPr>
+                <w:b/>
+                <w:color w:val="FFFFFF"/>
+                <w:sz w:val="20"/>
+              </w:rPr>
+              <w:t>ID</w:t>
+            </w:r>
+          </w:p>
+        </w:tc>
+        <w:tc>
+          <w:tcPr>
+            <w:tcW w:type="dxa" w:w="7200"/>
+            <w:shd w:fill="0070C0"/>
+          </w:tcPr>
+          <w:p>
+            <w:pPr>
+              <w:jc w:val="center"/>
+            </w:pPr>
+            <w:r>
+              <w:rPr>
+                <w:b/>
+                <w:color w:val="FFFFFF"/>
+                <w:sz w:val="20"/>
+              </w:rPr>
+              <w:t>Requirement</w:t>
+            </w:r>
+          </w:p>
+        </w:tc>
+      </w:tr>
+      <w:tr>
+        <w:tc>
+          <w:tcPr>
+            <w:tcW w:type="dxa" w:w="2160"/>
+          </w:tcPr>
+          <w:p>
+            <w:r>
+              <w:rPr>
+                <w:sz w:val="20"/>
+              </w:rPr>
+              <w:t>FR-CRM-001</w:t>
+            </w:r>
+          </w:p>
+        </w:tc>
+        <w:tc>
+          <w:tcPr>
+            <w:tcW w:type="dxa" w:w="7200"/>
+          </w:tcPr>
+          <w:p>
+            <w:r>
+              <w:rPr>
+                <w:sz w:val="20"/>
+              </w:rPr>
+              <w:t>Lead management pipeline</w:t>
+            </w:r>
+          </w:p>
+        </w:tc>
+      </w:tr>
+      <w:tr>
+        <w:tc>
+          <w:tcPr>
+            <w:tcW w:type="dxa" w:w="2160"/>
+            <w:shd w:fill="E8F4FD"/>
+          </w:tcPr>
+          <w:p>
+            <w:r>
+              <w:rPr>
+                <w:sz w:val="20"/>
+              </w:rPr>
+              <w:t>FR-CRM-002</w:t>
+            </w:r>
+          </w:p>
+        </w:tc>
+        <w:tc>
+          <w:tcPr>
+            <w:tcW w:type="dxa" w:w="7200"/>
+            <w:shd w:fill="E8F4FD"/>
+          </w:tcPr>
+          <w:p>
+            <w:r>
+              <w:rPr>
+                <w:sz w:val="20"/>
+              </w:rPr>
+              <w:t>Contact/customer profiles with interaction history</w:t>
+            </w:r>
+          </w:p>
+        </w:tc>
+      </w:tr>
+      <w:tr>
+        <w:tc>
+          <w:tcPr>
+            <w:tcW w:type="dxa" w:w="2160"/>
+          </w:tcPr>
+          <w:p>
+            <w:r>
+              <w:rPr>
+                <w:sz w:val="20"/>
+              </w:rPr>
+              <w:t>FR-CRM-003</w:t>
+            </w:r>
+          </w:p>
+        </w:tc>
+        <w:tc>
+          <w:tcPr>
+            <w:tcW w:type="dxa" w:w="7200"/>
+          </w:tcPr>
+          <w:p>
+            <w:r>
+              <w:rPr>
+                <w:sz w:val="20"/>
+              </w:rPr>
+              <w:t>Deal/opportunity tracking</w:t>
+            </w:r>
+          </w:p>
+        </w:tc>
+      </w:tr>
+      <w:tr>
+        <w:tc>
+          <w:tcPr>
+            <w:tcW w:type="dxa" w:w="2160"/>
+            <w:shd w:fill="E8F4FD"/>
+          </w:tcPr>
+          <w:p>
+            <w:r>
+              <w:rPr>
+                <w:sz w:val="20"/>
+              </w:rPr>
+              <w:t>FR-CRM-004</w:t>
+            </w:r>
+          </w:p>
+        </w:tc>
+        <w:tc>
+          <w:tcPr>
+            <w:tcW w:type="dxa" w:w="7200"/>
+            <w:shd w:fill="E8F4FD"/>
+          </w:tcPr>
+          <w:p>
+            <w:r>
+              <w:rPr>
+                <w:sz w:val="20"/>
+              </w:rPr>
+              <w:t>Email integration for communication logging</w:t>
+            </w:r>
+          </w:p>
+        </w:tc>
+      </w:tr>
+      <w:tr>
+        <w:tc>
+          <w:tcPr>
+            <w:tcW w:type="dxa" w:w="2160"/>
+          </w:tcPr>
+          <w:p>
+            <w:r>
+              <w:rPr>
+                <w:sz w:val="20"/>
+              </w:rPr>
+              <w:t>FR-CRM-005</w:t>
+            </w:r>
+          </w:p>
+        </w:tc>
+        <w:tc>
+          <w:tcPr>
+            <w:tcW w:type="dxa" w:w="7200"/>
+          </w:tcPr>
+          <w:p>
+            <w:r>
+              <w:rPr>
+                <w:sz w:val="20"/>
+              </w:rPr>
+              <w:t>Follow-up reminders and task scheduling</w:t>
+            </w:r>
+          </w:p>
+        </w:tc>
+      </w:tr>
+      <w:tr>
+        <w:tc>
+          <w:tcPr>
+            <w:tcW w:type="dxa" w:w="2160"/>
+            <w:shd w:fill="E8F4FD"/>
+          </w:tcPr>
+          <w:p>
+            <w:r>
+              <w:rPr>
+                <w:sz w:val="20"/>
+              </w:rPr>
+              <w:t>FR-CRM-006</w:t>
+            </w:r>
+          </w:p>
+        </w:tc>
+        <w:tc>
+          <w:tcPr>
+            <w:tcW w:type="dxa" w:w="7200"/>
+            <w:shd w:fill="E8F4FD"/>
+          </w:tcPr>
+          <w:p>
+            <w:r>
+              <w:rPr>
+                <w:sz w:val="20"/>
+              </w:rPr>
+              <w:t>Sales funnel visualization</w:t>
+            </w:r>
+          </w:p>
+        </w:tc>
+      </w:tr>
+    </w:tbl>
+    <w:p>
+      <w:pPr>
+        <w:pStyle w:val="Heading2"/>
+      </w:pPr>
+      <w:r>
+        <w:rPr>
+          <w:color w:val="002B5C"/>
+        </w:rPr>
+        <w:t>3.9 Reporting &amp; Analytics</w:t>
+      </w:r>
+    </w:p>
+    <w:tbl>
+      <w:tblPr>
+        <w:tblStyle w:val="TableGrid"/>
+        <w:tblW w:type="auto" w:w="0"/>
+        <w:jc w:val="center"/>
+        <w:tblLook w:firstColumn="1" w:firstRow="1" w:lastColumn="0" w:lastRow="0" w:noHBand="0" w:noVBand="1" w:val="04A0"/>
+      </w:tblPr>
+      <w:tblGrid>
+        <w:gridCol w:w="4703"/>
+        <w:gridCol w:w="4703"/>
+      </w:tblGrid>
+      <w:tr>
+        <w:tc>
+          <w:tcPr>
+            <w:tcW w:type="dxa" w:w="2160"/>
+            <w:shd w:fill="0070C0"/>
+          </w:tcPr>
+          <w:p>
+            <w:pPr>
+              <w:jc w:val="center"/>
+            </w:pPr>
+            <w:r>
+              <w:rPr>
+                <w:b/>
+                <w:color w:val="FFFFFF"/>
+                <w:sz w:val="20"/>
+              </w:rPr>
+              <w:t>ID</w:t>
+            </w:r>
+          </w:p>
+        </w:tc>
+        <w:tc>
+          <w:tcPr>
+            <w:tcW w:type="dxa" w:w="7200"/>
+            <w:shd w:fill="0070C0"/>
+          </w:tcPr>
+          <w:p>
+            <w:pPr>
+              <w:jc w:val="center"/>
+            </w:pPr>
+            <w:r>
+              <w:rPr>
+                <w:b/>
+                <w:color w:val="FFFFFF"/>
+                <w:sz w:val="20"/>
+              </w:rPr>
+              <w:t>Requirement</w:t>
+            </w:r>
+          </w:p>
+        </w:tc>
+      </w:tr>
+      <w:tr>
+        <w:tc>
+          <w:tcPr>
+            <w:tcW w:type="dxa" w:w="2160"/>
+          </w:tcPr>
+          <w:p>
+            <w:r>
+              <w:rPr>
+                <w:sz w:val="20"/>
+              </w:rPr>
+              <w:t>FR-RPT-001</w:t>
+            </w:r>
+          </w:p>
+        </w:tc>
+        <w:tc>
+          <w:tcPr>
+            <w:tcW w:type="dxa" w:w="7200"/>
+          </w:tcPr>
+          <w:p>
+            <w:r>
+              <w:rPr>
+                <w:sz w:val="20"/>
+              </w:rPr>
+              <w:t>Customizable report builder</w:t>
+            </w:r>
+          </w:p>
+        </w:tc>
+      </w:tr>
+      <w:tr>
+        <w:tc>
+          <w:tcPr>
+            <w:tcW w:type="dxa" w:w="2160"/>
+            <w:shd w:fill="E8F4FD"/>
+          </w:tcPr>
+          <w:p>
+            <w:r>
+              <w:rPr>
+                <w:sz w:val="20"/>
+              </w:rPr>
+              <w:t>FR-RPT-002</w:t>
+            </w:r>
+          </w:p>
+        </w:tc>
+        <w:tc>
+          <w:tcPr>
+            <w:tcW w:type="dxa" w:w="7200"/>
+            <w:shd w:fill="E8F4FD"/>
+          </w:tcPr>
+          <w:p>
+            <w:r>
+              <w:rPr>
+                <w:sz w:val="20"/>
+              </w:rPr>
+              <w:t>Export reports (PDF, CSV, Excel)</w:t>
+            </w:r>
+          </w:p>
+        </w:tc>
+      </w:tr>
+      <w:tr>
+        <w:tc>
+          <w:tcPr>
+            <w:tcW w:type="dxa" w:w="2160"/>
+          </w:tcPr>
+          <w:p>
+            <w:r>
+              <w:rPr>
+                <w:sz w:val="20"/>
+              </w:rPr>
+              <w:t>FR-RPT-003</w:t>
+            </w:r>
+          </w:p>
+        </w:tc>
+        <w:tc>
+          <w:tcPr>
+            <w:tcW w:type="dxa" w:w="7200"/>
+          </w:tcPr>
+          <w:p>
+            <w:r>
+              <w:rPr>
+                <w:sz w:val="20"/>
+              </w:rPr>
+              <w:t>Scheduled report generation and email delivery</w:t>
+            </w:r>
+          </w:p>
+        </w:tc>
+      </w:tr>
+      <w:tr>
+        <w:tc>
+          <w:tcPr>
+            <w:tcW w:type="dxa" w:w="2160"/>
+            <w:shd w:fill="E8F4FD"/>
+          </w:tcPr>
+          <w:p>
+            <w:r>
+              <w:rPr>
+                <w:sz w:val="20"/>
+              </w:rPr>
+              <w:t>FR-RPT-004</w:t>
+            </w:r>
+          </w:p>
+        </w:tc>
+        <w:tc>
+          <w:tcPr>
+            <w:tcW w:type="dxa" w:w="7200"/>
+            <w:shd w:fill="E8F4FD"/>
+          </w:tcPr>
+          <w:p>
+            <w:r>
+              <w:rPr>
+                <w:sz w:val="20"/>
+              </w:rPr>
+              <w:t>Comparative analysis (period-over-period)</w:t>
+            </w:r>
+          </w:p>
+        </w:tc>
+      </w:tr>
+      <w:tr>
+        <w:tc>
+          <w:tcPr>
+            <w:tcW w:type="dxa" w:w="2160"/>
+          </w:tcPr>
+          <w:p>
+            <w:r>
+              <w:rPr>
+                <w:sz w:val="20"/>
+              </w:rPr>
+              <w:t>FR-RPT-005</w:t>
+            </w:r>
+          </w:p>
+        </w:tc>
+        <w:tc>
+          <w:tcPr>
+            <w:tcW w:type="dxa" w:w="7200"/>
+          </w:tcPr>
+          <w:p>
+            <w:r>
+              <w:rPr>
+                <w:sz w:val="20"/>
+              </w:rPr>
+              <w:t>Data visualization (charts, graphs, heatmaps)</w:t>
+            </w:r>
+          </w:p>
+        </w:tc>
+      </w:tr>
+    </w:tbl>
+    <w:p>
+      <w:pPr>
+        <w:pStyle w:val="Heading2"/>
+      </w:pPr>
+      <w:r>
+        <w:rPr>
+          <w:color w:val="002B5C"/>
+        </w:rPr>
+        <w:t>3.10 Settings &amp; Configuration</w:t>
+      </w:r>
+    </w:p>
+    <w:tbl>
+      <w:tblPr>
+        <w:tblStyle w:val="TableGrid"/>
+        <w:tblW w:type="auto" w:w="0"/>
+        <w:jc w:val="center"/>
+        <w:tblLook w:firstColumn="1" w:firstRow="1" w:lastColumn="0" w:lastRow="0" w:noHBand="0" w:noVBand="1" w:val="04A0"/>
+      </w:tblPr>
+      <w:tblGrid>
+        <w:gridCol w:w="4703"/>
+        <w:gridCol w:w="4703"/>
+      </w:tblGrid>
+      <w:tr>
+        <w:tc>
+          <w:tcPr>
+            <w:tcW w:type="dxa" w:w="2160"/>
+            <w:shd w:fill="0070C0"/>
+          </w:tcPr>
+          <w:p>
+            <w:pPr>
+              <w:jc w:val="center"/>
+            </w:pPr>
+            <w:r>
+              <w:rPr>
+                <w:b/>
+                <w:color w:val="FFFFFF"/>
+                <w:sz w:val="20"/>
+              </w:rPr>
+              <w:t>ID</w:t>
+            </w:r>
+          </w:p>
+        </w:tc>
+        <w:tc>
+          <w:tcPr>
+            <w:tcW w:type="dxa" w:w="7200"/>
+            <w:shd w:fill="0070C0"/>
+          </w:tcPr>
+          <w:p>
+            <w:pPr>
+              <w:jc w:val="center"/>
+            </w:pPr>
+            <w:r>
+              <w:rPr>
+                <w:b/>
+                <w:color w:val="FFFFFF"/>
+                <w:sz w:val="20"/>
+              </w:rPr>
+              <w:t>Requirement</w:t>
+            </w:r>
+          </w:p>
+        </w:tc>
+      </w:tr>
+      <w:tr>
+        <w:tc>
+          <w:tcPr>
+            <w:tcW w:type="dxa" w:w="2160"/>
+          </w:tcPr>
+          <w:p>
+            <w:r>
+              <w:rPr>
+                <w:sz w:val="20"/>
+              </w:rPr>
+              <w:t>FR-SET-001</w:t>
+            </w:r>
+          </w:p>
+        </w:tc>
+        <w:tc>
+          <w:tcPr>
+            <w:tcW w:type="dxa" w:w="7200"/>
+          </w:tcPr>
+          <w:p>
+            <w:r>
+              <w:rPr>
+                <w:sz w:val="20"/>
+              </w:rPr>
+              <w:t>Company profile and branding (logo, colors)</w:t>
+            </w:r>
+          </w:p>
+        </w:tc>
+      </w:tr>
+      <w:tr>
+        <w:tc>
+          <w:tcPr>
+            <w:tcW w:type="dxa" w:w="2160"/>
+            <w:shd w:fill="E8F4FD"/>
+          </w:tcPr>
+          <w:p>
+            <w:r>
+              <w:rPr>
+                <w:sz w:val="20"/>
+              </w:rPr>
+              <w:t>FR-SET-002</w:t>
+            </w:r>
+          </w:p>
+        </w:tc>
+        <w:tc>
+          <w:tcPr>
+            <w:tcW w:type="dxa" w:w="7200"/>
+            <w:shd w:fill="E8F4FD"/>
+          </w:tcPr>
+          <w:p>
+            <w:r>
+              <w:rPr>
+                <w:sz w:val="20"/>
+              </w:rPr>
+              <w:t>Role and permission management</w:t>
+            </w:r>
+          </w:p>
+        </w:tc>
+      </w:tr>
+      <w:tr>
+        <w:tc>
+          <w:tcPr>
+            <w:tcW w:type="dxa" w:w="2160"/>
+          </w:tcPr>
+          <w:p>
+            <w:r>
+              <w:rPr>
+                <w:sz w:val="20"/>
+              </w:rPr>
+              <w:t>FR-SET-003</w:t>
+            </w:r>
+          </w:p>
+        </w:tc>
+        <w:tc>
+          <w:tcPr>
+            <w:tcW w:type="dxa" w:w="7200"/>
+          </w:tcPr>
+          <w:p>
+            <w:r>
+              <w:rPr>
+                <w:sz w:val="20"/>
+              </w:rPr>
+              <w:t>Notification preferences (email, push, in-app)</w:t>
+            </w:r>
+          </w:p>
+        </w:tc>
+      </w:tr>
+      <w:tr>
+        <w:tc>
+          <w:tcPr>
+            <w:tcW w:type="dxa" w:w="2160"/>
+            <w:shd w:fill="E8F4FD"/>
+          </w:tcPr>
+          <w:p>
+            <w:r>
+              <w:rPr>
+                <w:sz w:val="20"/>
+              </w:rPr>
+              <w:t>FR-SET-004</w:t>
+            </w:r>
+          </w:p>
+        </w:tc>
+        <w:tc>
+          <w:tcPr>
+            <w:tcW w:type="dxa" w:w="7200"/>
+            <w:shd w:fill="E8F4FD"/>
+          </w:tcPr>
+          <w:p>
+            <w:r>
+              <w:rPr>
+                <w:sz w:val="20"/>
+              </w:rPr>
+              <w:t>Integrations management (payment gateways, email providers)</w:t>
+            </w:r>
+          </w:p>
+        </w:tc>
+      </w:tr>
+      <w:tr>
+        <w:tc>
+          <w:tcPr>
+            <w:tcW w:type="dxa" w:w="2160"/>
+          </w:tcPr>
+          <w:p>
+            <w:r>
+              <w:rPr>
+                <w:sz w:val="20"/>
+              </w:rPr>
+              <w:t>FR-SET-005</w:t>
+            </w:r>
+          </w:p>
+        </w:tc>
+        <w:tc>
+          <w:tcPr>
+            <w:tcW w:type="dxa" w:w="7200"/>
+          </w:tcPr>
+          <w:p>
+            <w:r>
+              <w:rPr>
+                <w:sz w:val="20"/>
+              </w:rPr>
+              <w:t>Currency and locale settings</w:t>
+            </w:r>
+          </w:p>
+        </w:tc>
+      </w:tr>
+      <w:tr>
+        <w:tc>
+          <w:tcPr>
+            <w:tcW w:type="dxa" w:w="2160"/>
+            <w:shd w:fill="E8F4FD"/>
+          </w:tcPr>
+          <w:p>
+            <w:r>
+              <w:rPr>
+                <w:sz w:val="20"/>
+              </w:rPr>
+              <w:t>FR-SET-006</w:t>
+            </w:r>
+          </w:p>
+        </w:tc>
+        <w:tc>
+          <w:tcPr>
+            <w:tcW w:type="dxa" w:w="7200"/>
+            <w:shd w:fill="E8F4FD"/>
+          </w:tcPr>
+          <w:p>
+            <w:r>
+              <w:rPr>
+                <w:sz w:val="20"/>
+              </w:rPr>
+              <w:t>Audit log viewer</w:t>
+            </w:r>
+          </w:p>
+        </w:tc>
+      </w:tr>
+      <w:tr>
+        <w:tc>
+          <w:tcPr>
+            <w:tcW w:type="dxa" w:w="2160"/>
+          </w:tcPr>
+          <w:p>
+            <w:r>
+              <w:rPr>
+                <w:sz w:val="20"/>
+              </w:rPr>
+              <w:t>FR-SET-007</w:t>
+            </w:r>
+          </w:p>
+        </w:tc>
+        <w:tc>
+          <w:tcPr>
+            <w:tcW w:type="dxa" w:w="7200"/>
+          </w:tcPr>
+          <w:p>
+            <w:r>
+              <w:rPr>
+                <w:sz w:val="20"/>
+              </w:rPr>
+              <w:t>Sales settings (pipeline stages, commission rules, quote templates)</w:t>
+            </w:r>
+          </w:p>
+        </w:tc>
+      </w:tr>
+    </w:tbl>
+    <w:p>
+      <w:pPr>
+        <w:pStyle w:val="Heading2"/>
+      </w:pPr>
+      <w:r>
+        <w:rPr>
+          <w:color w:val="002B5C"/>
+        </w:rPr>
+        <w:t>3.11 UI Components</w:t>
+      </w:r>
+    </w:p>
+    <w:tbl>
+      <w:tblPr>
+        <w:tblStyle w:val="TableGrid"/>
+        <w:tblW w:type="auto" w:w="0"/>
+        <w:jc w:val="center"/>
+        <w:tblLook w:firstColumn="1" w:firstRow="1" w:lastColumn="0" w:lastRow="0" w:noHBand="0" w:noVBand="1" w:val="04A0"/>
+      </w:tblPr>
+      <w:tblGrid>
+        <w:gridCol w:w="4703"/>
+        <w:gridCol w:w="4703"/>
+      </w:tblGrid>
+      <w:tr>
+        <w:tc>
+          <w:tcPr>
+            <w:tcW w:type="dxa" w:w="2160"/>
+            <w:shd w:fill="0070C0"/>
+          </w:tcPr>
+          <w:p>
+            <w:pPr>
+              <w:jc w:val="center"/>
+            </w:pPr>
+            <w:r>
+              <w:rPr>
+                <w:b/>
+                <w:color w:val="FFFFFF"/>
+                <w:sz w:val="20"/>
+              </w:rPr>
+              <w:t>ID</w:t>
+            </w:r>
+          </w:p>
+        </w:tc>
+        <w:tc>
+          <w:tcPr>
+            <w:tcW w:type="dxa" w:w="7200"/>
+            <w:shd w:fill="0070C0"/>
+          </w:tcPr>
+          <w:p>
+            <w:pPr>
+              <w:jc w:val="center"/>
+            </w:pPr>
+            <w:r>
+              <w:rPr>
+                <w:b/>
+                <w:color w:val="FFFFFF"/>
+                <w:sz w:val="20"/>
+              </w:rPr>
+              <w:t>Requirement</w:t>
+            </w:r>
+          </w:p>
+        </w:tc>
+      </w:tr>
+      <w:tr>
+        <w:tc>
+          <w:tcPr>
+            <w:tcW w:type="dxa" w:w="2160"/>
+          </w:tcPr>
+          <w:p>
+            <w:r>
+              <w:rPr>
+                <w:sz w:val="20"/>
+              </w:rPr>
+              <w:t>FR-UI-001</w:t>
+            </w:r>
+          </w:p>
+        </w:tc>
+        <w:tc>
+          <w:tcPr>
+            <w:tcW w:type="dxa" w:w="7200"/>
+          </w:tcPr>
+          <w:p>
+            <w:r>
+              <w:rPr>
+                <w:sz w:val="20"/>
+              </w:rPr>
+              <w:t>Sidebar navigation with collapsible menu</w:t>
+            </w:r>
+          </w:p>
+        </w:tc>
+      </w:tr>
+      <w:tr>
+        <w:tc>
+          <w:tcPr>
+            <w:tcW w:type="dxa" w:w="2160"/>
+            <w:shd w:fill="E8F4FD"/>
+          </w:tcPr>
+          <w:p>
+            <w:r>
+              <w:rPr>
+                <w:sz w:val="20"/>
+              </w:rPr>
+              <w:t>FR-UI-002</w:t>
+            </w:r>
+          </w:p>
+        </w:tc>
+        <w:tc>
+          <w:tcPr>
+            <w:tcW w:type="dxa" w:w="7200"/>
+            <w:shd w:fill="E8F4FD"/>
+          </w:tcPr>
+          <w:p>
+            <w:r>
+              <w:rPr>
+                <w:sz w:val="20"/>
+              </w:rPr>
+              <w:t>Top navigation bar with search, notifications, and user menu</w:t>
+            </w:r>
+          </w:p>
+        </w:tc>
+      </w:tr>
+      <w:tr>
+        <w:tc>
+          <w:tcPr>
+            <w:tcW w:type="dxa" w:w="2160"/>
+          </w:tcPr>
+          <w:p>
+            <w:r>
+              <w:rPr>
+                <w:sz w:val="20"/>
+              </w:rPr>
+              <w:t>FR-UI-003</w:t>
+            </w:r>
+          </w:p>
+        </w:tc>
+        <w:tc>
+          <w:tcPr>
+            <w:tcW w:type="dxa" w:w="7200"/>
+          </w:tcPr>
+          <w:p>
+            <w:r>
+              <w:rPr>
+                <w:sz w:val="20"/>
+              </w:rPr>
+              <w:t>Data tables with sorting, filtering, pagination</w:t>
+            </w:r>
+          </w:p>
+        </w:tc>
+      </w:tr>
+      <w:tr>
+        <w:tc>
+          <w:tcPr>
+            <w:tcW w:type="dxa" w:w="2160"/>
+            <w:shd w:fill="E8F4FD"/>
+          </w:tcPr>
+          <w:p>
+            <w:r>
+              <w:rPr>
+                <w:sz w:val="20"/>
+              </w:rPr>
+              <w:t>FR-UI-004</w:t>
+            </w:r>
+          </w:p>
+        </w:tc>
+        <w:tc>
+          <w:tcPr>
+            <w:tcW w:type="dxa" w:w="7200"/>
+            <w:shd w:fill="E8F4FD"/>
+          </w:tcPr>
+          <w:p>
+            <w:r>
+              <w:rPr>
+                <w:sz w:val="20"/>
+              </w:rPr>
+              <w:t>Modal dialogs and drawer panels</w:t>
+            </w:r>
+          </w:p>
+        </w:tc>
+      </w:tr>
+      <w:tr>
+        <w:tc>
+          <w:tcPr>
+            <w:tcW w:type="dxa" w:w="2160"/>
+          </w:tcPr>
+          <w:p>
+            <w:r>
+              <w:rPr>
+                <w:sz w:val="20"/>
+              </w:rPr>
+              <w:t>FR-UI-005</w:t>
+            </w:r>
+          </w:p>
+        </w:tc>
+        <w:tc>
+          <w:tcPr>
+            <w:tcW w:type="dxa" w:w="7200"/>
+          </w:tcPr>
+          <w:p>
+            <w:r>
+              <w:rPr>
+                <w:sz w:val="20"/>
+              </w:rPr>
+              <w:t>Toast notifications (success, error, warning, info)</w:t>
+            </w:r>
+          </w:p>
+        </w:tc>
+      </w:tr>
+      <w:tr>
+        <w:tc>
+          <w:tcPr>
+            <w:tcW w:type="dxa" w:w="2160"/>
+            <w:shd w:fill="E8F4FD"/>
+          </w:tcPr>
+          <w:p>
+            <w:r>
+              <w:rPr>
+                <w:sz w:val="20"/>
+              </w:rPr>
+              <w:t>FR-UI-006</w:t>
+            </w:r>
+          </w:p>
+        </w:tc>
+        <w:tc>
+          <w:tcPr>
+            <w:tcW w:type="dxa" w:w="7200"/>
+            <w:shd w:fill="E8F4FD"/>
+          </w:tcPr>
+          <w:p>
+            <w:r>
+              <w:rPr>
+                <w:sz w:val="20"/>
+              </w:rPr>
+              <w:t>Form components with validation feedback</w:t>
+            </w:r>
+          </w:p>
+        </w:tc>
+      </w:tr>
+      <w:tr>
+        <w:tc>
+          <w:tcPr>
+            <w:tcW w:type="dxa" w:w="2160"/>
+          </w:tcPr>
+          <w:p>
+            <w:r>
+              <w:rPr>
+                <w:sz w:val="20"/>
+              </w:rPr>
+              <w:t>FR-UI-007</w:t>
+            </w:r>
+          </w:p>
+        </w:tc>
+        <w:tc>
+          <w:tcPr>
+            <w:tcW w:type="dxa" w:w="7200"/>
+          </w:tcPr>
+          <w:p>
+            <w:r>
+              <w:rPr>
+                <w:sz w:val="20"/>
+              </w:rPr>
+              <w:t>Empty states and error states</w:t>
+            </w:r>
+          </w:p>
+        </w:tc>
+      </w:tr>
+      <w:tr>
+        <w:tc>
+          <w:tcPr>
+            <w:tcW w:type="dxa" w:w="2160"/>
+            <w:shd w:fill="E8F4FD"/>
+          </w:tcPr>
+          <w:p>
+            <w:r>
+              <w:rPr>
+                <w:sz w:val="20"/>
+              </w:rPr>
+              <w:t>FR-UI-008</w:t>
+            </w:r>
+          </w:p>
+        </w:tc>
+        <w:tc>
+          <w:tcPr>
+            <w:tcW w:type="dxa" w:w="7200"/>
+            <w:shd w:fill="E8F4FD"/>
+          </w:tcPr>
+          <w:p>
+            <w:r>
+              <w:rPr>
+                <w:sz w:val="20"/>
+              </w:rPr>
+              <w:t>Skeleton loading components</w:t>
+            </w:r>
+          </w:p>
+        </w:tc>
+      </w:tr>
+      <w:tr>
+        <w:tc>
+          <w:tcPr>
+            <w:tcW w:type="dxa" w:w="2160"/>
+          </w:tcPr>
+          <w:p>
+            <w:r>
+              <w:rPr>
+                <w:sz w:val="20"/>
+              </w:rPr>
+              <w:t>FR-UI-009</w:t>
+            </w:r>
+          </w:p>
+        </w:tc>
+        <w:tc>
+          <w:tcPr>
+            <w:tcW w:type="dxa" w:w="7200"/>
+          </w:tcPr>
+          <w:p>
+            <w:r>
+              <w:rPr>
+                <w:sz w:val="20"/>
+              </w:rPr>
+              <w:t>Breadcrumb navigation</w:t>
+            </w:r>
+          </w:p>
+        </w:tc>
+      </w:tr>
+      <w:tr>
+        <w:tc>
+          <w:tcPr>
+            <w:tcW w:type="dxa" w:w="2160"/>
+            <w:shd w:fill="E8F4FD"/>
+          </w:tcPr>
+          <w:p>
+            <w:r>
+              <w:rPr>
+                <w:sz w:val="20"/>
+              </w:rPr>
+              <w:t>FR-UI-010</w:t>
+            </w:r>
+          </w:p>
+        </w:tc>
+        <w:tc>
+          <w:tcPr>
+            <w:tcW w:type="dxa" w:w="7200"/>
+            <w:shd w:fill="E8F4FD"/>
+          </w:tcPr>
+          <w:p>
+            <w:r>
+              <w:rPr>
+                <w:sz w:val="20"/>
+              </w:rPr>
               <w:t>Responsive grid system</w:t>
+            </w:r>
+          </w:p>
+        </w:tc>
+      </w:tr>
+      <w:tr>
+        <w:tc>
+          <w:tcPr>
+            <w:tcW w:type="dxa" w:w="2160"/>
+          </w:tcPr>
+          <w:p>
+            <w:r>
+              <w:rPr>
+                <w:sz w:val="20"/>
+              </w:rPr>
+              <w:t>FR-UI-011</w:t>
+            </w:r>
+          </w:p>
+        </w:tc>
+        <w:tc>
+          <w:tcPr>
+            <w:tcW w:type="dxa" w:w="7200"/>
+          </w:tcPr>
+          <w:p>
+            <w:r>
+              <w:rPr>
+                <w:sz w:val="20"/>
+              </w:rPr>
+              <w:t>Drag-and-drop for pipeline and Kanban boards</w:t>
             </w:r>
           </w:p>
         </w:tc>
@@ -4189,7 +9691,7 @@
               <w:rPr>
                 <w:sz w:val="20"/>
               </w:rPr>
-              <w:t>Color contrast ratios ≥ 4.5:1</w:t>
+              <w:t>Color contrast ratios &gt;= 4.5:1</w:t>
             </w:r>
           </w:p>
         </w:tc>
@@ -4706,7 +10208,7 @@
               <w:rPr>
                 <w:sz w:val="20"/>
               </w:rPr>
-              <w:t>/finance/invoices</w:t>
+              <w:t>/dashboard/sales</w:t>
             </w:r>
           </w:p>
         </w:tc>
@@ -4719,7 +10221,7 @@
               <w:rPr>
                 <w:sz w:val="20"/>
               </w:rPr>
-              <w:t>Invoice list</w:t>
+              <w:t>Sales dashboard</w:t>
             </w:r>
           </w:p>
         </w:tc>
@@ -4735,7 +10237,7 @@
               <w:rPr>
                 <w:sz w:val="20"/>
               </w:rPr>
-              <w:t>/finance/invoices/new</w:t>
+              <w:t>/sales/pipeline</w:t>
             </w:r>
           </w:p>
         </w:tc>
@@ -4749,7 +10251,7 @@
               <w:rPr>
                 <w:sz w:val="20"/>
               </w:rPr>
-              <w:t>Create invoice</w:t>
+              <w:t>Sales pipeline (Kanban)</w:t>
             </w:r>
           </w:p>
         </w:tc>
@@ -4764,7 +10266,7 @@
               <w:rPr>
                 <w:sz w:val="20"/>
               </w:rPr>
-              <w:t>/finance/expenses</w:t>
+              <w:t>/sales/leads</w:t>
             </w:r>
           </w:p>
         </w:tc>
@@ -4777,7 +10279,7 @@
               <w:rPr>
                 <w:sz w:val="20"/>
               </w:rPr>
-              <w:t>Expense tracking</w:t>
+              <w:t>Lead management</w:t>
             </w:r>
           </w:p>
         </w:tc>
@@ -4793,7 +10295,7 @@
               <w:rPr>
                 <w:sz w:val="20"/>
               </w:rPr>
-              <w:t>/finance/reports</w:t>
+              <w:t>/sales/leads/:id</w:t>
             </w:r>
           </w:p>
         </w:tc>
@@ -4807,7 +10309,7 @@
               <w:rPr>
                 <w:sz w:val="20"/>
               </w:rPr>
-              <w:t>Financial reports</w:t>
+              <w:t>Lead detail</w:t>
             </w:r>
           </w:p>
         </w:tc>
@@ -4822,7 +10324,7 @@
               <w:rPr>
                 <w:sz w:val="20"/>
               </w:rPr>
-              <w:t>/inventory/products</w:t>
+              <w:t>/sales/quotes</w:t>
             </w:r>
           </w:p>
         </w:tc>
@@ -4835,7 +10337,7 @@
               <w:rPr>
                 <w:sz w:val="20"/>
               </w:rPr>
-              <w:t>Product list</w:t>
+              <w:t>Quotes list</w:t>
             </w:r>
           </w:p>
         </w:tc>
@@ -4851,7 +10353,7 @@
               <w:rPr>
                 <w:sz w:val="20"/>
               </w:rPr>
-              <w:t>/inventory/stock</w:t>
+              <w:t>/sales/quotes/new</w:t>
             </w:r>
           </w:p>
         </w:tc>
@@ -4865,7 +10367,7 @@
               <w:rPr>
                 <w:sz w:val="20"/>
               </w:rPr>
-              <w:t>Stock management</w:t>
+              <w:t>Create quote</w:t>
             </w:r>
           </w:p>
         </w:tc>
@@ -4880,7 +10382,7 @@
               <w:rPr>
                 <w:sz w:val="20"/>
               </w:rPr>
-              <w:t>/hr/employees</w:t>
+              <w:t>/sales/quotes/:id</w:t>
             </w:r>
           </w:p>
         </w:tc>
@@ -4893,7 +10395,7 @@
               <w:rPr>
                 <w:sz w:val="20"/>
               </w:rPr>
-              <w:t>Employee directory</w:t>
+              <w:t>Quote detail/edit</w:t>
             </w:r>
           </w:p>
         </w:tc>
@@ -4909,7 +10411,7 @@
               <w:rPr>
                 <w:sz w:val="20"/>
               </w:rPr>
-              <w:t>/hr/attendance</w:t>
+              <w:t>/sales/orders</w:t>
             </w:r>
           </w:p>
         </w:tc>
@@ -4923,7 +10425,7 @@
               <w:rPr>
                 <w:sz w:val="20"/>
               </w:rPr>
-              <w:t>Attendance tracking</w:t>
+              <w:t>Sales orders</w:t>
             </w:r>
           </w:p>
         </w:tc>
@@ -4938,7 +10440,7 @@
               <w:rPr>
                 <w:sz w:val="20"/>
               </w:rPr>
-              <w:t>/hr/leave</w:t>
+              <w:t>/sales/orders/:id</w:t>
             </w:r>
           </w:p>
         </w:tc>
@@ -4951,7 +10453,7 @@
               <w:rPr>
                 <w:sz w:val="20"/>
               </w:rPr>
-              <w:t>Leave management</w:t>
+              <w:t>Order detail</w:t>
             </w:r>
           </w:p>
         </w:tc>
@@ -4967,7 +10469,7 @@
               <w:rPr>
                 <w:sz w:val="20"/>
               </w:rPr>
-              <w:t>/projects</w:t>
+              <w:t>/sales/targets</w:t>
             </w:r>
           </w:p>
         </w:tc>
@@ -4981,7 +10483,7 @@
               <w:rPr>
                 <w:sz w:val="20"/>
               </w:rPr>
-              <w:t>Project list</w:t>
+              <w:t>Sales targets</w:t>
             </w:r>
           </w:p>
         </w:tc>
@@ -4996,7 +10498,7 @@
               <w:rPr>
                 <w:sz w:val="20"/>
               </w:rPr>
-              <w:t>/projects/[id]</w:t>
+              <w:t>/sales/commissions</w:t>
             </w:r>
           </w:p>
         </w:tc>
@@ -5009,7 +10511,7 @@
               <w:rPr>
                 <w:sz w:val="20"/>
               </w:rPr>
-              <w:t>Project detail (Kanban)</w:t>
+              <w:t>Commission tracking</w:t>
             </w:r>
           </w:p>
         </w:tc>
@@ -5025,7 +10527,7 @@
               <w:rPr>
                 <w:sz w:val="20"/>
               </w:rPr>
-              <w:t>/crm/leads</w:t>
+              <w:t>/sales/analytics</w:t>
             </w:r>
           </w:p>
         </w:tc>
@@ -5039,7 +10541,7 @@
               <w:rPr>
                 <w:sz w:val="20"/>
               </w:rPr>
-              <w:t>Lead pipeline</w:t>
+              <w:t>Sales analytics</w:t>
             </w:r>
           </w:p>
         </w:tc>
@@ -5054,7 +10556,7 @@
               <w:rPr>
                 <w:sz w:val="20"/>
               </w:rPr>
-              <w:t>/crm/contacts</w:t>
+              <w:t>/sales/activities</w:t>
             </w:r>
           </w:p>
         </w:tc>
@@ -5067,7 +10569,7 @@
               <w:rPr>
                 <w:sz w:val="20"/>
               </w:rPr>
-              <w:t>Contact list</w:t>
+              <w:t>Sales activities log</w:t>
             </w:r>
           </w:p>
         </w:tc>
@@ -5083,7 +10585,7 @@
               <w:rPr>
                 <w:sz w:val="20"/>
               </w:rPr>
-              <w:t>/crm/deals</w:t>
+              <w:t>/finance/invoices</w:t>
             </w:r>
           </w:p>
         </w:tc>
@@ -5097,7 +10599,7 @@
               <w:rPr>
                 <w:sz w:val="20"/>
               </w:rPr>
-              <w:t>Deal tracking</w:t>
+              <w:t>Invoice list</w:t>
             </w:r>
           </w:p>
         </w:tc>
@@ -5112,7 +10614,7 @@
               <w:rPr>
                 <w:sz w:val="20"/>
               </w:rPr>
-              <w:t>/reports</w:t>
+              <w:t>/finance/invoices/new</w:t>
             </w:r>
           </w:p>
         </w:tc>
@@ -5125,7 +10627,7 @@
               <w:rPr>
                 <w:sz w:val="20"/>
               </w:rPr>
-              <w:t>Report center</w:t>
+              <w:t>Create invoice</w:t>
             </w:r>
           </w:p>
         </w:tc>
@@ -5141,7 +10643,7 @@
               <w:rPr>
                 <w:sz w:val="20"/>
               </w:rPr>
-              <w:t>/settings</w:t>
+              <w:t>/finance/expenses</w:t>
             </w:r>
           </w:p>
         </w:tc>
@@ -5149,6 +10651,788 @@
           <w:tcPr>
             <w:tcW w:type="dxa" w:w="5760"/>
             <w:shd w:fill="E8F4FD"/>
+          </w:tcPr>
+          <w:p>
+            <w:r>
+              <w:rPr>
+                <w:sz w:val="20"/>
+              </w:rPr>
+              <w:t>Expense tracking</w:t>
+            </w:r>
+          </w:p>
+        </w:tc>
+      </w:tr>
+      <w:tr>
+        <w:tc>
+          <w:tcPr>
+            <w:tcW w:type="dxa" w:w="3600"/>
+          </w:tcPr>
+          <w:p>
+            <w:r>
+              <w:rPr>
+                <w:sz w:val="20"/>
+              </w:rPr>
+              <w:t>/finance/reports</w:t>
+            </w:r>
+          </w:p>
+        </w:tc>
+        <w:tc>
+          <w:tcPr>
+            <w:tcW w:type="dxa" w:w="5760"/>
+          </w:tcPr>
+          <w:p>
+            <w:r>
+              <w:rPr>
+                <w:sz w:val="20"/>
+              </w:rPr>
+              <w:t>Financial reports</w:t>
+            </w:r>
+          </w:p>
+        </w:tc>
+      </w:tr>
+      <w:tr>
+        <w:tc>
+          <w:tcPr>
+            <w:tcW w:type="dxa" w:w="3600"/>
+            <w:shd w:fill="E8F4FD"/>
+          </w:tcPr>
+          <w:p>
+            <w:r>
+              <w:rPr>
+                <w:sz w:val="20"/>
+              </w:rPr>
+              <w:t>/inventory/products</w:t>
+            </w:r>
+          </w:p>
+        </w:tc>
+        <w:tc>
+          <w:tcPr>
+            <w:tcW w:type="dxa" w:w="5760"/>
+            <w:shd w:fill="E8F4FD"/>
+          </w:tcPr>
+          <w:p>
+            <w:r>
+              <w:rPr>
+                <w:sz w:val="20"/>
+              </w:rPr>
+              <w:t>Product list</w:t>
+            </w:r>
+          </w:p>
+        </w:tc>
+      </w:tr>
+      <w:tr>
+        <w:tc>
+          <w:tcPr>
+            <w:tcW w:type="dxa" w:w="3600"/>
+          </w:tcPr>
+          <w:p>
+            <w:r>
+              <w:rPr>
+                <w:sz w:val="20"/>
+              </w:rPr>
+              <w:t>/inventory/products/new</w:t>
+            </w:r>
+          </w:p>
+        </w:tc>
+        <w:tc>
+          <w:tcPr>
+            <w:tcW w:type="dxa" w:w="5760"/>
+          </w:tcPr>
+          <w:p>
+            <w:r>
+              <w:rPr>
+                <w:sz w:val="20"/>
+              </w:rPr>
+              <w:t>Add product</w:t>
+            </w:r>
+          </w:p>
+        </w:tc>
+      </w:tr>
+      <w:tr>
+        <w:tc>
+          <w:tcPr>
+            <w:tcW w:type="dxa" w:w="3600"/>
+            <w:shd w:fill="E8F4FD"/>
+          </w:tcPr>
+          <w:p>
+            <w:r>
+              <w:rPr>
+                <w:sz w:val="20"/>
+              </w:rPr>
+              <w:t>/inventory/stock</w:t>
+            </w:r>
+          </w:p>
+        </w:tc>
+        <w:tc>
+          <w:tcPr>
+            <w:tcW w:type="dxa" w:w="5760"/>
+            <w:shd w:fill="E8F4FD"/>
+          </w:tcPr>
+          <w:p>
+            <w:r>
+              <w:rPr>
+                <w:sz w:val="20"/>
+              </w:rPr>
+              <w:t>Stock overview dashboard</w:t>
+            </w:r>
+          </w:p>
+        </w:tc>
+      </w:tr>
+      <w:tr>
+        <w:tc>
+          <w:tcPr>
+            <w:tcW w:type="dxa" w:w="3600"/>
+          </w:tcPr>
+          <w:p>
+            <w:r>
+              <w:rPr>
+                <w:sz w:val="20"/>
+              </w:rPr>
+              <w:t>/inventory/stock/levels</w:t>
+            </w:r>
+          </w:p>
+        </w:tc>
+        <w:tc>
+          <w:tcPr>
+            <w:tcW w:type="dxa" w:w="5760"/>
+          </w:tcPr>
+          <w:p>
+            <w:r>
+              <w:rPr>
+                <w:sz w:val="20"/>
+              </w:rPr>
+              <w:t>Stock levels by product</w:t>
+            </w:r>
+          </w:p>
+        </w:tc>
+      </w:tr>
+      <w:tr>
+        <w:tc>
+          <w:tcPr>
+            <w:tcW w:type="dxa" w:w="3600"/>
+            <w:shd w:fill="E8F4FD"/>
+          </w:tcPr>
+          <w:p>
+            <w:r>
+              <w:rPr>
+                <w:sz w:val="20"/>
+              </w:rPr>
+              <w:t>/inventory/stock/alerts</w:t>
+            </w:r>
+          </w:p>
+        </w:tc>
+        <w:tc>
+          <w:tcPr>
+            <w:tcW w:type="dxa" w:w="5760"/>
+            <w:shd w:fill="E8F4FD"/>
+          </w:tcPr>
+          <w:p>
+            <w:r>
+              <w:rPr>
+                <w:sz w:val="20"/>
+              </w:rPr>
+              <w:t>Low stock / out of stock alerts</w:t>
+            </w:r>
+          </w:p>
+        </w:tc>
+      </w:tr>
+      <w:tr>
+        <w:tc>
+          <w:tcPr>
+            <w:tcW w:type="dxa" w:w="3600"/>
+          </w:tcPr>
+          <w:p>
+            <w:r>
+              <w:rPr>
+                <w:sz w:val="20"/>
+              </w:rPr>
+              <w:t>/inventory/stock/adjustments</w:t>
+            </w:r>
+          </w:p>
+        </w:tc>
+        <w:tc>
+          <w:tcPr>
+            <w:tcW w:type="dxa" w:w="5760"/>
+          </w:tcPr>
+          <w:p>
+            <w:r>
+              <w:rPr>
+                <w:sz w:val="20"/>
+              </w:rPr>
+              <w:t>Stock adjustments</w:t>
+            </w:r>
+          </w:p>
+        </w:tc>
+      </w:tr>
+      <w:tr>
+        <w:tc>
+          <w:tcPr>
+            <w:tcW w:type="dxa" w:w="3600"/>
+            <w:shd w:fill="E8F4FD"/>
+          </w:tcPr>
+          <w:p>
+            <w:r>
+              <w:rPr>
+                <w:sz w:val="20"/>
+              </w:rPr>
+              <w:t>/inventory/stock/adjustments/new</w:t>
+            </w:r>
+          </w:p>
+        </w:tc>
+        <w:tc>
+          <w:tcPr>
+            <w:tcW w:type="dxa" w:w="5760"/>
+            <w:shd w:fill="E8F4FD"/>
+          </w:tcPr>
+          <w:p>
+            <w:r>
+              <w:rPr>
+                <w:sz w:val="20"/>
+              </w:rPr>
+              <w:t>Create adjustment</w:t>
+            </w:r>
+          </w:p>
+        </w:tc>
+      </w:tr>
+      <w:tr>
+        <w:tc>
+          <w:tcPr>
+            <w:tcW w:type="dxa" w:w="3600"/>
+          </w:tcPr>
+          <w:p>
+            <w:r>
+              <w:rPr>
+                <w:sz w:val="20"/>
+              </w:rPr>
+              <w:t>/inventory/stock/transfers</w:t>
+            </w:r>
+          </w:p>
+        </w:tc>
+        <w:tc>
+          <w:tcPr>
+            <w:tcW w:type="dxa" w:w="5760"/>
+          </w:tcPr>
+          <w:p>
+            <w:r>
+              <w:rPr>
+                <w:sz w:val="20"/>
+              </w:rPr>
+              <w:t>Stock transfers</w:t>
+            </w:r>
+          </w:p>
+        </w:tc>
+      </w:tr>
+      <w:tr>
+        <w:tc>
+          <w:tcPr>
+            <w:tcW w:type="dxa" w:w="3600"/>
+            <w:shd w:fill="E8F4FD"/>
+          </w:tcPr>
+          <w:p>
+            <w:r>
+              <w:rPr>
+                <w:sz w:val="20"/>
+              </w:rPr>
+              <w:t>/inventory/stock/transfers/new</w:t>
+            </w:r>
+          </w:p>
+        </w:tc>
+        <w:tc>
+          <w:tcPr>
+            <w:tcW w:type="dxa" w:w="5760"/>
+            <w:shd w:fill="E8F4FD"/>
+          </w:tcPr>
+          <w:p>
+            <w:r>
+              <w:rPr>
+                <w:sz w:val="20"/>
+              </w:rPr>
+              <w:t>Create transfer</w:t>
+            </w:r>
+          </w:p>
+        </w:tc>
+      </w:tr>
+      <w:tr>
+        <w:tc>
+          <w:tcPr>
+            <w:tcW w:type="dxa" w:w="3600"/>
+          </w:tcPr>
+          <w:p>
+            <w:r>
+              <w:rPr>
+                <w:sz w:val="20"/>
+              </w:rPr>
+              <w:t>/inventory/stock/takes</w:t>
+            </w:r>
+          </w:p>
+        </w:tc>
+        <w:tc>
+          <w:tcPr>
+            <w:tcW w:type="dxa" w:w="5760"/>
+          </w:tcPr>
+          <w:p>
+            <w:r>
+              <w:rPr>
+                <w:sz w:val="20"/>
+              </w:rPr>
+              <w:t>Stock takes</w:t>
+            </w:r>
+          </w:p>
+        </w:tc>
+      </w:tr>
+      <w:tr>
+        <w:tc>
+          <w:tcPr>
+            <w:tcW w:type="dxa" w:w="3600"/>
+            <w:shd w:fill="E8F4FD"/>
+          </w:tcPr>
+          <w:p>
+            <w:r>
+              <w:rPr>
+                <w:sz w:val="20"/>
+              </w:rPr>
+              <w:t>/inventory/stock/takes/new</w:t>
+            </w:r>
+          </w:p>
+        </w:tc>
+        <w:tc>
+          <w:tcPr>
+            <w:tcW w:type="dxa" w:w="5760"/>
+            <w:shd w:fill="E8F4FD"/>
+          </w:tcPr>
+          <w:p>
+            <w:r>
+              <w:rPr>
+                <w:sz w:val="20"/>
+              </w:rPr>
+              <w:t>Create stock take</w:t>
+            </w:r>
+          </w:p>
+        </w:tc>
+      </w:tr>
+      <w:tr>
+        <w:tc>
+          <w:tcPr>
+            <w:tcW w:type="dxa" w:w="3600"/>
+          </w:tcPr>
+          <w:p>
+            <w:r>
+              <w:rPr>
+                <w:sz w:val="20"/>
+              </w:rPr>
+              <w:t>/inventory/warehouses</w:t>
+            </w:r>
+          </w:p>
+        </w:tc>
+        <w:tc>
+          <w:tcPr>
+            <w:tcW w:type="dxa" w:w="5760"/>
+          </w:tcPr>
+          <w:p>
+            <w:r>
+              <w:rPr>
+                <w:sz w:val="20"/>
+              </w:rPr>
+              <w:t>Warehouses</w:t>
+            </w:r>
+          </w:p>
+        </w:tc>
+      </w:tr>
+      <w:tr>
+        <w:tc>
+          <w:tcPr>
+            <w:tcW w:type="dxa" w:w="3600"/>
+            <w:shd w:fill="E8F4FD"/>
+          </w:tcPr>
+          <w:p>
+            <w:r>
+              <w:rPr>
+                <w:sz w:val="20"/>
+              </w:rPr>
+              <w:t>/inventory/warehouses/:id</w:t>
+            </w:r>
+          </w:p>
+        </w:tc>
+        <w:tc>
+          <w:tcPr>
+            <w:tcW w:type="dxa" w:w="5760"/>
+            <w:shd w:fill="E8F4FD"/>
+          </w:tcPr>
+          <w:p>
+            <w:r>
+              <w:rPr>
+                <w:sz w:val="20"/>
+              </w:rPr>
+              <w:t>Warehouse detail</w:t>
+            </w:r>
+          </w:p>
+        </w:tc>
+      </w:tr>
+      <w:tr>
+        <w:tc>
+          <w:tcPr>
+            <w:tcW w:type="dxa" w:w="3600"/>
+          </w:tcPr>
+          <w:p>
+            <w:r>
+              <w:rPr>
+                <w:sz w:val="20"/>
+              </w:rPr>
+              <w:t>/inventory/suppliers</w:t>
+            </w:r>
+          </w:p>
+        </w:tc>
+        <w:tc>
+          <w:tcPr>
+            <w:tcW w:type="dxa" w:w="5760"/>
+          </w:tcPr>
+          <w:p>
+            <w:r>
+              <w:rPr>
+                <w:sz w:val="20"/>
+              </w:rPr>
+              <w:t>Suppliers</w:t>
+            </w:r>
+          </w:p>
+        </w:tc>
+      </w:tr>
+      <w:tr>
+        <w:tc>
+          <w:tcPr>
+            <w:tcW w:type="dxa" w:w="3600"/>
+            <w:shd w:fill="E8F4FD"/>
+          </w:tcPr>
+          <w:p>
+            <w:r>
+              <w:rPr>
+                <w:sz w:val="20"/>
+              </w:rPr>
+              <w:t>/inventory/purchase-orders</w:t>
+            </w:r>
+          </w:p>
+        </w:tc>
+        <w:tc>
+          <w:tcPr>
+            <w:tcW w:type="dxa" w:w="5760"/>
+            <w:shd w:fill="E8F4FD"/>
+          </w:tcPr>
+          <w:p>
+            <w:r>
+              <w:rPr>
+                <w:sz w:val="20"/>
+              </w:rPr>
+              <w:t>Purchase orders</w:t>
+            </w:r>
+          </w:p>
+        </w:tc>
+      </w:tr>
+      <w:tr>
+        <w:tc>
+          <w:tcPr>
+            <w:tcW w:type="dxa" w:w="3600"/>
+          </w:tcPr>
+          <w:p>
+            <w:r>
+              <w:rPr>
+                <w:sz w:val="20"/>
+              </w:rPr>
+              <w:t>/inventory/purchase-orders/new</w:t>
+            </w:r>
+          </w:p>
+        </w:tc>
+        <w:tc>
+          <w:tcPr>
+            <w:tcW w:type="dxa" w:w="5760"/>
+          </w:tcPr>
+          <w:p>
+            <w:r>
+              <w:rPr>
+                <w:sz w:val="20"/>
+              </w:rPr>
+              <w:t>Create purchase order</w:t>
+            </w:r>
+          </w:p>
+        </w:tc>
+      </w:tr>
+      <w:tr>
+        <w:tc>
+          <w:tcPr>
+            <w:tcW w:type="dxa" w:w="3600"/>
+            <w:shd w:fill="E8F4FD"/>
+          </w:tcPr>
+          <w:p>
+            <w:r>
+              <w:rPr>
+                <w:sz w:val="20"/>
+              </w:rPr>
+              <w:t>/hr/employees</w:t>
+            </w:r>
+          </w:p>
+        </w:tc>
+        <w:tc>
+          <w:tcPr>
+            <w:tcW w:type="dxa" w:w="5760"/>
+            <w:shd w:fill="E8F4FD"/>
+          </w:tcPr>
+          <w:p>
+            <w:r>
+              <w:rPr>
+                <w:sz w:val="20"/>
+              </w:rPr>
+              <w:t>Employee directory</w:t>
+            </w:r>
+          </w:p>
+        </w:tc>
+      </w:tr>
+      <w:tr>
+        <w:tc>
+          <w:tcPr>
+            <w:tcW w:type="dxa" w:w="3600"/>
+          </w:tcPr>
+          <w:p>
+            <w:r>
+              <w:rPr>
+                <w:sz w:val="20"/>
+              </w:rPr>
+              <w:t>/hr/attendance</w:t>
+            </w:r>
+          </w:p>
+        </w:tc>
+        <w:tc>
+          <w:tcPr>
+            <w:tcW w:type="dxa" w:w="5760"/>
+          </w:tcPr>
+          <w:p>
+            <w:r>
+              <w:rPr>
+                <w:sz w:val="20"/>
+              </w:rPr>
+              <w:t>Attendance tracking</w:t>
+            </w:r>
+          </w:p>
+        </w:tc>
+      </w:tr>
+      <w:tr>
+        <w:tc>
+          <w:tcPr>
+            <w:tcW w:type="dxa" w:w="3600"/>
+            <w:shd w:fill="E8F4FD"/>
+          </w:tcPr>
+          <w:p>
+            <w:r>
+              <w:rPr>
+                <w:sz w:val="20"/>
+              </w:rPr>
+              <w:t>/hr/leave</w:t>
+            </w:r>
+          </w:p>
+        </w:tc>
+        <w:tc>
+          <w:tcPr>
+            <w:tcW w:type="dxa" w:w="5760"/>
+            <w:shd w:fill="E8F4FD"/>
+          </w:tcPr>
+          <w:p>
+            <w:r>
+              <w:rPr>
+                <w:sz w:val="20"/>
+              </w:rPr>
+              <w:t>Leave management</w:t>
+            </w:r>
+          </w:p>
+        </w:tc>
+      </w:tr>
+      <w:tr>
+        <w:tc>
+          <w:tcPr>
+            <w:tcW w:type="dxa" w:w="3600"/>
+          </w:tcPr>
+          <w:p>
+            <w:r>
+              <w:rPr>
+                <w:sz w:val="20"/>
+              </w:rPr>
+              <w:t>/projects</w:t>
+            </w:r>
+          </w:p>
+        </w:tc>
+        <w:tc>
+          <w:tcPr>
+            <w:tcW w:type="dxa" w:w="5760"/>
+          </w:tcPr>
+          <w:p>
+            <w:r>
+              <w:rPr>
+                <w:sz w:val="20"/>
+              </w:rPr>
+              <w:t>Project list</w:t>
+            </w:r>
+          </w:p>
+        </w:tc>
+      </w:tr>
+      <w:tr>
+        <w:tc>
+          <w:tcPr>
+            <w:tcW w:type="dxa" w:w="3600"/>
+            <w:shd w:fill="E8F4FD"/>
+          </w:tcPr>
+          <w:p>
+            <w:r>
+              <w:rPr>
+                <w:sz w:val="20"/>
+              </w:rPr>
+              <w:t>/projects/[id]</w:t>
+            </w:r>
+          </w:p>
+        </w:tc>
+        <w:tc>
+          <w:tcPr>
+            <w:tcW w:type="dxa" w:w="5760"/>
+            <w:shd w:fill="E8F4FD"/>
+          </w:tcPr>
+          <w:p>
+            <w:r>
+              <w:rPr>
+                <w:sz w:val="20"/>
+              </w:rPr>
+              <w:t>Project detail (Kanban)</w:t>
+            </w:r>
+          </w:p>
+        </w:tc>
+      </w:tr>
+      <w:tr>
+        <w:tc>
+          <w:tcPr>
+            <w:tcW w:type="dxa" w:w="3600"/>
+          </w:tcPr>
+          <w:p>
+            <w:r>
+              <w:rPr>
+                <w:sz w:val="20"/>
+              </w:rPr>
+              <w:t>/crm/leads</w:t>
+            </w:r>
+          </w:p>
+        </w:tc>
+        <w:tc>
+          <w:tcPr>
+            <w:tcW w:type="dxa" w:w="5760"/>
+          </w:tcPr>
+          <w:p>
+            <w:r>
+              <w:rPr>
+                <w:sz w:val="20"/>
+              </w:rPr>
+              <w:t>Lead pipeline</w:t>
+            </w:r>
+          </w:p>
+        </w:tc>
+      </w:tr>
+      <w:tr>
+        <w:tc>
+          <w:tcPr>
+            <w:tcW w:type="dxa" w:w="3600"/>
+            <w:shd w:fill="E8F4FD"/>
+          </w:tcPr>
+          <w:p>
+            <w:r>
+              <w:rPr>
+                <w:sz w:val="20"/>
+              </w:rPr>
+              <w:t>/crm/contacts</w:t>
+            </w:r>
+          </w:p>
+        </w:tc>
+        <w:tc>
+          <w:tcPr>
+            <w:tcW w:type="dxa" w:w="5760"/>
+            <w:shd w:fill="E8F4FD"/>
+          </w:tcPr>
+          <w:p>
+            <w:r>
+              <w:rPr>
+                <w:sz w:val="20"/>
+              </w:rPr>
+              <w:t>Contact list</w:t>
+            </w:r>
+          </w:p>
+        </w:tc>
+      </w:tr>
+      <w:tr>
+        <w:tc>
+          <w:tcPr>
+            <w:tcW w:type="dxa" w:w="3600"/>
+          </w:tcPr>
+          <w:p>
+            <w:r>
+              <w:rPr>
+                <w:sz w:val="20"/>
+              </w:rPr>
+              <w:t>/crm/deals</w:t>
+            </w:r>
+          </w:p>
+        </w:tc>
+        <w:tc>
+          <w:tcPr>
+            <w:tcW w:type="dxa" w:w="5760"/>
+          </w:tcPr>
+          <w:p>
+            <w:r>
+              <w:rPr>
+                <w:sz w:val="20"/>
+              </w:rPr>
+              <w:t>Deal tracking</w:t>
+            </w:r>
+          </w:p>
+        </w:tc>
+      </w:tr>
+      <w:tr>
+        <w:tc>
+          <w:tcPr>
+            <w:tcW w:type="dxa" w:w="3600"/>
+            <w:shd w:fill="E8F4FD"/>
+          </w:tcPr>
+          <w:p>
+            <w:r>
+              <w:rPr>
+                <w:sz w:val="20"/>
+              </w:rPr>
+              <w:t>/reports</w:t>
+            </w:r>
+          </w:p>
+        </w:tc>
+        <w:tc>
+          <w:tcPr>
+            <w:tcW w:type="dxa" w:w="5760"/>
+            <w:shd w:fill="E8F4FD"/>
+          </w:tcPr>
+          <w:p>
+            <w:r>
+              <w:rPr>
+                <w:sz w:val="20"/>
+              </w:rPr>
+              <w:t>Report center</w:t>
+            </w:r>
+          </w:p>
+        </w:tc>
+      </w:tr>
+      <w:tr>
+        <w:tc>
+          <w:tcPr>
+            <w:tcW w:type="dxa" w:w="3600"/>
+          </w:tcPr>
+          <w:p>
+            <w:r>
+              <w:rPr>
+                <w:sz w:val="20"/>
+              </w:rPr>
+              <w:t>/settings</w:t>
+            </w:r>
+          </w:p>
+        </w:tc>
+        <w:tc>
+          <w:tcPr>
+            <w:tcW w:type="dxa" w:w="5760"/>
           </w:tcPr>
           <w:p>
             <w:r>
@@ -5423,6 +11707,346 @@
               <w:rPr>
                 <w:sz w:val="20"/>
               </w:rPr>
+              <w:t>/api/sales/leads</w:t>
+            </w:r>
+          </w:p>
+        </w:tc>
+        <w:tc>
+          <w:tcPr>
+            <w:tcW w:type="dxa" w:w="1440"/>
+          </w:tcPr>
+          <w:p>
+            <w:r>
+              <w:rPr>
+                <w:sz w:val="20"/>
+              </w:rPr>
+              <w:t>CRUD</w:t>
+            </w:r>
+          </w:p>
+        </w:tc>
+        <w:tc>
+          <w:tcPr>
+            <w:tcW w:type="dxa" w:w="5040"/>
+          </w:tcPr>
+          <w:p>
+            <w:r>
+              <w:rPr>
+                <w:sz w:val="20"/>
+              </w:rPr>
+              <w:t>Lead management</w:t>
+            </w:r>
+          </w:p>
+        </w:tc>
+      </w:tr>
+      <w:tr>
+        <w:tc>
+          <w:tcPr>
+            <w:tcW w:type="dxa" w:w="2880"/>
+            <w:shd w:fill="E8F4FD"/>
+          </w:tcPr>
+          <w:p>
+            <w:r>
+              <w:rPr>
+                <w:sz w:val="20"/>
+              </w:rPr>
+              <w:t>/api/sales/pipeline</w:t>
+            </w:r>
+          </w:p>
+        </w:tc>
+        <w:tc>
+          <w:tcPr>
+            <w:tcW w:type="dxa" w:w="1440"/>
+            <w:shd w:fill="E8F4FD"/>
+          </w:tcPr>
+          <w:p>
+            <w:r>
+              <w:rPr>
+                <w:sz w:val="20"/>
+              </w:rPr>
+              <w:t>GET</w:t>
+            </w:r>
+          </w:p>
+        </w:tc>
+        <w:tc>
+          <w:tcPr>
+            <w:tcW w:type="dxa" w:w="5040"/>
+            <w:shd w:fill="E8F4FD"/>
+          </w:tcPr>
+          <w:p>
+            <w:r>
+              <w:rPr>
+                <w:sz w:val="20"/>
+              </w:rPr>
+              <w:t>Pipeline data</w:t>
+            </w:r>
+          </w:p>
+        </w:tc>
+      </w:tr>
+      <w:tr>
+        <w:tc>
+          <w:tcPr>
+            <w:tcW w:type="dxa" w:w="2880"/>
+          </w:tcPr>
+          <w:p>
+            <w:r>
+              <w:rPr>
+                <w:sz w:val="20"/>
+              </w:rPr>
+              <w:t>/api/sales/quotes</w:t>
+            </w:r>
+          </w:p>
+        </w:tc>
+        <w:tc>
+          <w:tcPr>
+            <w:tcW w:type="dxa" w:w="1440"/>
+          </w:tcPr>
+          <w:p>
+            <w:r>
+              <w:rPr>
+                <w:sz w:val="20"/>
+              </w:rPr>
+              <w:t>CRUD</w:t>
+            </w:r>
+          </w:p>
+        </w:tc>
+        <w:tc>
+          <w:tcPr>
+            <w:tcW w:type="dxa" w:w="5040"/>
+          </w:tcPr>
+          <w:p>
+            <w:r>
+              <w:rPr>
+                <w:sz w:val="20"/>
+              </w:rPr>
+              <w:t>Quote management</w:t>
+            </w:r>
+          </w:p>
+        </w:tc>
+      </w:tr>
+      <w:tr>
+        <w:tc>
+          <w:tcPr>
+            <w:tcW w:type="dxa" w:w="2880"/>
+            <w:shd w:fill="E8F4FD"/>
+          </w:tcPr>
+          <w:p>
+            <w:r>
+              <w:rPr>
+                <w:sz w:val="20"/>
+              </w:rPr>
+              <w:t>/api/sales/orders</w:t>
+            </w:r>
+          </w:p>
+        </w:tc>
+        <w:tc>
+          <w:tcPr>
+            <w:tcW w:type="dxa" w:w="1440"/>
+            <w:shd w:fill="E8F4FD"/>
+          </w:tcPr>
+          <w:p>
+            <w:r>
+              <w:rPr>
+                <w:sz w:val="20"/>
+              </w:rPr>
+              <w:t>CRUD</w:t>
+            </w:r>
+          </w:p>
+        </w:tc>
+        <w:tc>
+          <w:tcPr>
+            <w:tcW w:type="dxa" w:w="5040"/>
+            <w:shd w:fill="E8F4FD"/>
+          </w:tcPr>
+          <w:p>
+            <w:r>
+              <w:rPr>
+                <w:sz w:val="20"/>
+              </w:rPr>
+              <w:t>Sales order management</w:t>
+            </w:r>
+          </w:p>
+        </w:tc>
+      </w:tr>
+      <w:tr>
+        <w:tc>
+          <w:tcPr>
+            <w:tcW w:type="dxa" w:w="2880"/>
+          </w:tcPr>
+          <w:p>
+            <w:r>
+              <w:rPr>
+                <w:sz w:val="20"/>
+              </w:rPr>
+              <w:t>/api/sales/targets</w:t>
+            </w:r>
+          </w:p>
+        </w:tc>
+        <w:tc>
+          <w:tcPr>
+            <w:tcW w:type="dxa" w:w="1440"/>
+          </w:tcPr>
+          <w:p>
+            <w:r>
+              <w:rPr>
+                <w:sz w:val="20"/>
+              </w:rPr>
+              <w:t>CRUD</w:t>
+            </w:r>
+          </w:p>
+        </w:tc>
+        <w:tc>
+          <w:tcPr>
+            <w:tcW w:type="dxa" w:w="5040"/>
+          </w:tcPr>
+          <w:p>
+            <w:r>
+              <w:rPr>
+                <w:sz w:val="20"/>
+              </w:rPr>
+              <w:t>Sales targets</w:t>
+            </w:r>
+          </w:p>
+        </w:tc>
+      </w:tr>
+      <w:tr>
+        <w:tc>
+          <w:tcPr>
+            <w:tcW w:type="dxa" w:w="2880"/>
+            <w:shd w:fill="E8F4FD"/>
+          </w:tcPr>
+          <w:p>
+            <w:r>
+              <w:rPr>
+                <w:sz w:val="20"/>
+              </w:rPr>
+              <w:t>/api/sales/commissions</w:t>
+            </w:r>
+          </w:p>
+        </w:tc>
+        <w:tc>
+          <w:tcPr>
+            <w:tcW w:type="dxa" w:w="1440"/>
+            <w:shd w:fill="E8F4FD"/>
+          </w:tcPr>
+          <w:p>
+            <w:r>
+              <w:rPr>
+                <w:sz w:val="20"/>
+              </w:rPr>
+              <w:t>GET</w:t>
+            </w:r>
+          </w:p>
+        </w:tc>
+        <w:tc>
+          <w:tcPr>
+            <w:tcW w:type="dxa" w:w="5040"/>
+            <w:shd w:fill="E8F4FD"/>
+          </w:tcPr>
+          <w:p>
+            <w:r>
+              <w:rPr>
+                <w:sz w:val="20"/>
+              </w:rPr>
+              <w:t>Commission tracking</w:t>
+            </w:r>
+          </w:p>
+        </w:tc>
+      </w:tr>
+      <w:tr>
+        <w:tc>
+          <w:tcPr>
+            <w:tcW w:type="dxa" w:w="2880"/>
+          </w:tcPr>
+          <w:p>
+            <w:r>
+              <w:rPr>
+                <w:sz w:val="20"/>
+              </w:rPr>
+              <w:t>/api/sales/analytics</w:t>
+            </w:r>
+          </w:p>
+        </w:tc>
+        <w:tc>
+          <w:tcPr>
+            <w:tcW w:type="dxa" w:w="1440"/>
+          </w:tcPr>
+          <w:p>
+            <w:r>
+              <w:rPr>
+                <w:sz w:val="20"/>
+              </w:rPr>
+              <w:t>GET</w:t>
+            </w:r>
+          </w:p>
+        </w:tc>
+        <w:tc>
+          <w:tcPr>
+            <w:tcW w:type="dxa" w:w="5040"/>
+          </w:tcPr>
+          <w:p>
+            <w:r>
+              <w:rPr>
+                <w:sz w:val="20"/>
+              </w:rPr>
+              <w:t>Sales analytics</w:t>
+            </w:r>
+          </w:p>
+        </w:tc>
+      </w:tr>
+      <w:tr>
+        <w:tc>
+          <w:tcPr>
+            <w:tcW w:type="dxa" w:w="2880"/>
+            <w:shd w:fill="E8F4FD"/>
+          </w:tcPr>
+          <w:p>
+            <w:r>
+              <w:rPr>
+                <w:sz w:val="20"/>
+              </w:rPr>
+              <w:t>/api/sales/activities</w:t>
+            </w:r>
+          </w:p>
+        </w:tc>
+        <w:tc>
+          <w:tcPr>
+            <w:tcW w:type="dxa" w:w="1440"/>
+            <w:shd w:fill="E8F4FD"/>
+          </w:tcPr>
+          <w:p>
+            <w:r>
+              <w:rPr>
+                <w:sz w:val="20"/>
+              </w:rPr>
+              <w:t>CRUD</w:t>
+            </w:r>
+          </w:p>
+        </w:tc>
+        <w:tc>
+          <w:tcPr>
+            <w:tcW w:type="dxa" w:w="5040"/>
+            <w:shd w:fill="E8F4FD"/>
+          </w:tcPr>
+          <w:p>
+            <w:r>
+              <w:rPr>
+                <w:sz w:val="20"/>
+              </w:rPr>
+              <w:t>Sales activities</w:t>
+            </w:r>
+          </w:p>
+        </w:tc>
+      </w:tr>
+      <w:tr>
+        <w:tc>
+          <w:tcPr>
+            <w:tcW w:type="dxa" w:w="2880"/>
+          </w:tcPr>
+          <w:p>
+            <w:r>
+              <w:rPr>
+                <w:sz w:val="20"/>
+              </w:rPr>
               <w:t>/api/invoices</w:t>
             </w:r>
           </w:p>
@@ -6099,6 +12723,64 @@
                 <w:sz w:val="20"/>
               </w:rPr>
               <w:t>Max 10MB, allowed: jpg, png, pdf, csv</w:t>
+            </w:r>
+          </w:p>
+        </w:tc>
+      </w:tr>
+      <w:tr>
+        <w:tc>
+          <w:tcPr>
+            <w:tcW w:type="dxa" w:w="2160"/>
+            <w:shd w:fill="E8F4FD"/>
+          </w:tcPr>
+          <w:p>
+            <w:r>
+              <w:rPr>
+                <w:sz w:val="20"/>
+              </w:rPr>
+              <w:t>Quote Amount</w:t>
+            </w:r>
+          </w:p>
+        </w:tc>
+        <w:tc>
+          <w:tcPr>
+            <w:tcW w:type="dxa" w:w="7200"/>
+            <w:shd w:fill="E8F4FD"/>
+          </w:tcPr>
+          <w:p>
+            <w:r>
+              <w:rPr>
+                <w:sz w:val="20"/>
+              </w:rPr>
+              <w:t>Min 0, max 999999999.99</w:t>
+            </w:r>
+          </w:p>
+        </w:tc>
+      </w:tr>
+      <w:tr>
+        <w:tc>
+          <w:tcPr>
+            <w:tcW w:type="dxa" w:w="2160"/>
+          </w:tcPr>
+          <w:p>
+            <w:r>
+              <w:rPr>
+                <w:sz w:val="20"/>
+              </w:rPr>
+              <w:t>Commission Rate</w:t>
+            </w:r>
+          </w:p>
+        </w:tc>
+        <w:tc>
+          <w:tcPr>
+            <w:tcW w:type="dxa" w:w="7200"/>
+          </w:tcPr>
+          <w:p>
+            <w:r>
+              <w:rPr>
+                <w:sz w:val="20"/>
+              </w:rPr>
+              <w:t>0-100%</w:t>
             </w:r>
           </w:p>
         </w:tc>
@@ -6192,6 +12874,38 @@
         <w:pStyle w:val="ListBullet"/>
       </w:pPr>
       <w:r>
+        <w:t>Sales pipeline drag-and-drop works smoothly</w:t>
+      </w:r>
+    </w:p>
+    <w:p>
+      <w:pPr>
+        <w:pStyle w:val="ListBullet"/>
+      </w:pPr>
+      <w:r>
+        <w:t>Quotes can be generated as PDF with company branding</w:t>
+      </w:r>
+    </w:p>
+    <w:p>
+      <w:pPr>
+        <w:pStyle w:val="ListBullet"/>
+      </w:pPr>
+      <w:r>
+        <w:t>Commission calculations are accurate to 2 decimal places</w:t>
+      </w:r>
+    </w:p>
+    <w:p>
+      <w:pPr>
+        <w:pStyle w:val="ListBullet"/>
+      </w:pPr>
+      <w:r>
+        <w:t>Sales targets vs actuals update in real-time</w:t>
+      </w:r>
+    </w:p>
+    <w:p>
+      <w:pPr>
+        <w:pStyle w:val="ListBullet"/>
+      </w:pPr>
+      <w:r>
         <w:t>Accessibility audit passes with no critical violations</w:t>
       </w:r>
     </w:p>
@@ -6239,7 +12953,7 @@
         <w:color w:val="0070C0"/>
         <w:sz w:val="18"/>
       </w:rPr>
-      <w:t>OneGemmy — Frontend SRS v1.0</w:t>
+      <w:t>OneGemmy — Frontend SRS v1.1</w:t>
     </w:r>
   </w:p>
 </w:hdr>
